--- a/Docs/Дис Борзенков/0.Введение/Введение.docx
+++ b/Docs/Дис Борзенков/0.Введение/Введение.docx
@@ -163,7 +163,7 @@
                     </pic:cNvPicPr>
                   </pic:nvPicPr>
                   <pic:blipFill>
-                    <a:blip r:embed="rId5" cstate="print">
+                    <a:blip r:embed="rId6" cstate="print">
                       <a:extLst>
                         <a:ext uri="{28A0092B-C50C-407E-A947-70E740481C1C}">
                           <a14:useLocalDpi xmlns:a14="http://schemas.microsoft.com/office/drawing/2010/main" val="0"/>
@@ -385,10 +385,10 @@
             <v:path o:extrusionok="f" gradientshapeok="t" o:connecttype="rect"/>
             <o:lock v:ext="edit" aspectratio="t"/>
           </v:shapetype>
-          <v:shape id="_x0000_i1027" type="#_x0000_t75" style="width:103.9pt;height:33.95pt" o:ole="">
-            <v:imagedata r:id="rId6" o:title=""/>
+          <v:shape id="_x0000_i1025" type="#_x0000_t75" style="width:103.95pt;height:33.8pt" o:ole="">
+            <v:imagedata r:id="rId7" o:title=""/>
           </v:shape>
-          <o:OLEObject Type="Embed" ProgID="Equation.DSMT4" ShapeID="_x0000_i1027" DrawAspect="Content" ObjectID="_1834515479" r:id="rId7"/>
+          <o:OLEObject Type="Embed" ProgID="Equation.DSMT4" ShapeID="_x0000_i1025" DrawAspect="Content" ObjectID="_1834569525" r:id="rId8"/>
         </w:object>
       </w:r>
     </w:p>
@@ -439,7 +439,6 @@
           <w:rFonts w:ascii="Times New Roman" w:hAnsi="Times New Roman" w:cs="Times New Roman"/>
           <w:sz w:val="28"/>
           <w:szCs w:val="28"/>
-          <w:lang w:val="en-US"/>
         </w:rPr>
         <w:t xml:space="preserve"> – </w:t>
       </w:r>
@@ -482,7 +481,6 @@
           <w:sz w:val="28"/>
           <w:szCs w:val="28"/>
           <w:vertAlign w:val="superscript"/>
-          <w:lang w:val="en-US"/>
         </w:rPr>
         <w:t>0</w:t>
       </w:r>
@@ -491,7 +489,6 @@
           <w:rFonts w:ascii="Times New Roman" w:hAnsi="Times New Roman" w:cs="Times New Roman"/>
           <w:sz w:val="28"/>
           <w:szCs w:val="28"/>
-          <w:lang w:val="en-US"/>
         </w:rPr>
         <w:t xml:space="preserve"> – </w:t>
       </w:r>
@@ -531,7 +528,6 @@
           <w:rFonts w:ascii="Times New Roman" w:hAnsi="Times New Roman" w:cs="Times New Roman"/>
           <w:sz w:val="28"/>
           <w:szCs w:val="28"/>
-          <w:lang w:val="en-US"/>
         </w:rPr>
         <w:t xml:space="preserve"> – </w:t>
       </w:r>
@@ -571,7 +567,6 @@
           <w:rFonts w:ascii="Times New Roman" w:hAnsi="Times New Roman" w:cs="Times New Roman"/>
           <w:sz w:val="28"/>
           <w:szCs w:val="28"/>
-          <w:lang w:val="en-US"/>
         </w:rPr>
         <w:t xml:space="preserve"> </w:t>
       </w:r>
@@ -580,7 +575,6 @@
           <w:rFonts w:ascii="Times New Roman" w:hAnsi="Times New Roman" w:cs="Times New Roman"/>
           <w:sz w:val="28"/>
           <w:szCs w:val="28"/>
-          <w:lang w:val="en-US"/>
         </w:rPr>
         <w:t>–</w:t>
       </w:r>
@@ -589,7 +583,6 @@
           <w:rFonts w:ascii="Times New Roman" w:hAnsi="Times New Roman" w:cs="Times New Roman"/>
           <w:sz w:val="28"/>
           <w:szCs w:val="28"/>
-          <w:lang w:val="en-US"/>
         </w:rPr>
         <w:t xml:space="preserve"> </w:t>
       </w:r>
@@ -629,7 +622,6 @@
           <w:rFonts w:ascii="Times New Roman" w:hAnsi="Times New Roman" w:cs="Times New Roman"/>
           <w:sz w:val="28"/>
           <w:szCs w:val="28"/>
-          <w:lang w:val="en-US"/>
         </w:rPr>
         <w:t xml:space="preserve"> – </w:t>
       </w:r>
@@ -693,7 +685,6 @@
           <w:iCs/>
           <w:sz w:val="28"/>
           <w:szCs w:val="28"/>
-          <w:lang w:val="en-US"/>
         </w:rPr>
         <w:t xml:space="preserve">, </w:t>
       </w:r>
@@ -727,96 +718,95 @@
           <w:rFonts w:ascii="Times New Roman" w:hAnsi="Times New Roman" w:cs="Times New Roman"/>
           <w:sz w:val="28"/>
           <w:szCs w:val="28"/>
+        </w:rPr>
+        <w:t xml:space="preserve"> – </w:t>
+      </w:r>
+      <w:r>
+        <w:rPr>
+          <w:rFonts w:ascii="Times New Roman" w:hAnsi="Times New Roman" w:cs="Times New Roman"/>
+          <w:sz w:val="28"/>
+          <w:szCs w:val="28"/>
+        </w:rPr>
+        <w:t>активности реагентов.</w:t>
+      </w:r>
+    </w:p>
+    <w:p>
+      <w:pPr>
+        <w:spacing w:line="360" w:lineRule="auto"/>
+        <w:ind w:firstLine="709"/>
+        <w:jc w:val="both"/>
+        <w:rPr>
+          <w:rFonts w:ascii="Times New Roman" w:hAnsi="Times New Roman" w:cs="Times New Roman"/>
+          <w:sz w:val="28"/>
+          <w:szCs w:val="28"/>
+        </w:rPr>
+      </w:pPr>
+      <w:r>
+        <w:rPr>
+          <w:rFonts w:ascii="Times New Roman" w:hAnsi="Times New Roman" w:cs="Times New Roman"/>
+          <w:sz w:val="28"/>
+          <w:szCs w:val="28"/>
+        </w:rPr>
+        <w:t>Это выражение следует из второго закона термодинамики и связывает электрический потенциал с химическим потенциалом реагентов</w:t>
+      </w:r>
+      <w:r>
+        <w:rPr>
+          <w:rFonts w:ascii="Times New Roman" w:hAnsi="Times New Roman" w:cs="Times New Roman"/>
+          <w:sz w:val="28"/>
+          <w:szCs w:val="28"/>
+        </w:rPr>
+        <w:t>.</w:t>
+      </w:r>
+    </w:p>
+    <w:p>
+      <w:pPr>
+        <w:spacing w:line="360" w:lineRule="auto"/>
+        <w:ind w:firstLine="709"/>
+        <w:jc w:val="both"/>
+        <w:rPr>
+          <w:rFonts w:ascii="Times New Roman" w:hAnsi="Times New Roman" w:cs="Times New Roman"/>
+          <w:sz w:val="28"/>
+          <w:szCs w:val="28"/>
+        </w:rPr>
+      </w:pPr>
+      <w:r>
+        <w:rPr>
+          <w:rFonts w:ascii="Times New Roman" w:hAnsi="Times New Roman" w:cs="Times New Roman"/>
+          <w:sz w:val="28"/>
+          <w:szCs w:val="28"/>
+        </w:rPr>
+        <w:t>Скорость электрохимических реакций на поверхности электродов описывается уравнением Батлера–</w:t>
+      </w:r>
+      <w:proofErr w:type="spellStart"/>
+      <w:r>
+        <w:rPr>
+          <w:rFonts w:ascii="Times New Roman" w:hAnsi="Times New Roman" w:cs="Times New Roman"/>
+          <w:sz w:val="28"/>
+          <w:szCs w:val="28"/>
+        </w:rPr>
+        <w:t>Фольмера</w:t>
+      </w:r>
+      <w:proofErr w:type="spellEnd"/>
+      <w:r>
+        <w:rPr>
+          <w:rFonts w:ascii="Times New Roman" w:hAnsi="Times New Roman" w:cs="Times New Roman"/>
+          <w:sz w:val="28"/>
+          <w:szCs w:val="28"/>
+        </w:rPr>
+        <w:t>:</w:t>
+      </w:r>
+    </w:p>
+    <w:p>
+      <w:pPr>
+        <w:spacing w:line="360" w:lineRule="auto"/>
+        <w:ind w:firstLine="709"/>
+        <w:jc w:val="both"/>
+        <w:rPr>
+          <w:rFonts w:ascii="Times New Roman" w:hAnsi="Times New Roman" w:cs="Times New Roman"/>
+          <w:sz w:val="28"/>
+          <w:szCs w:val="28"/>
           <w:lang w:val="en-US"/>
         </w:rPr>
-        <w:t xml:space="preserve"> – </w:t>
-      </w:r>
-      <w:r>
-        <w:rPr>
-          <w:rFonts w:ascii="Times New Roman" w:hAnsi="Times New Roman" w:cs="Times New Roman"/>
-          <w:sz w:val="28"/>
-          <w:szCs w:val="28"/>
-        </w:rPr>
-        <w:t>активности реагентов.</w:t>
-      </w:r>
-    </w:p>
-    <w:p>
-      <w:pPr>
-        <w:spacing w:line="360" w:lineRule="auto"/>
-        <w:ind w:firstLine="709"/>
-        <w:jc w:val="both"/>
-        <w:rPr>
-          <w:rFonts w:ascii="Times New Roman" w:hAnsi="Times New Roman" w:cs="Times New Roman"/>
-          <w:sz w:val="28"/>
-          <w:szCs w:val="28"/>
-        </w:rPr>
-      </w:pPr>
-      <w:r>
-        <w:rPr>
-          <w:rFonts w:ascii="Times New Roman" w:hAnsi="Times New Roman" w:cs="Times New Roman"/>
-          <w:sz w:val="28"/>
-          <w:szCs w:val="28"/>
-        </w:rPr>
-        <w:t>Это выражение следует из второго закона термодинамики и связывает электрический потенциал с химическим потенциалом реагентов</w:t>
-      </w:r>
-      <w:r>
-        <w:rPr>
-          <w:rFonts w:ascii="Times New Roman" w:hAnsi="Times New Roman" w:cs="Times New Roman"/>
-          <w:sz w:val="28"/>
-          <w:szCs w:val="28"/>
-        </w:rPr>
-        <w:t>.</w:t>
-      </w:r>
-    </w:p>
-    <w:p>
-      <w:pPr>
-        <w:spacing w:line="360" w:lineRule="auto"/>
-        <w:ind w:firstLine="709"/>
-        <w:jc w:val="both"/>
-        <w:rPr>
-          <w:rFonts w:ascii="Times New Roman" w:hAnsi="Times New Roman" w:cs="Times New Roman"/>
-          <w:sz w:val="28"/>
-          <w:szCs w:val="28"/>
-        </w:rPr>
-      </w:pPr>
-      <w:r>
-        <w:rPr>
-          <w:rFonts w:ascii="Times New Roman" w:hAnsi="Times New Roman" w:cs="Times New Roman"/>
-          <w:sz w:val="28"/>
-          <w:szCs w:val="28"/>
-        </w:rPr>
-        <w:t>Скорость электрохимических реакций на поверхности электродов описывается уравнением Батлера–</w:t>
-      </w:r>
-      <w:proofErr w:type="spellStart"/>
-      <w:r>
-        <w:rPr>
-          <w:rFonts w:ascii="Times New Roman" w:hAnsi="Times New Roman" w:cs="Times New Roman"/>
-          <w:sz w:val="28"/>
-          <w:szCs w:val="28"/>
-        </w:rPr>
-        <w:t>Фольмера</w:t>
-      </w:r>
-      <w:proofErr w:type="spellEnd"/>
-      <w:r>
-        <w:rPr>
-          <w:rFonts w:ascii="Times New Roman" w:hAnsi="Times New Roman" w:cs="Times New Roman"/>
-          <w:sz w:val="28"/>
-          <w:szCs w:val="28"/>
-        </w:rPr>
-        <w:t>:</w:t>
-      </w:r>
-    </w:p>
-    <w:p>
-      <w:pPr>
-        <w:spacing w:line="360" w:lineRule="auto"/>
-        <w:ind w:firstLine="709"/>
-        <w:jc w:val="both"/>
-        <w:rPr>
-          <w:rFonts w:ascii="Times New Roman" w:hAnsi="Times New Roman" w:cs="Times New Roman"/>
-          <w:sz w:val="28"/>
-          <w:szCs w:val="28"/>
-          <w:lang w:val="en-US"/>
-        </w:rPr>
       </w:pPr>
       <w:r>
         <w:rPr>
@@ -826,10 +816,10 @@
           <w:szCs w:val="28"/>
         </w:rPr>
         <w:object w:dxaOrig="3480" w:dyaOrig="720" w14:anchorId="7F742803">
-          <v:shape id="_x0000_i1030" type="#_x0000_t75" style="width:173.9pt;height:36pt" o:ole="">
-            <v:imagedata r:id="rId8" o:title=""/>
+          <v:shape id="_x0000_i1026" type="#_x0000_t75" style="width:174.05pt;height:36.3pt" o:ole="">
+            <v:imagedata r:id="rId9" o:title=""/>
           </v:shape>
-          <o:OLEObject Type="Embed" ProgID="Equation.DSMT4" ShapeID="_x0000_i1030" DrawAspect="Content" ObjectID="_1834515480" r:id="rId9"/>
+          <o:OLEObject Type="Embed" ProgID="Equation.DSMT4" ShapeID="_x0000_i1026" DrawAspect="Content" ObjectID="_1834569526" r:id="rId10"/>
         </w:object>
       </w:r>
     </w:p>
@@ -1008,10 +998,10 @@
           <w:szCs w:val="28"/>
         </w:rPr>
         <w:object w:dxaOrig="960" w:dyaOrig="680" w14:anchorId="4F2308DC">
-          <v:shape id="_x0000_i1033" type="#_x0000_t75" style="width:48.25pt;height:33.95pt" o:ole="">
-            <v:imagedata r:id="rId10" o:title=""/>
+          <v:shape id="_x0000_i1027" type="#_x0000_t75" style="width:48.2pt;height:33.8pt" o:ole="">
+            <v:imagedata r:id="rId11" o:title=""/>
           </v:shape>
-          <o:OLEObject Type="Embed" ProgID="Equation.DSMT4" ShapeID="_x0000_i1033" DrawAspect="Content" ObjectID="_1834515481" r:id="rId11"/>
+          <o:OLEObject Type="Embed" ProgID="Equation.DSMT4" ShapeID="_x0000_i1027" DrawAspect="Content" ObjectID="_1834569527" r:id="rId12"/>
         </w:object>
       </w:r>
     </w:p>
@@ -1024,7 +1014,6 @@
           <w:rFonts w:ascii="Times New Roman" w:hAnsi="Times New Roman" w:cs="Times New Roman"/>
           <w:sz w:val="28"/>
           <w:szCs w:val="28"/>
-          <w:lang w:val="en-US"/>
         </w:rPr>
       </w:pPr>
       <w:r>
@@ -1045,7 +1034,6 @@
           <w:rFonts w:ascii="Times New Roman" w:hAnsi="Times New Roman" w:cs="Times New Roman"/>
           <w:sz w:val="28"/>
           <w:szCs w:val="28"/>
-          <w:lang w:val="en-US"/>
         </w:rPr>
       </w:pPr>
       <w:r>
@@ -1097,10 +1085,10 @@
           <w:lang w:val="en-US"/>
         </w:rPr>
         <w:object w:dxaOrig="1280" w:dyaOrig="660" w14:anchorId="149D3A1E">
-          <v:shape id="_x0000_i1036" type="#_x0000_t75" style="width:63.85pt;height:33.3pt" o:ole="">
-            <v:imagedata r:id="rId12" o:title=""/>
+          <v:shape id="_x0000_i1028" type="#_x0000_t75" style="width:63.85pt;height:33.2pt" o:ole="">
+            <v:imagedata r:id="rId13" o:title=""/>
           </v:shape>
-          <o:OLEObject Type="Embed" ProgID="Equation.DSMT4" ShapeID="_x0000_i1036" DrawAspect="Content" ObjectID="_1834515482" r:id="rId13"/>
+          <o:OLEObject Type="Embed" ProgID="Equation.DSMT4" ShapeID="_x0000_i1028" DrawAspect="Content" ObjectID="_1834569528" r:id="rId14"/>
         </w:object>
       </w:r>
     </w:p>
@@ -1190,6 +1178,7 @@
           <w:rFonts w:ascii="Times New Roman" w:hAnsi="Times New Roman" w:cs="Times New Roman"/>
           <w:sz w:val="28"/>
           <w:szCs w:val="28"/>
+          <w:lang w:val="en-US"/>
         </w:rPr>
       </w:pPr>
       <w:r>
@@ -1200,6 +1189,3771 @@
         </w:rPr>
         <w:t>Диффузионные процессы приводят к появлению характерной частотной зависимости импеданса, известной как импеданс Варбурга.</w:t>
       </w:r>
+    </w:p>
+    <w:p>
+      <w:pPr>
+        <w:spacing w:line="360" w:lineRule="auto"/>
+        <w:ind w:firstLine="709"/>
+        <w:jc w:val="both"/>
+        <w:rPr>
+          <w:rFonts w:ascii="Times New Roman" w:hAnsi="Times New Roman" w:cs="Times New Roman"/>
+          <w:sz w:val="28"/>
+          <w:szCs w:val="28"/>
+        </w:rPr>
+      </w:pPr>
+      <w:r>
+        <w:rPr>
+          <w:rFonts w:ascii="Times New Roman" w:hAnsi="Times New Roman" w:cs="Times New Roman"/>
+          <w:b/>
+          <w:bCs/>
+          <w:sz w:val="28"/>
+          <w:szCs w:val="28"/>
+        </w:rPr>
+        <w:t>Деградация аккумуляторных батарей</w:t>
+      </w:r>
+      <w:r>
+        <w:rPr>
+          <w:rFonts w:ascii="Times New Roman" w:hAnsi="Times New Roman" w:cs="Times New Roman"/>
+          <w:b/>
+          <w:bCs/>
+          <w:sz w:val="28"/>
+          <w:szCs w:val="28"/>
+        </w:rPr>
+        <w:t>.</w:t>
+      </w:r>
+    </w:p>
+    <w:p>
+      <w:pPr>
+        <w:spacing w:line="360" w:lineRule="auto"/>
+        <w:ind w:firstLine="709"/>
+        <w:jc w:val="both"/>
+        <w:rPr>
+          <w:rFonts w:ascii="Times New Roman" w:hAnsi="Times New Roman" w:cs="Times New Roman"/>
+          <w:sz w:val="28"/>
+          <w:szCs w:val="28"/>
+        </w:rPr>
+      </w:pPr>
+      <w:r>
+        <w:rPr>
+          <w:rFonts w:ascii="Times New Roman" w:hAnsi="Times New Roman" w:cs="Times New Roman"/>
+          <w:sz w:val="28"/>
+          <w:szCs w:val="28"/>
+        </w:rPr>
+        <w:t>В процессе эксплуатации аккумуляторные батареи подвергаются деградации. Основными механизмами деградации являются:</w:t>
+      </w:r>
+    </w:p>
+    <w:p>
+      <w:pPr>
+        <w:pStyle w:val="a7"/>
+        <w:numPr>
+          <w:ilvl w:val="0"/>
+          <w:numId w:val="1"/>
+        </w:numPr>
+        <w:spacing w:line="360" w:lineRule="auto"/>
+        <w:ind w:left="0" w:firstLine="709"/>
+        <w:jc w:val="both"/>
+        <w:rPr>
+          <w:rFonts w:ascii="Times New Roman" w:hAnsi="Times New Roman" w:cs="Times New Roman"/>
+          <w:sz w:val="28"/>
+          <w:szCs w:val="28"/>
+          <w:lang w:val="en-US"/>
+        </w:rPr>
+      </w:pPr>
+      <w:r>
+        <w:rPr>
+          <w:rFonts w:ascii="Times New Roman" w:hAnsi="Times New Roman" w:cs="Times New Roman"/>
+          <w:sz w:val="28"/>
+          <w:szCs w:val="28"/>
+        </w:rPr>
+        <w:t>рост</w:t>
+      </w:r>
+      <w:r>
+        <w:rPr>
+          <w:rFonts w:ascii="Times New Roman" w:hAnsi="Times New Roman" w:cs="Times New Roman"/>
+          <w:sz w:val="28"/>
+          <w:szCs w:val="28"/>
+          <w:lang w:val="en-US"/>
+        </w:rPr>
+        <w:t xml:space="preserve"> </w:t>
+      </w:r>
+      <w:proofErr w:type="spellStart"/>
+      <w:r>
+        <w:rPr>
+          <w:rFonts w:ascii="Times New Roman" w:hAnsi="Times New Roman" w:cs="Times New Roman"/>
+          <w:sz w:val="28"/>
+          <w:szCs w:val="28"/>
+        </w:rPr>
+        <w:t>пассивирующего</w:t>
+      </w:r>
+      <w:proofErr w:type="spellEnd"/>
+      <w:r>
+        <w:rPr>
+          <w:rFonts w:ascii="Times New Roman" w:hAnsi="Times New Roman" w:cs="Times New Roman"/>
+          <w:sz w:val="28"/>
+          <w:szCs w:val="28"/>
+          <w:lang w:val="en-US"/>
+        </w:rPr>
+        <w:t xml:space="preserve"> </w:t>
+      </w:r>
+      <w:r>
+        <w:rPr>
+          <w:rFonts w:ascii="Times New Roman" w:hAnsi="Times New Roman" w:cs="Times New Roman"/>
+          <w:sz w:val="28"/>
+          <w:szCs w:val="28"/>
+        </w:rPr>
+        <w:t>слоя</w:t>
+      </w:r>
+      <w:r>
+        <w:rPr>
+          <w:rFonts w:ascii="Times New Roman" w:hAnsi="Times New Roman" w:cs="Times New Roman"/>
+          <w:sz w:val="28"/>
+          <w:szCs w:val="28"/>
+          <w:lang w:val="en-US"/>
+        </w:rPr>
+        <w:t xml:space="preserve"> SEI</w:t>
+      </w:r>
+      <w:r>
+        <w:rPr>
+          <w:rFonts w:ascii="Times New Roman" w:hAnsi="Times New Roman" w:cs="Times New Roman"/>
+          <w:sz w:val="28"/>
+          <w:szCs w:val="28"/>
+          <w:lang w:val="en-US"/>
+        </w:rPr>
+        <w:t xml:space="preserve"> (Solid Electrolyte Interphase)</w:t>
+      </w:r>
+      <w:r>
+        <w:rPr>
+          <w:rFonts w:ascii="Times New Roman" w:hAnsi="Times New Roman" w:cs="Times New Roman"/>
+          <w:sz w:val="28"/>
+          <w:szCs w:val="28"/>
+          <w:lang w:val="en-US"/>
+        </w:rPr>
+        <w:t>;</w:t>
+      </w:r>
+    </w:p>
+    <w:p>
+      <w:pPr>
+        <w:pStyle w:val="a7"/>
+        <w:numPr>
+          <w:ilvl w:val="0"/>
+          <w:numId w:val="1"/>
+        </w:numPr>
+        <w:spacing w:line="360" w:lineRule="auto"/>
+        <w:ind w:left="0" w:firstLine="709"/>
+        <w:jc w:val="both"/>
+        <w:rPr>
+          <w:rFonts w:ascii="Times New Roman" w:hAnsi="Times New Roman" w:cs="Times New Roman"/>
+          <w:sz w:val="28"/>
+          <w:szCs w:val="28"/>
+        </w:rPr>
+      </w:pPr>
+      <w:r>
+        <w:rPr>
+          <w:rFonts w:ascii="Times New Roman" w:hAnsi="Times New Roman" w:cs="Times New Roman"/>
+          <w:sz w:val="28"/>
+          <w:szCs w:val="28"/>
+        </w:rPr>
+        <w:t>потеря активного лития;</w:t>
+      </w:r>
+    </w:p>
+    <w:p>
+      <w:pPr>
+        <w:pStyle w:val="a7"/>
+        <w:numPr>
+          <w:ilvl w:val="0"/>
+          <w:numId w:val="1"/>
+        </w:numPr>
+        <w:spacing w:line="360" w:lineRule="auto"/>
+        <w:ind w:left="0" w:firstLine="709"/>
+        <w:jc w:val="both"/>
+        <w:rPr>
+          <w:rFonts w:ascii="Times New Roman" w:hAnsi="Times New Roman" w:cs="Times New Roman"/>
+          <w:sz w:val="28"/>
+          <w:szCs w:val="28"/>
+        </w:rPr>
+      </w:pPr>
+      <w:r>
+        <w:rPr>
+          <w:rFonts w:ascii="Times New Roman" w:hAnsi="Times New Roman" w:cs="Times New Roman"/>
+          <w:sz w:val="28"/>
+          <w:szCs w:val="28"/>
+        </w:rPr>
+        <w:t>структурные изменения электродных материалов;</w:t>
+      </w:r>
+    </w:p>
+    <w:p>
+      <w:pPr>
+        <w:pStyle w:val="a7"/>
+        <w:numPr>
+          <w:ilvl w:val="0"/>
+          <w:numId w:val="1"/>
+        </w:numPr>
+        <w:spacing w:line="360" w:lineRule="auto"/>
+        <w:ind w:left="0" w:firstLine="709"/>
+        <w:jc w:val="both"/>
+        <w:rPr>
+          <w:rFonts w:ascii="Times New Roman" w:hAnsi="Times New Roman" w:cs="Times New Roman"/>
+          <w:sz w:val="28"/>
+          <w:szCs w:val="28"/>
+          <w:lang w:val="en-US"/>
+        </w:rPr>
+      </w:pPr>
+      <w:r>
+        <w:rPr>
+          <w:rFonts w:ascii="Times New Roman" w:hAnsi="Times New Roman" w:cs="Times New Roman"/>
+          <w:sz w:val="28"/>
+          <w:szCs w:val="28"/>
+        </w:rPr>
+        <w:t>снижение коэффициента диффузии</w:t>
+      </w:r>
+      <w:r>
+        <w:rPr>
+          <w:rFonts w:ascii="Times New Roman" w:hAnsi="Times New Roman" w:cs="Times New Roman"/>
+          <w:sz w:val="28"/>
+          <w:szCs w:val="28"/>
+        </w:rPr>
+        <w:t>.</w:t>
+      </w:r>
+    </w:p>
+    <w:p>
+      <w:pPr>
+        <w:spacing w:line="360" w:lineRule="auto"/>
+        <w:ind w:firstLine="709"/>
+        <w:jc w:val="both"/>
+        <w:rPr>
+          <w:rFonts w:ascii="Times New Roman" w:hAnsi="Times New Roman" w:cs="Times New Roman"/>
+          <w:sz w:val="28"/>
+          <w:szCs w:val="28"/>
+        </w:rPr>
+      </w:pPr>
+      <w:r>
+        <w:rPr>
+          <w:rFonts w:ascii="Times New Roman" w:hAnsi="Times New Roman" w:cs="Times New Roman"/>
+          <w:sz w:val="28"/>
+          <w:szCs w:val="28"/>
+        </w:rPr>
+        <w:t>Типичная зависимость ёмкости батареи от числа циклов показана на рисунке ниже.</w:t>
+      </w:r>
+    </w:p>
+    <w:p>
+      <w:pPr>
+        <w:spacing w:line="360" w:lineRule="auto"/>
+        <w:ind w:firstLine="709"/>
+        <w:jc w:val="both"/>
+        <w:rPr>
+          <w:rFonts w:ascii="Times New Roman" w:hAnsi="Times New Roman" w:cs="Times New Roman"/>
+          <w:sz w:val="28"/>
+          <w:szCs w:val="28"/>
+        </w:rPr>
+      </w:pPr>
+      <w:r>
+        <w:rPr>
+          <w:noProof/>
+        </w:rPr>
+        <w:lastRenderedPageBreak/>
+        <w:drawing>
+          <wp:inline distT="0" distB="0" distL="0" distR="0" wp14:anchorId="2AE3BECB" wp14:editId="01DBE633">
+            <wp:extent cx="5231765" cy="4150360"/>
+            <wp:effectExtent l="0" t="0" r="6985" b="2540"/>
+            <wp:docPr id="636224433" name="Рисунок 1"/>
+            <wp:cNvGraphicFramePr>
+              <a:graphicFrameLocks xmlns:a="http://schemas.openxmlformats.org/drawingml/2006/main" noChangeAspect="1"/>
+            </wp:cNvGraphicFramePr>
+            <a:graphic xmlns:a="http://schemas.openxmlformats.org/drawingml/2006/main">
+              <a:graphicData uri="http://schemas.openxmlformats.org/drawingml/2006/picture">
+                <pic:pic xmlns:pic="http://schemas.openxmlformats.org/drawingml/2006/picture">
+                  <pic:nvPicPr>
+                    <pic:cNvPr id="0" name="Picture 5"/>
+                    <pic:cNvPicPr>
+                      <a:picLocks noChangeAspect="1" noChangeArrowheads="1"/>
+                    </pic:cNvPicPr>
+                  </pic:nvPicPr>
+                  <pic:blipFill>
+                    <a:blip r:embed="rId15" cstate="print">
+                      <a:extLst>
+                        <a:ext uri="{28A0092B-C50C-407E-A947-70E740481C1C}">
+                          <a14:useLocalDpi xmlns:a14="http://schemas.microsoft.com/office/drawing/2010/main" val="0"/>
+                        </a:ext>
+                      </a:extLst>
+                    </a:blip>
+                    <a:srcRect/>
+                    <a:stretch>
+                      <a:fillRect/>
+                    </a:stretch>
+                  </pic:blipFill>
+                  <pic:spPr bwMode="auto">
+                    <a:xfrm>
+                      <a:off x="0" y="0"/>
+                      <a:ext cx="5231765" cy="4150360"/>
+                    </a:xfrm>
+                    <a:prstGeom prst="rect">
+                      <a:avLst/>
+                    </a:prstGeom>
+                    <a:noFill/>
+                    <a:ln>
+                      <a:noFill/>
+                    </a:ln>
+                  </pic:spPr>
+                </pic:pic>
+              </a:graphicData>
+            </a:graphic>
+          </wp:inline>
+        </w:drawing>
+      </w:r>
+    </w:p>
+    <w:p>
+      <w:pPr>
+        <w:spacing w:line="360" w:lineRule="auto"/>
+        <w:ind w:firstLine="709"/>
+        <w:jc w:val="both"/>
+        <w:rPr>
+          <w:rFonts w:ascii="Times New Roman" w:hAnsi="Times New Roman" w:cs="Times New Roman"/>
+          <w:sz w:val="28"/>
+          <w:szCs w:val="28"/>
+        </w:rPr>
+      </w:pPr>
+      <w:r>
+        <w:rPr>
+          <w:rFonts w:ascii="Times New Roman" w:hAnsi="Times New Roman" w:cs="Times New Roman"/>
+          <w:sz w:val="28"/>
+          <w:szCs w:val="28"/>
+        </w:rPr>
+        <w:t xml:space="preserve">Рисунок 2 — </w:t>
+      </w:r>
+      <w:r>
+        <w:rPr>
+          <w:rFonts w:ascii="Times New Roman" w:hAnsi="Times New Roman" w:cs="Times New Roman"/>
+          <w:sz w:val="28"/>
+          <w:szCs w:val="28"/>
+        </w:rPr>
+        <w:t xml:space="preserve">Типичная зависимость ёмкости литий-ионной батареи от числа циклов заряд разряд. Нелинейный характер деградации обусловлен ростом </w:t>
+      </w:r>
+      <w:proofErr w:type="spellStart"/>
+      <w:r>
+        <w:rPr>
+          <w:rFonts w:ascii="Times New Roman" w:hAnsi="Times New Roman" w:cs="Times New Roman"/>
+          <w:sz w:val="28"/>
+          <w:szCs w:val="28"/>
+        </w:rPr>
+        <w:t>пассивирующего</w:t>
+      </w:r>
+      <w:proofErr w:type="spellEnd"/>
+      <w:r>
+        <w:rPr>
+          <w:rFonts w:ascii="Times New Roman" w:hAnsi="Times New Roman" w:cs="Times New Roman"/>
+          <w:sz w:val="28"/>
+          <w:szCs w:val="28"/>
+        </w:rPr>
+        <w:t xml:space="preserve"> слоя SEI и деградацией активных материалов электродов</w:t>
+      </w:r>
+    </w:p>
+    <w:p>
+      <w:pPr>
+        <w:spacing w:line="360" w:lineRule="auto"/>
+        <w:ind w:firstLine="709"/>
+        <w:jc w:val="both"/>
+        <w:rPr>
+          <w:rFonts w:ascii="Times New Roman" w:hAnsi="Times New Roman" w:cs="Times New Roman"/>
+          <w:sz w:val="28"/>
+          <w:szCs w:val="28"/>
+        </w:rPr>
+      </w:pPr>
+      <w:r>
+        <w:rPr>
+          <w:rFonts w:ascii="Times New Roman" w:hAnsi="Times New Roman" w:cs="Times New Roman"/>
+          <w:sz w:val="28"/>
+          <w:szCs w:val="28"/>
+        </w:rPr>
+        <w:t>Как видно из рисунка, деградация имеет нелинейный характер. На ранних стадиях деградация происходит медленно и определяется диффузионным ростом SEI-слоя. На поздних стадиях скорость деградации возрастает вследствие разрушения активного материала электродов.</w:t>
+      </w:r>
+    </w:p>
+    <w:p>
+      <w:pPr>
+        <w:spacing w:line="360" w:lineRule="auto"/>
+        <w:ind w:firstLine="709"/>
+        <w:jc w:val="center"/>
+        <w:rPr>
+          <w:rFonts w:ascii="Times New Roman" w:hAnsi="Times New Roman" w:cs="Times New Roman"/>
+          <w:b/>
+          <w:bCs/>
+          <w:sz w:val="28"/>
+          <w:szCs w:val="28"/>
+        </w:rPr>
+      </w:pPr>
+      <w:r>
+        <w:rPr>
+          <w:rFonts w:ascii="Times New Roman" w:hAnsi="Times New Roman" w:cs="Times New Roman"/>
+          <w:b/>
+          <w:bCs/>
+          <w:sz w:val="28"/>
+          <w:szCs w:val="28"/>
+        </w:rPr>
+        <w:t>Импедансная диагностика аккумуляторов</w:t>
+      </w:r>
+    </w:p>
+    <w:p>
+      <w:pPr>
+        <w:spacing w:line="360" w:lineRule="auto"/>
+        <w:ind w:firstLine="709"/>
+        <w:jc w:val="both"/>
+        <w:rPr>
+          <w:rFonts w:ascii="Times New Roman" w:hAnsi="Times New Roman" w:cs="Times New Roman"/>
+          <w:sz w:val="28"/>
+          <w:szCs w:val="28"/>
+        </w:rPr>
+      </w:pPr>
+      <w:r>
+        <w:rPr>
+          <w:rFonts w:ascii="Times New Roman" w:hAnsi="Times New Roman" w:cs="Times New Roman"/>
+          <w:sz w:val="28"/>
+          <w:szCs w:val="28"/>
+        </w:rPr>
+        <w:t xml:space="preserve">Одним из наиболее информативных методов диагностики состояния аккумуляторов является электрохимическая импедансная спектроскопия </w:t>
+      </w:r>
+      <w:r>
+        <w:rPr>
+          <w:rFonts w:ascii="Times New Roman" w:hAnsi="Times New Roman" w:cs="Times New Roman"/>
+          <w:sz w:val="28"/>
+          <w:szCs w:val="28"/>
+          <w:lang w:val="en-US"/>
+        </w:rPr>
+        <w:t>EIS</w:t>
+      </w:r>
+      <w:r>
+        <w:rPr>
+          <w:rFonts w:ascii="Times New Roman" w:hAnsi="Times New Roman" w:cs="Times New Roman"/>
+          <w:sz w:val="28"/>
+          <w:szCs w:val="28"/>
+        </w:rPr>
+        <w:t xml:space="preserve"> </w:t>
+      </w:r>
+      <w:r>
+        <w:rPr>
+          <w:rFonts w:ascii="Times New Roman" w:hAnsi="Times New Roman" w:cs="Times New Roman"/>
+          <w:sz w:val="28"/>
+          <w:szCs w:val="28"/>
+        </w:rPr>
+        <w:t>(</w:t>
+      </w:r>
+      <w:proofErr w:type="spellStart"/>
+      <w:r>
+        <w:rPr>
+          <w:rFonts w:ascii="Times New Roman" w:hAnsi="Times New Roman" w:cs="Times New Roman"/>
+          <w:sz w:val="28"/>
+          <w:szCs w:val="28"/>
+        </w:rPr>
+        <w:t>Electrochemical</w:t>
+      </w:r>
+      <w:proofErr w:type="spellEnd"/>
+      <w:r>
+        <w:rPr>
+          <w:rFonts w:ascii="Times New Roman" w:hAnsi="Times New Roman" w:cs="Times New Roman"/>
+          <w:sz w:val="28"/>
+          <w:szCs w:val="28"/>
+        </w:rPr>
+        <w:t xml:space="preserve"> </w:t>
+      </w:r>
+      <w:proofErr w:type="spellStart"/>
+      <w:r>
+        <w:rPr>
+          <w:rFonts w:ascii="Times New Roman" w:hAnsi="Times New Roman" w:cs="Times New Roman"/>
+          <w:sz w:val="28"/>
+          <w:szCs w:val="28"/>
+        </w:rPr>
+        <w:t>Impedance</w:t>
+      </w:r>
+      <w:proofErr w:type="spellEnd"/>
+      <w:r>
+        <w:rPr>
+          <w:rFonts w:ascii="Times New Roman" w:hAnsi="Times New Roman" w:cs="Times New Roman"/>
+          <w:sz w:val="28"/>
+          <w:szCs w:val="28"/>
+        </w:rPr>
+        <w:t xml:space="preserve"> </w:t>
+      </w:r>
+      <w:proofErr w:type="spellStart"/>
+      <w:r>
+        <w:rPr>
+          <w:rFonts w:ascii="Times New Roman" w:hAnsi="Times New Roman" w:cs="Times New Roman"/>
+          <w:sz w:val="28"/>
+          <w:szCs w:val="28"/>
+        </w:rPr>
+        <w:t>Spectroscopy</w:t>
+      </w:r>
+      <w:proofErr w:type="spellEnd"/>
+      <w:r>
+        <w:rPr>
+          <w:rFonts w:ascii="Times New Roman" w:hAnsi="Times New Roman" w:cs="Times New Roman"/>
+          <w:sz w:val="28"/>
+          <w:szCs w:val="28"/>
+        </w:rPr>
+        <w:t>).</w:t>
+      </w:r>
+    </w:p>
+    <w:p>
+      <w:pPr>
+        <w:spacing w:line="360" w:lineRule="auto"/>
+        <w:ind w:firstLine="709"/>
+        <w:jc w:val="both"/>
+        <w:rPr>
+          <w:rFonts w:ascii="Times New Roman" w:hAnsi="Times New Roman" w:cs="Times New Roman"/>
+          <w:sz w:val="28"/>
+          <w:szCs w:val="28"/>
+        </w:rPr>
+      </w:pPr>
+      <w:r>
+        <w:rPr>
+          <w:rFonts w:ascii="Times New Roman" w:hAnsi="Times New Roman" w:cs="Times New Roman"/>
+          <w:sz w:val="28"/>
+          <w:szCs w:val="28"/>
+        </w:rPr>
+        <w:t>Метод основан на анализе отклика системы на гармоническое воздействие.</w:t>
+      </w:r>
+    </w:p>
+    <w:p>
+      <w:pPr>
+        <w:spacing w:line="360" w:lineRule="auto"/>
+        <w:ind w:firstLine="709"/>
+        <w:jc w:val="both"/>
+        <w:rPr>
+          <w:rFonts w:ascii="Times New Roman" w:hAnsi="Times New Roman" w:cs="Times New Roman"/>
+          <w:sz w:val="28"/>
+          <w:szCs w:val="28"/>
+        </w:rPr>
+      </w:pPr>
+      <w:r>
+        <w:rPr>
+          <w:rFonts w:ascii="Times New Roman" w:hAnsi="Times New Roman" w:cs="Times New Roman"/>
+          <w:sz w:val="28"/>
+          <w:szCs w:val="28"/>
+        </w:rPr>
+        <w:t xml:space="preserve">Если </w:t>
+      </w:r>
+      <w:r>
+        <w:rPr>
+          <w:rFonts w:ascii="Times New Roman" w:hAnsi="Times New Roman" w:cs="Times New Roman"/>
+          <w:sz w:val="28"/>
+          <w:szCs w:val="28"/>
+        </w:rPr>
+        <w:t>напряжение</w:t>
+      </w:r>
+      <w:r>
+        <w:rPr>
+          <w:rFonts w:ascii="Times New Roman" w:hAnsi="Times New Roman" w:cs="Times New Roman"/>
+          <w:sz w:val="28"/>
+          <w:szCs w:val="28"/>
+        </w:rPr>
+        <w:t xml:space="preserve"> имеет вид</w:t>
+      </w:r>
+      <w:r>
+        <w:rPr>
+          <w:rFonts w:ascii="Times New Roman" w:hAnsi="Times New Roman" w:cs="Times New Roman"/>
+          <w:sz w:val="28"/>
+          <w:szCs w:val="28"/>
+        </w:rPr>
+        <w:t>:</w:t>
+      </w:r>
+    </w:p>
+    <w:p>
+      <w:pPr>
+        <w:spacing w:line="360" w:lineRule="auto"/>
+        <w:ind w:firstLine="709"/>
+        <w:jc w:val="both"/>
+        <w:rPr>
+          <w:rFonts w:ascii="Times New Roman" w:hAnsi="Times New Roman" w:cs="Times New Roman"/>
+          <w:sz w:val="28"/>
+          <w:szCs w:val="28"/>
+          <w:lang w:val="en-US"/>
+        </w:rPr>
+      </w:pPr>
+      <w:r>
+        <w:rPr>
+          <w:rFonts w:ascii="Times New Roman" w:hAnsi="Times New Roman" w:cs="Times New Roman"/>
+          <w:position w:val="-12"/>
+          <w:sz w:val="28"/>
+          <w:szCs w:val="28"/>
+        </w:rPr>
+        <w:object w:dxaOrig="1719" w:dyaOrig="360" w14:anchorId="4528CF21">
+          <v:shape id="_x0000_i1045" type="#_x0000_t75" style="width:85.75pt;height:18.15pt" o:ole="">
+            <v:imagedata r:id="rId16" o:title=""/>
+          </v:shape>
+          <o:OLEObject Type="Embed" ProgID="Equation.DSMT4" ShapeID="_x0000_i1045" DrawAspect="Content" ObjectID="_1834569529" r:id="rId17"/>
+        </w:object>
+      </w:r>
+    </w:p>
+    <w:p>
+      <w:pPr>
+        <w:spacing w:line="360" w:lineRule="auto"/>
+        <w:ind w:firstLine="709"/>
+        <w:jc w:val="both"/>
+        <w:rPr>
+          <w:rFonts w:ascii="Times New Roman" w:hAnsi="Times New Roman" w:cs="Times New Roman"/>
+          <w:sz w:val="28"/>
+          <w:szCs w:val="28"/>
+        </w:rPr>
+      </w:pPr>
+      <w:r>
+        <w:rPr>
+          <w:rFonts w:ascii="Times New Roman" w:hAnsi="Times New Roman" w:cs="Times New Roman"/>
+          <w:sz w:val="28"/>
+          <w:szCs w:val="28"/>
+        </w:rPr>
+        <w:lastRenderedPageBreak/>
+        <w:t>то напряжение можно представить как</w:t>
+      </w:r>
+      <w:r>
+        <w:rPr>
+          <w:rFonts w:ascii="Times New Roman" w:hAnsi="Times New Roman" w:cs="Times New Roman"/>
+          <w:sz w:val="28"/>
+          <w:szCs w:val="28"/>
+        </w:rPr>
+        <w:t>:</w:t>
+      </w:r>
+    </w:p>
+    <w:p>
+      <w:pPr>
+        <w:spacing w:line="360" w:lineRule="auto"/>
+        <w:ind w:firstLine="709"/>
+        <w:jc w:val="both"/>
+        <w:rPr>
+          <w:rFonts w:ascii="Times New Roman" w:hAnsi="Times New Roman" w:cs="Times New Roman"/>
+          <w:sz w:val="28"/>
+          <w:szCs w:val="28"/>
+          <w:lang w:val="en-US"/>
+        </w:rPr>
+      </w:pPr>
+      <w:r>
+        <w:rPr>
+          <w:rFonts w:ascii="Times New Roman" w:hAnsi="Times New Roman" w:cs="Times New Roman"/>
+          <w:position w:val="-12"/>
+          <w:sz w:val="28"/>
+          <w:szCs w:val="28"/>
+        </w:rPr>
+        <w:object w:dxaOrig="1939" w:dyaOrig="360" w14:anchorId="61DDD768">
+          <v:shape id="_x0000_i1047" type="#_x0000_t75" style="width:97.05pt;height:18.15pt" o:ole="">
+            <v:imagedata r:id="rId18" o:title=""/>
+          </v:shape>
+          <o:OLEObject Type="Embed" ProgID="Equation.DSMT4" ShapeID="_x0000_i1047" DrawAspect="Content" ObjectID="_1834569530" r:id="rId19"/>
+        </w:object>
+      </w:r>
+    </w:p>
+    <w:p>
+      <w:pPr>
+        <w:spacing w:line="360" w:lineRule="auto"/>
+        <w:ind w:firstLine="709"/>
+        <w:jc w:val="both"/>
+        <w:rPr>
+          <w:rFonts w:ascii="Times New Roman" w:hAnsi="Times New Roman" w:cs="Times New Roman"/>
+          <w:sz w:val="28"/>
+          <w:szCs w:val="28"/>
+        </w:rPr>
+      </w:pPr>
+      <w:r>
+        <w:rPr>
+          <w:rFonts w:ascii="Times New Roman" w:hAnsi="Times New Roman" w:cs="Times New Roman"/>
+          <w:sz w:val="28"/>
+          <w:szCs w:val="28"/>
+        </w:rPr>
+        <w:t>Комплексный импеданс определяется как</w:t>
+      </w:r>
+      <w:r>
+        <w:rPr>
+          <w:rFonts w:ascii="Times New Roman" w:hAnsi="Times New Roman" w:cs="Times New Roman"/>
+          <w:sz w:val="28"/>
+          <w:szCs w:val="28"/>
+        </w:rPr>
+        <w:t>:</w:t>
+      </w:r>
+    </w:p>
+    <w:p>
+      <w:pPr>
+        <w:spacing w:line="360" w:lineRule="auto"/>
+        <w:ind w:firstLine="709"/>
+        <w:jc w:val="both"/>
+        <w:rPr>
+          <w:rFonts w:ascii="Times New Roman" w:hAnsi="Times New Roman" w:cs="Times New Roman"/>
+          <w:sz w:val="28"/>
+          <w:szCs w:val="28"/>
+          <w:lang w:val="en-US"/>
+        </w:rPr>
+      </w:pPr>
+      <w:r>
+        <w:rPr>
+          <w:rFonts w:ascii="Times New Roman" w:hAnsi="Times New Roman" w:cs="Times New Roman"/>
+          <w:position w:val="-28"/>
+          <w:sz w:val="28"/>
+          <w:szCs w:val="28"/>
+        </w:rPr>
+        <w:object w:dxaOrig="1359" w:dyaOrig="660" w14:anchorId="1C08A14C">
+          <v:shape id="_x0000_i1052" type="#_x0000_t75" style="width:68.25pt;height:33.2pt" o:ole="">
+            <v:imagedata r:id="rId20" o:title=""/>
+          </v:shape>
+          <o:OLEObject Type="Embed" ProgID="Equation.DSMT4" ShapeID="_x0000_i1052" DrawAspect="Content" ObjectID="_1834569531" r:id="rId21"/>
+        </w:object>
+      </w:r>
+    </w:p>
+    <w:p>
+      <w:pPr>
+        <w:spacing w:line="360" w:lineRule="auto"/>
+        <w:ind w:firstLine="709"/>
+        <w:jc w:val="both"/>
+        <w:rPr>
+          <w:rFonts w:ascii="Times New Roman" w:hAnsi="Times New Roman" w:cs="Times New Roman"/>
+          <w:sz w:val="28"/>
+          <w:szCs w:val="28"/>
+          <w:lang w:val="en-US"/>
+        </w:rPr>
+      </w:pPr>
+      <w:r>
+        <w:rPr>
+          <w:rFonts w:ascii="Times New Roman" w:hAnsi="Times New Roman" w:cs="Times New Roman"/>
+          <w:sz w:val="28"/>
+          <w:szCs w:val="28"/>
+        </w:rPr>
+        <w:t xml:space="preserve">Импеданс электрохимической системы может быть описан эквивалентной схемой </w:t>
+      </w:r>
+      <w:proofErr w:type="spellStart"/>
+      <w:r>
+        <w:rPr>
+          <w:rFonts w:ascii="Times New Roman" w:hAnsi="Times New Roman" w:cs="Times New Roman"/>
+          <w:sz w:val="28"/>
+          <w:szCs w:val="28"/>
+        </w:rPr>
+        <w:t>Рэндлса</w:t>
+      </w:r>
+      <w:proofErr w:type="spellEnd"/>
+      <w:r>
+        <w:rPr>
+          <w:rFonts w:ascii="Times New Roman" w:hAnsi="Times New Roman" w:cs="Times New Roman"/>
+          <w:sz w:val="28"/>
+          <w:szCs w:val="28"/>
+        </w:rPr>
+        <w:t>:</w:t>
+      </w:r>
+    </w:p>
+    <w:p>
+      <w:pPr>
+        <w:spacing w:line="360" w:lineRule="auto"/>
+        <w:ind w:firstLine="709"/>
+        <w:jc w:val="both"/>
+        <w:rPr>
+          <w:rFonts w:ascii="Times New Roman" w:hAnsi="Times New Roman" w:cs="Times New Roman"/>
+          <w:sz w:val="28"/>
+          <w:szCs w:val="28"/>
+          <w:lang w:val="en-US"/>
+        </w:rPr>
+      </w:pPr>
+      <w:r>
+        <w:rPr>
+          <w:rFonts w:ascii="Times New Roman" w:hAnsi="Times New Roman" w:cs="Times New Roman"/>
+          <w:position w:val="-32"/>
+          <w:sz w:val="28"/>
+          <w:szCs w:val="28"/>
+          <w:lang w:val="en-US"/>
+        </w:rPr>
+        <w:object w:dxaOrig="3200" w:dyaOrig="700" w14:anchorId="178FFB39">
+          <v:shape id="_x0000_i1055" type="#_x0000_t75" style="width:160.3pt;height:35.05pt" o:ole="">
+            <v:imagedata r:id="rId22" o:title=""/>
+          </v:shape>
+          <o:OLEObject Type="Embed" ProgID="Equation.DSMT4" ShapeID="_x0000_i1055" DrawAspect="Content" ObjectID="_1834569532" r:id="rId23"/>
+        </w:object>
+      </w:r>
+    </w:p>
+    <w:p>
+      <w:pPr>
+        <w:spacing w:line="360" w:lineRule="auto"/>
+        <w:ind w:firstLine="709"/>
+        <w:jc w:val="both"/>
+        <w:rPr>
+          <w:rFonts w:ascii="Times New Roman" w:hAnsi="Times New Roman" w:cs="Times New Roman"/>
+          <w:b/>
+          <w:bCs/>
+          <w:sz w:val="28"/>
+          <w:szCs w:val="28"/>
+          <w:lang w:val="en-US"/>
+        </w:rPr>
+      </w:pPr>
+      <w:r>
+        <w:rPr>
+          <w:rFonts w:ascii="Times New Roman" w:hAnsi="Times New Roman" w:cs="Times New Roman"/>
+          <w:b/>
+          <w:bCs/>
+          <w:sz w:val="28"/>
+          <w:szCs w:val="28"/>
+        </w:rPr>
+        <w:t>Диаграмма Найквиста</w:t>
+      </w:r>
+    </w:p>
+    <w:p>
+      <w:pPr>
+        <w:spacing w:line="360" w:lineRule="auto"/>
+        <w:ind w:firstLine="709"/>
+        <w:jc w:val="both"/>
+        <w:rPr>
+          <w:rFonts w:ascii="Times New Roman" w:hAnsi="Times New Roman" w:cs="Times New Roman"/>
+          <w:sz w:val="28"/>
+          <w:szCs w:val="28"/>
+          <w:lang w:val="en-US"/>
+        </w:rPr>
+      </w:pPr>
+      <w:r>
+        <w:rPr>
+          <w:rFonts w:ascii="Times New Roman" w:hAnsi="Times New Roman" w:cs="Times New Roman"/>
+          <w:sz w:val="28"/>
+          <w:szCs w:val="28"/>
+        </w:rPr>
+        <w:t>Результаты измерения импеданса обычно представляются в виде диаграммы Найквиста.</w:t>
+      </w:r>
+    </w:p>
+    <w:p>
+      <w:pPr>
+        <w:spacing w:line="360" w:lineRule="auto"/>
+        <w:ind w:firstLine="709"/>
+        <w:jc w:val="both"/>
+        <w:rPr>
+          <w:rFonts w:ascii="Times New Roman" w:hAnsi="Times New Roman" w:cs="Times New Roman"/>
+          <w:sz w:val="28"/>
+          <w:szCs w:val="28"/>
+          <w:lang w:val="en-US"/>
+        </w:rPr>
+      </w:pPr>
+      <w:r>
+        <w:rPr>
+          <w:noProof/>
+        </w:rPr>
+        <w:drawing>
+          <wp:inline distT="0" distB="0" distL="0" distR="0" wp14:anchorId="4E9854DC" wp14:editId="6E97A94B">
+            <wp:extent cx="5184140" cy="4150360"/>
+            <wp:effectExtent l="0" t="0" r="0" b="2540"/>
+            <wp:docPr id="1116933587" name="Рисунок 2"/>
+            <wp:cNvGraphicFramePr>
+              <a:graphicFrameLocks xmlns:a="http://schemas.openxmlformats.org/drawingml/2006/main" noChangeAspect="1"/>
+            </wp:cNvGraphicFramePr>
+            <a:graphic xmlns:a="http://schemas.openxmlformats.org/drawingml/2006/main">
+              <a:graphicData uri="http://schemas.openxmlformats.org/drawingml/2006/picture">
+                <pic:pic xmlns:pic="http://schemas.openxmlformats.org/drawingml/2006/picture">
+                  <pic:nvPicPr>
+                    <pic:cNvPr id="0" name="Picture 32"/>
+                    <pic:cNvPicPr>
+                      <a:picLocks noChangeAspect="1" noChangeArrowheads="1"/>
+                    </pic:cNvPicPr>
+                  </pic:nvPicPr>
+                  <pic:blipFill>
+                    <a:blip r:embed="rId24" cstate="print">
+                      <a:extLst>
+                        <a:ext uri="{28A0092B-C50C-407E-A947-70E740481C1C}">
+                          <a14:useLocalDpi xmlns:a14="http://schemas.microsoft.com/office/drawing/2010/main" val="0"/>
+                        </a:ext>
+                      </a:extLst>
+                    </a:blip>
+                    <a:srcRect/>
+                    <a:stretch>
+                      <a:fillRect/>
+                    </a:stretch>
+                  </pic:blipFill>
+                  <pic:spPr bwMode="auto">
+                    <a:xfrm>
+                      <a:off x="0" y="0"/>
+                      <a:ext cx="5184140" cy="4150360"/>
+                    </a:xfrm>
+                    <a:prstGeom prst="rect">
+                      <a:avLst/>
+                    </a:prstGeom>
+                    <a:noFill/>
+                    <a:ln>
+                      <a:noFill/>
+                    </a:ln>
+                  </pic:spPr>
+                </pic:pic>
+              </a:graphicData>
+            </a:graphic>
+          </wp:inline>
+        </w:drawing>
+      </w:r>
+    </w:p>
+    <w:p>
+      <w:pPr>
+        <w:spacing w:line="360" w:lineRule="auto"/>
+        <w:ind w:firstLine="709"/>
+        <w:jc w:val="both"/>
+        <w:rPr>
+          <w:rFonts w:ascii="Times New Roman" w:hAnsi="Times New Roman" w:cs="Times New Roman"/>
+          <w:sz w:val="28"/>
+          <w:szCs w:val="28"/>
+          <w:lang w:val="en-US"/>
+        </w:rPr>
+      </w:pPr>
+      <w:r>
+        <w:rPr>
+          <w:rFonts w:ascii="Times New Roman" w:hAnsi="Times New Roman" w:cs="Times New Roman"/>
+          <w:sz w:val="28"/>
+          <w:szCs w:val="28"/>
+        </w:rPr>
+        <w:lastRenderedPageBreak/>
+        <w:t>Рисунок 3 — Типичная диаграмма Найквиста тяговой литий-ионной батареи. Полукруг соответствует сопротивлению переноса заряда, а наклонная часть связана с диффузионным импедансом Варбурга</w:t>
+      </w:r>
+    </w:p>
+    <w:p>
+      <w:pPr>
+        <w:spacing w:line="360" w:lineRule="auto"/>
+        <w:ind w:firstLine="709"/>
+        <w:jc w:val="both"/>
+        <w:rPr>
+          <w:rFonts w:ascii="Times New Roman" w:hAnsi="Times New Roman" w:cs="Times New Roman"/>
+          <w:sz w:val="28"/>
+          <w:szCs w:val="28"/>
+          <w:lang w:val="en-US"/>
+        </w:rPr>
+      </w:pPr>
+      <w:r>
+        <w:rPr>
+          <w:rFonts w:ascii="Times New Roman" w:hAnsi="Times New Roman" w:cs="Times New Roman"/>
+          <w:sz w:val="28"/>
+          <w:szCs w:val="28"/>
+        </w:rPr>
+        <w:t>Диаметр полукруга на диаграмме Найквиста пропорционален сопротивлению переноса заряда</w:t>
+      </w:r>
+      <w:r>
+        <w:rPr>
+          <w:rFonts w:ascii="Times New Roman" w:hAnsi="Times New Roman" w:cs="Times New Roman"/>
+          <w:sz w:val="28"/>
+          <w:szCs w:val="28"/>
+        </w:rPr>
+        <w:t xml:space="preserve"> </w:t>
+      </w:r>
+      <w:proofErr w:type="spellStart"/>
+      <w:r>
+        <w:rPr>
+          <w:rFonts w:ascii="Times New Roman" w:hAnsi="Times New Roman" w:cs="Times New Roman"/>
+          <w:i/>
+          <w:iCs/>
+          <w:sz w:val="28"/>
+          <w:szCs w:val="28"/>
+          <w:lang w:val="en-US"/>
+        </w:rPr>
+        <w:t>R</w:t>
+      </w:r>
+      <w:r>
+        <w:rPr>
+          <w:rFonts w:ascii="Times New Roman" w:hAnsi="Times New Roman" w:cs="Times New Roman"/>
+          <w:i/>
+          <w:iCs/>
+          <w:sz w:val="28"/>
+          <w:szCs w:val="28"/>
+          <w:vertAlign w:val="subscript"/>
+          <w:lang w:val="en-US"/>
+        </w:rPr>
+        <w:t>ct</w:t>
+      </w:r>
+      <w:proofErr w:type="spellEnd"/>
+      <w:r>
+        <w:rPr>
+          <w:rFonts w:ascii="Times New Roman" w:hAnsi="Times New Roman" w:cs="Times New Roman"/>
+          <w:sz w:val="28"/>
+          <w:szCs w:val="28"/>
+        </w:rPr>
+        <w:t>. Рост этого параметра является одним из наиболее чувствительных индикаторов деградации аккумулятора.</w:t>
+      </w:r>
+    </w:p>
+    <w:p>
+      <w:pPr>
+        <w:spacing w:line="360" w:lineRule="auto"/>
+        <w:ind w:firstLine="709"/>
+        <w:jc w:val="both"/>
+        <w:rPr>
+          <w:rFonts w:ascii="Times New Roman" w:hAnsi="Times New Roman" w:cs="Times New Roman"/>
+          <w:b/>
+          <w:bCs/>
+          <w:sz w:val="28"/>
+          <w:szCs w:val="28"/>
+          <w:lang w:val="en-US"/>
+        </w:rPr>
+      </w:pPr>
+      <w:r>
+        <w:rPr>
+          <w:rFonts w:ascii="Times New Roman" w:hAnsi="Times New Roman" w:cs="Times New Roman"/>
+          <w:b/>
+          <w:bCs/>
+          <w:sz w:val="28"/>
+          <w:szCs w:val="28"/>
+        </w:rPr>
+        <w:t>Показатели состояния аккумулятора</w:t>
+      </w:r>
+    </w:p>
+    <w:p>
+      <w:pPr>
+        <w:spacing w:line="360" w:lineRule="auto"/>
+        <w:ind w:firstLine="709"/>
+        <w:jc w:val="both"/>
+        <w:rPr>
+          <w:rFonts w:ascii="Times New Roman" w:hAnsi="Times New Roman" w:cs="Times New Roman"/>
+          <w:sz w:val="28"/>
+          <w:szCs w:val="28"/>
+          <w:lang w:val="en-US"/>
+        </w:rPr>
+      </w:pPr>
+      <w:r>
+        <w:rPr>
+          <w:rFonts w:ascii="Times New Roman" w:hAnsi="Times New Roman" w:cs="Times New Roman"/>
+          <w:sz w:val="28"/>
+          <w:szCs w:val="28"/>
+        </w:rPr>
+        <w:t>Для оценки состояния аккумуляторных батарей используются несколько ключевых параметров.</w:t>
+      </w:r>
+    </w:p>
+    <w:p>
+      <w:pPr>
+        <w:spacing w:line="360" w:lineRule="auto"/>
+        <w:ind w:firstLine="709"/>
+        <w:jc w:val="both"/>
+        <w:rPr>
+          <w:rFonts w:ascii="Times New Roman" w:hAnsi="Times New Roman" w:cs="Times New Roman"/>
+          <w:sz w:val="28"/>
+          <w:szCs w:val="28"/>
+        </w:rPr>
+      </w:pPr>
+      <w:r>
+        <w:rPr>
+          <w:rFonts w:ascii="Times New Roman" w:hAnsi="Times New Roman" w:cs="Times New Roman"/>
+          <w:sz w:val="28"/>
+          <w:szCs w:val="28"/>
+        </w:rPr>
+        <w:t xml:space="preserve">Основными показателями </w:t>
+      </w:r>
+      <w:r>
+        <w:rPr>
+          <w:rFonts w:ascii="Times New Roman" w:hAnsi="Times New Roman" w:cs="Times New Roman"/>
+          <w:sz w:val="28"/>
+          <w:szCs w:val="28"/>
+        </w:rPr>
+        <w:t xml:space="preserve">состояния </w:t>
+      </w:r>
+      <w:r>
+        <w:rPr>
+          <w:rFonts w:ascii="Times New Roman" w:hAnsi="Times New Roman" w:cs="Times New Roman"/>
+          <w:sz w:val="28"/>
+          <w:szCs w:val="28"/>
+        </w:rPr>
+        <w:t>батареи</w:t>
+      </w:r>
+      <w:r>
+        <w:rPr>
+          <w:rFonts w:ascii="Times New Roman" w:hAnsi="Times New Roman" w:cs="Times New Roman"/>
+          <w:sz w:val="28"/>
+          <w:szCs w:val="28"/>
+        </w:rPr>
+        <w:t xml:space="preserve"> </w:t>
+      </w:r>
+      <w:r>
+        <w:rPr>
+          <w:rFonts w:ascii="Times New Roman" w:hAnsi="Times New Roman" w:cs="Times New Roman"/>
+          <w:sz w:val="28"/>
+          <w:szCs w:val="28"/>
+        </w:rPr>
+        <w:t>являются</w:t>
+      </w:r>
+      <w:r>
+        <w:rPr>
+          <w:rFonts w:ascii="Times New Roman" w:hAnsi="Times New Roman" w:cs="Times New Roman"/>
+          <w:sz w:val="28"/>
+          <w:szCs w:val="28"/>
+        </w:rPr>
+        <w:t>:</w:t>
+      </w:r>
+    </w:p>
+    <w:p>
+      <w:pPr>
+        <w:pStyle w:val="a7"/>
+        <w:numPr>
+          <w:ilvl w:val="0"/>
+          <w:numId w:val="2"/>
+        </w:numPr>
+        <w:spacing w:line="360" w:lineRule="auto"/>
+        <w:ind w:left="0" w:firstLine="709"/>
+        <w:jc w:val="both"/>
+        <w:rPr>
+          <w:rFonts w:ascii="Times New Roman" w:hAnsi="Times New Roman" w:cs="Times New Roman"/>
+          <w:sz w:val="28"/>
+          <w:szCs w:val="28"/>
+        </w:rPr>
+      </w:pPr>
+      <w:r>
+        <w:rPr>
+          <w:rFonts w:ascii="Times New Roman" w:hAnsi="Times New Roman" w:cs="Times New Roman"/>
+          <w:sz w:val="28"/>
+          <w:szCs w:val="28"/>
+          <w:lang w:val="en-US"/>
+        </w:rPr>
+        <w:t xml:space="preserve">SOC – </w:t>
+      </w:r>
+      <w:r>
+        <w:rPr>
+          <w:rFonts w:ascii="Times New Roman" w:hAnsi="Times New Roman" w:cs="Times New Roman"/>
+          <w:sz w:val="28"/>
+          <w:szCs w:val="28"/>
+        </w:rPr>
+        <w:t>состояние заряда;</w:t>
+      </w:r>
+    </w:p>
+    <w:p>
+      <w:pPr>
+        <w:pStyle w:val="a7"/>
+        <w:numPr>
+          <w:ilvl w:val="0"/>
+          <w:numId w:val="2"/>
+        </w:numPr>
+        <w:spacing w:line="360" w:lineRule="auto"/>
+        <w:ind w:left="0" w:firstLine="709"/>
+        <w:jc w:val="both"/>
+        <w:rPr>
+          <w:rFonts w:ascii="Times New Roman" w:hAnsi="Times New Roman" w:cs="Times New Roman"/>
+          <w:sz w:val="28"/>
+          <w:szCs w:val="28"/>
+        </w:rPr>
+      </w:pPr>
+      <w:r>
+        <w:rPr>
+          <w:rFonts w:ascii="Times New Roman" w:hAnsi="Times New Roman" w:cs="Times New Roman"/>
+          <w:sz w:val="28"/>
+          <w:szCs w:val="28"/>
+          <w:lang w:val="en-US"/>
+        </w:rPr>
+        <w:t>SOH</w:t>
+      </w:r>
+      <w:r>
+        <w:rPr>
+          <w:rFonts w:ascii="Times New Roman" w:hAnsi="Times New Roman" w:cs="Times New Roman"/>
+          <w:sz w:val="28"/>
+          <w:szCs w:val="28"/>
+        </w:rPr>
+        <w:t xml:space="preserve"> – состояние здоровья;</w:t>
+      </w:r>
+    </w:p>
+    <w:p>
+      <w:pPr>
+        <w:pStyle w:val="a7"/>
+        <w:numPr>
+          <w:ilvl w:val="0"/>
+          <w:numId w:val="2"/>
+        </w:numPr>
+        <w:spacing w:line="360" w:lineRule="auto"/>
+        <w:ind w:left="0" w:firstLine="709"/>
+        <w:jc w:val="both"/>
+        <w:rPr>
+          <w:rFonts w:ascii="Times New Roman" w:hAnsi="Times New Roman" w:cs="Times New Roman"/>
+          <w:sz w:val="28"/>
+          <w:szCs w:val="28"/>
+        </w:rPr>
+      </w:pPr>
+      <w:r>
+        <w:rPr>
+          <w:rFonts w:ascii="Times New Roman" w:hAnsi="Times New Roman" w:cs="Times New Roman"/>
+          <w:sz w:val="28"/>
+          <w:szCs w:val="28"/>
+          <w:lang w:val="en-US"/>
+        </w:rPr>
+        <w:t>RUL</w:t>
+      </w:r>
+      <w:r>
+        <w:rPr>
+          <w:rFonts w:ascii="Times New Roman" w:hAnsi="Times New Roman" w:cs="Times New Roman"/>
+          <w:sz w:val="28"/>
+          <w:szCs w:val="28"/>
+        </w:rPr>
+        <w:t xml:space="preserve"> – остаточный ресурс.</w:t>
+      </w:r>
+    </w:p>
+    <w:p>
+      <w:pPr>
+        <w:spacing w:line="360" w:lineRule="auto"/>
+        <w:ind w:firstLine="709"/>
+        <w:jc w:val="both"/>
+        <w:rPr>
+          <w:rFonts w:ascii="Times New Roman" w:hAnsi="Times New Roman" w:cs="Times New Roman"/>
+          <w:sz w:val="28"/>
+          <w:szCs w:val="28"/>
+        </w:rPr>
+      </w:pPr>
+      <w:r>
+        <w:rPr>
+          <w:rFonts w:ascii="Times New Roman" w:hAnsi="Times New Roman" w:cs="Times New Roman"/>
+          <w:sz w:val="28"/>
+          <w:szCs w:val="28"/>
+        </w:rPr>
+        <w:t>Связь между этими параметрами показана на рисунке ниже</w:t>
+      </w:r>
+      <w:r>
+        <w:rPr>
+          <w:rFonts w:ascii="Times New Roman" w:hAnsi="Times New Roman" w:cs="Times New Roman"/>
+          <w:sz w:val="28"/>
+          <w:szCs w:val="28"/>
+        </w:rPr>
+        <w:t>.</w:t>
+      </w:r>
+    </w:p>
+    <w:p>
+      <w:pPr>
+        <w:spacing w:line="360" w:lineRule="auto"/>
+        <w:ind w:firstLine="709"/>
+        <w:jc w:val="both"/>
+        <w:rPr>
+          <w:rFonts w:ascii="Times New Roman" w:hAnsi="Times New Roman" w:cs="Times New Roman"/>
+          <w:sz w:val="28"/>
+          <w:szCs w:val="28"/>
+        </w:rPr>
+      </w:pPr>
+      <w:r>
+        <w:rPr>
+          <w:noProof/>
+        </w:rPr>
+        <w:drawing>
+          <wp:inline distT="0" distB="0" distL="0" distR="0" wp14:anchorId="0327D39C" wp14:editId="7C5BE81B">
+            <wp:extent cx="5224145" cy="4150360"/>
+            <wp:effectExtent l="0" t="0" r="0" b="2540"/>
+            <wp:docPr id="1806739803" name="Рисунок 3"/>
+            <wp:cNvGraphicFramePr>
+              <a:graphicFrameLocks xmlns:a="http://schemas.openxmlformats.org/drawingml/2006/main" noChangeAspect="1"/>
+            </wp:cNvGraphicFramePr>
+            <a:graphic xmlns:a="http://schemas.openxmlformats.org/drawingml/2006/main">
+              <a:graphicData uri="http://schemas.openxmlformats.org/drawingml/2006/picture">
+                <pic:pic xmlns:pic="http://schemas.openxmlformats.org/drawingml/2006/picture">
+                  <pic:nvPicPr>
+                    <pic:cNvPr id="0" name="Picture 38"/>
+                    <pic:cNvPicPr>
+                      <a:picLocks noChangeAspect="1" noChangeArrowheads="1"/>
+                    </pic:cNvPicPr>
+                  </pic:nvPicPr>
+                  <pic:blipFill>
+                    <a:blip r:embed="rId25" cstate="print">
+                      <a:extLst>
+                        <a:ext uri="{28A0092B-C50C-407E-A947-70E740481C1C}">
+                          <a14:useLocalDpi xmlns:a14="http://schemas.microsoft.com/office/drawing/2010/main" val="0"/>
+                        </a:ext>
+                      </a:extLst>
+                    </a:blip>
+                    <a:srcRect/>
+                    <a:stretch>
+                      <a:fillRect/>
+                    </a:stretch>
+                  </pic:blipFill>
+                  <pic:spPr bwMode="auto">
+                    <a:xfrm>
+                      <a:off x="0" y="0"/>
+                      <a:ext cx="5224145" cy="4150360"/>
+                    </a:xfrm>
+                    <a:prstGeom prst="rect">
+                      <a:avLst/>
+                    </a:prstGeom>
+                    <a:noFill/>
+                    <a:ln>
+                      <a:noFill/>
+                    </a:ln>
+                  </pic:spPr>
+                </pic:pic>
+              </a:graphicData>
+            </a:graphic>
+          </wp:inline>
+        </w:drawing>
+      </w:r>
+    </w:p>
+    <w:p>
+      <w:pPr>
+        <w:spacing w:line="360" w:lineRule="auto"/>
+        <w:ind w:firstLine="709"/>
+        <w:jc w:val="both"/>
+        <w:rPr>
+          <w:rFonts w:ascii="Times New Roman" w:hAnsi="Times New Roman" w:cs="Times New Roman"/>
+          <w:sz w:val="28"/>
+          <w:szCs w:val="28"/>
+        </w:rPr>
+      </w:pPr>
+      <w:r>
+        <w:rPr>
+          <w:rFonts w:ascii="Times New Roman" w:hAnsi="Times New Roman" w:cs="Times New Roman"/>
+          <w:sz w:val="28"/>
+          <w:szCs w:val="28"/>
+        </w:rPr>
+        <w:lastRenderedPageBreak/>
+        <w:t>Рисунок 4 — Концептуальная взаимосвязь показателей состояния аккумуляторной батареи: состояния заряда (SOC), состояния здоровья (SOH) и остаточного ресурса (RUL).</w:t>
+      </w:r>
+    </w:p>
+    <w:p>
+      <w:pPr>
+        <w:spacing w:line="360" w:lineRule="auto"/>
+        <w:ind w:firstLine="709"/>
+        <w:jc w:val="both"/>
+        <w:rPr>
+          <w:rFonts w:ascii="Times New Roman" w:hAnsi="Times New Roman" w:cs="Times New Roman"/>
+          <w:sz w:val="28"/>
+          <w:szCs w:val="28"/>
+        </w:rPr>
+      </w:pPr>
+      <w:r>
+        <w:rPr>
+          <w:rFonts w:ascii="Times New Roman" w:hAnsi="Times New Roman" w:cs="Times New Roman"/>
+          <w:sz w:val="28"/>
+          <w:szCs w:val="28"/>
+        </w:rPr>
+        <w:t>SOC отражает текущий уровень заряда батареи. SOH характеризует степень деградации батареи. RUL показывает ожидаемое количество циклов до достижения предельного состояния</w:t>
+      </w:r>
+    </w:p>
+    <w:p>
+      <w:pPr>
+        <w:spacing w:line="360" w:lineRule="auto"/>
+        <w:ind w:firstLine="709"/>
+        <w:jc w:val="both"/>
+        <w:rPr>
+          <w:rFonts w:ascii="Times New Roman" w:hAnsi="Times New Roman" w:cs="Times New Roman"/>
+          <w:sz w:val="28"/>
+          <w:szCs w:val="28"/>
+        </w:rPr>
+      </w:pPr>
+      <w:r>
+        <w:rPr>
+          <w:rFonts w:ascii="Times New Roman" w:hAnsi="Times New Roman" w:cs="Times New Roman"/>
+          <w:b/>
+          <w:bCs/>
+          <w:sz w:val="28"/>
+          <w:szCs w:val="28"/>
+        </w:rPr>
+        <w:t>Научная дискуссия и обзор литературы</w:t>
+      </w:r>
+    </w:p>
+    <w:p>
+      <w:pPr>
+        <w:spacing w:line="360" w:lineRule="auto"/>
+        <w:ind w:firstLine="709"/>
+        <w:jc w:val="both"/>
+        <w:rPr>
+          <w:rFonts w:ascii="Times New Roman" w:hAnsi="Times New Roman" w:cs="Times New Roman"/>
+          <w:sz w:val="28"/>
+          <w:szCs w:val="28"/>
+        </w:rPr>
+      </w:pPr>
+      <w:r>
+        <w:rPr>
+          <w:rFonts w:ascii="Times New Roman" w:hAnsi="Times New Roman" w:cs="Times New Roman"/>
+          <w:sz w:val="28"/>
+          <w:szCs w:val="28"/>
+        </w:rPr>
+        <w:t xml:space="preserve">Исследования аккумуляторных систем активно развиваются в течение последних двух десятилетий. В работах </w:t>
+      </w:r>
+      <w:proofErr w:type="spellStart"/>
+      <w:r>
+        <w:rPr>
+          <w:rFonts w:ascii="Times New Roman" w:hAnsi="Times New Roman" w:cs="Times New Roman"/>
+          <w:sz w:val="28"/>
+          <w:szCs w:val="28"/>
+        </w:rPr>
+        <w:t>Tarascon</w:t>
+      </w:r>
+      <w:proofErr w:type="spellEnd"/>
+      <w:r>
+        <w:rPr>
+          <w:rFonts w:ascii="Times New Roman" w:hAnsi="Times New Roman" w:cs="Times New Roman"/>
+          <w:sz w:val="28"/>
+          <w:szCs w:val="28"/>
+        </w:rPr>
+        <w:t xml:space="preserve"> и </w:t>
+      </w:r>
+      <w:proofErr w:type="spellStart"/>
+      <w:r>
+        <w:rPr>
+          <w:rFonts w:ascii="Times New Roman" w:hAnsi="Times New Roman" w:cs="Times New Roman"/>
+          <w:sz w:val="28"/>
+          <w:szCs w:val="28"/>
+        </w:rPr>
+        <w:t>Armand</w:t>
+      </w:r>
+      <w:proofErr w:type="spellEnd"/>
+      <w:r>
+        <w:rPr>
+          <w:rFonts w:ascii="Times New Roman" w:hAnsi="Times New Roman" w:cs="Times New Roman"/>
+          <w:sz w:val="28"/>
+          <w:szCs w:val="28"/>
+        </w:rPr>
+        <w:t xml:space="preserve"> показано, что развитие литий-ионных технологий стало ключевым фактором перехода к электрическому транспорту.</w:t>
+      </w:r>
+    </w:p>
+    <w:p>
+      <w:pPr>
+        <w:spacing w:line="360" w:lineRule="auto"/>
+        <w:ind w:firstLine="709"/>
+        <w:jc w:val="both"/>
+        <w:rPr>
+          <w:rFonts w:ascii="Times New Roman" w:hAnsi="Times New Roman" w:cs="Times New Roman"/>
+          <w:sz w:val="28"/>
+          <w:szCs w:val="28"/>
+        </w:rPr>
+      </w:pPr>
+      <w:r>
+        <w:rPr>
+          <w:rFonts w:ascii="Times New Roman" w:hAnsi="Times New Roman" w:cs="Times New Roman"/>
+          <w:sz w:val="28"/>
+          <w:szCs w:val="28"/>
+        </w:rPr>
+        <w:t xml:space="preserve">Фундаментальные основы электрохимического моделирования изложены в работах </w:t>
+      </w:r>
+      <w:proofErr w:type="spellStart"/>
+      <w:r>
+        <w:rPr>
+          <w:rFonts w:ascii="Times New Roman" w:hAnsi="Times New Roman" w:cs="Times New Roman"/>
+          <w:sz w:val="28"/>
+          <w:szCs w:val="28"/>
+        </w:rPr>
+        <w:t>Newman</w:t>
+      </w:r>
+      <w:proofErr w:type="spellEnd"/>
+      <w:r>
+        <w:rPr>
+          <w:rFonts w:ascii="Times New Roman" w:hAnsi="Times New Roman" w:cs="Times New Roman"/>
+          <w:sz w:val="28"/>
+          <w:szCs w:val="28"/>
+        </w:rPr>
+        <w:t xml:space="preserve">, </w:t>
+      </w:r>
+      <w:proofErr w:type="spellStart"/>
+      <w:r>
+        <w:rPr>
+          <w:rFonts w:ascii="Times New Roman" w:hAnsi="Times New Roman" w:cs="Times New Roman"/>
+          <w:sz w:val="28"/>
+          <w:szCs w:val="28"/>
+        </w:rPr>
+        <w:t>Bard</w:t>
+      </w:r>
+      <w:proofErr w:type="spellEnd"/>
+      <w:r>
+        <w:rPr>
+          <w:rFonts w:ascii="Times New Roman" w:hAnsi="Times New Roman" w:cs="Times New Roman"/>
+          <w:sz w:val="28"/>
+          <w:szCs w:val="28"/>
+        </w:rPr>
+        <w:t xml:space="preserve"> и </w:t>
+      </w:r>
+      <w:proofErr w:type="spellStart"/>
+      <w:r>
+        <w:rPr>
+          <w:rFonts w:ascii="Times New Roman" w:hAnsi="Times New Roman" w:cs="Times New Roman"/>
+          <w:sz w:val="28"/>
+          <w:szCs w:val="28"/>
+        </w:rPr>
+        <w:t>Faulkner</w:t>
+      </w:r>
+      <w:proofErr w:type="spellEnd"/>
+      <w:r>
+        <w:rPr>
+          <w:rFonts w:ascii="Times New Roman" w:hAnsi="Times New Roman" w:cs="Times New Roman"/>
+          <w:sz w:val="28"/>
+          <w:szCs w:val="28"/>
+        </w:rPr>
+        <w:t>. Эти исследования формируют теоретическую основу анализа электрохимических систем.</w:t>
+      </w:r>
+    </w:p>
+    <w:p>
+      <w:pPr>
+        <w:spacing w:line="360" w:lineRule="auto"/>
+        <w:ind w:firstLine="709"/>
+        <w:jc w:val="both"/>
+        <w:rPr>
+          <w:rFonts w:ascii="Times New Roman" w:hAnsi="Times New Roman" w:cs="Times New Roman"/>
+          <w:sz w:val="28"/>
+          <w:szCs w:val="28"/>
+        </w:rPr>
+      </w:pPr>
+      <w:proofErr w:type="spellStart"/>
+      <w:r>
+        <w:rPr>
+          <w:rFonts w:ascii="Times New Roman" w:hAnsi="Times New Roman" w:cs="Times New Roman"/>
+          <w:sz w:val="28"/>
+          <w:szCs w:val="28"/>
+        </w:rPr>
+        <w:t>Vetter</w:t>
+      </w:r>
+      <w:proofErr w:type="spellEnd"/>
+      <w:r>
+        <w:rPr>
+          <w:rFonts w:ascii="Times New Roman" w:hAnsi="Times New Roman" w:cs="Times New Roman"/>
+          <w:sz w:val="28"/>
+          <w:szCs w:val="28"/>
+        </w:rPr>
+        <w:t xml:space="preserve"> и соавторы выполнили детальный анализ механизмов деградации литий-ионных аккумуляторов и выделили несколько типов старения.</w:t>
+      </w:r>
+    </w:p>
+    <w:p>
+      <w:pPr>
+        <w:spacing w:line="360" w:lineRule="auto"/>
+        <w:ind w:firstLine="709"/>
+        <w:jc w:val="both"/>
+        <w:rPr>
+          <w:rFonts w:ascii="Times New Roman" w:hAnsi="Times New Roman" w:cs="Times New Roman"/>
+          <w:sz w:val="28"/>
+          <w:szCs w:val="28"/>
+        </w:rPr>
+      </w:pPr>
+      <w:proofErr w:type="spellStart"/>
+      <w:r>
+        <w:rPr>
+          <w:rFonts w:ascii="Times New Roman" w:hAnsi="Times New Roman" w:cs="Times New Roman"/>
+          <w:sz w:val="28"/>
+          <w:szCs w:val="28"/>
+        </w:rPr>
+        <w:t>Ecker</w:t>
+      </w:r>
+      <w:proofErr w:type="spellEnd"/>
+      <w:r>
+        <w:rPr>
+          <w:rFonts w:ascii="Times New Roman" w:hAnsi="Times New Roman" w:cs="Times New Roman"/>
+          <w:sz w:val="28"/>
+          <w:szCs w:val="28"/>
+        </w:rPr>
+        <w:t xml:space="preserve"> и соавторы показали, что рост внутреннего сопротивления является одним из наиболее информативных индикаторов деградации аккумуляторных систем.</w:t>
+      </w:r>
+    </w:p>
+    <w:p>
+      <w:pPr>
+        <w:spacing w:line="360" w:lineRule="auto"/>
+        <w:ind w:firstLine="709"/>
+        <w:jc w:val="both"/>
+        <w:rPr>
+          <w:rFonts w:ascii="Times New Roman" w:hAnsi="Times New Roman" w:cs="Times New Roman"/>
+          <w:sz w:val="28"/>
+          <w:szCs w:val="28"/>
+        </w:rPr>
+      </w:pPr>
+      <w:proofErr w:type="spellStart"/>
+      <w:r>
+        <w:rPr>
+          <w:rFonts w:ascii="Times New Roman" w:hAnsi="Times New Roman" w:cs="Times New Roman"/>
+          <w:sz w:val="28"/>
+          <w:szCs w:val="28"/>
+        </w:rPr>
+        <w:t>Waag</w:t>
+      </w:r>
+      <w:proofErr w:type="spellEnd"/>
+      <w:r>
+        <w:rPr>
+          <w:rFonts w:ascii="Times New Roman" w:hAnsi="Times New Roman" w:cs="Times New Roman"/>
+          <w:sz w:val="28"/>
+          <w:szCs w:val="28"/>
+        </w:rPr>
+        <w:t xml:space="preserve"> и соавторы рассмотрели методы диагностики аккумуляторов на основе анализа напряжения и тока.</w:t>
+      </w:r>
+    </w:p>
+    <w:p>
+      <w:pPr>
+        <w:spacing w:line="360" w:lineRule="auto"/>
+        <w:ind w:firstLine="709"/>
+        <w:jc w:val="both"/>
+        <w:rPr>
+          <w:rFonts w:ascii="Times New Roman" w:hAnsi="Times New Roman" w:cs="Times New Roman"/>
+          <w:sz w:val="28"/>
+          <w:szCs w:val="28"/>
+        </w:rPr>
+      </w:pPr>
+      <w:proofErr w:type="spellStart"/>
+      <w:r>
+        <w:rPr>
+          <w:rFonts w:ascii="Times New Roman" w:hAnsi="Times New Roman" w:cs="Times New Roman"/>
+          <w:sz w:val="28"/>
+          <w:szCs w:val="28"/>
+        </w:rPr>
+        <w:t>Hu</w:t>
+      </w:r>
+      <w:proofErr w:type="spellEnd"/>
+      <w:r>
+        <w:rPr>
+          <w:rFonts w:ascii="Times New Roman" w:hAnsi="Times New Roman" w:cs="Times New Roman"/>
+          <w:sz w:val="28"/>
+          <w:szCs w:val="28"/>
+        </w:rPr>
+        <w:t xml:space="preserve"> и соавторы предложили методы оценки состояния батареи на основе статистического анализа данных эксплуатации.</w:t>
+      </w:r>
+    </w:p>
+    <w:p>
+      <w:pPr>
+        <w:spacing w:line="360" w:lineRule="auto"/>
+        <w:ind w:firstLine="709"/>
+        <w:jc w:val="both"/>
+        <w:rPr>
+          <w:rFonts w:ascii="Times New Roman" w:hAnsi="Times New Roman" w:cs="Times New Roman"/>
+          <w:sz w:val="28"/>
+          <w:szCs w:val="28"/>
+        </w:rPr>
+      </w:pPr>
+      <w:r>
+        <w:rPr>
+          <w:rFonts w:ascii="Times New Roman" w:hAnsi="Times New Roman" w:cs="Times New Roman"/>
+          <w:sz w:val="28"/>
+          <w:szCs w:val="28"/>
+        </w:rPr>
+        <w:t>Несмотря на большое количество исследований, большинство моделей разработано для лабораторных условий и не учитывает динамический характер эксплуатации аккумуляторов в электротранспорте</w:t>
+      </w:r>
+      <w:r>
+        <w:rPr>
+          <w:rFonts w:ascii="Times New Roman" w:hAnsi="Times New Roman" w:cs="Times New Roman"/>
+          <w:sz w:val="28"/>
+          <w:szCs w:val="28"/>
+        </w:rPr>
+        <w:t>.</w:t>
+      </w:r>
+    </w:p>
+    <w:p>
+      <w:pPr>
+        <w:spacing w:line="360" w:lineRule="auto"/>
+        <w:ind w:firstLine="709"/>
+        <w:jc w:val="both"/>
+        <w:rPr>
+          <w:rFonts w:ascii="Times New Roman" w:hAnsi="Times New Roman" w:cs="Times New Roman"/>
+          <w:b/>
+          <w:bCs/>
+          <w:sz w:val="28"/>
+          <w:szCs w:val="28"/>
+        </w:rPr>
+      </w:pPr>
+      <w:r>
+        <w:rPr>
+          <w:rFonts w:ascii="Times New Roman" w:hAnsi="Times New Roman" w:cs="Times New Roman"/>
+          <w:b/>
+          <w:bCs/>
+          <w:sz w:val="28"/>
+          <w:szCs w:val="28"/>
+        </w:rPr>
+        <w:t>Научная проблема исследования</w:t>
+      </w:r>
+    </w:p>
+    <w:p>
+      <w:pPr>
+        <w:spacing w:line="360" w:lineRule="auto"/>
+        <w:ind w:firstLine="709"/>
+        <w:jc w:val="both"/>
+        <w:rPr>
+          <w:rFonts w:ascii="Times New Roman" w:hAnsi="Times New Roman" w:cs="Times New Roman"/>
+          <w:sz w:val="28"/>
+          <w:szCs w:val="28"/>
+        </w:rPr>
+      </w:pPr>
+      <w:r>
+        <w:rPr>
+          <w:rFonts w:ascii="Times New Roman" w:hAnsi="Times New Roman" w:cs="Times New Roman"/>
+          <w:sz w:val="28"/>
+          <w:szCs w:val="28"/>
+        </w:rPr>
+        <w:lastRenderedPageBreak/>
+        <w:t>Несмотря на значительное количество исследований, посвящённых диагностике аккумуляторных батарей, остаётся нерешённой проблема точного прогнозирования остаточного ресурса в условиях реальной эксплуатации электротранспорта.</w:t>
+      </w:r>
+    </w:p>
+    <w:p>
+      <w:pPr>
+        <w:spacing w:line="360" w:lineRule="auto"/>
+        <w:ind w:firstLine="709"/>
+        <w:jc w:val="both"/>
+        <w:rPr>
+          <w:rFonts w:ascii="Times New Roman" w:hAnsi="Times New Roman" w:cs="Times New Roman"/>
+          <w:sz w:val="28"/>
+          <w:szCs w:val="28"/>
+        </w:rPr>
+      </w:pPr>
+      <w:r>
+        <w:rPr>
+          <w:rFonts w:ascii="Times New Roman" w:hAnsi="Times New Roman" w:cs="Times New Roman"/>
+          <w:sz w:val="28"/>
+          <w:szCs w:val="28"/>
+        </w:rPr>
+        <w:t>Большинство существующих моделей деградации разработано для лабораторных условий, в которых аккумуляторы работают при постоянной температуре и стационарных режимах заряда и разряда. Однако в реальных условиях эксплуатации батареи подвергаются воздействию динамических режимов, характеризующихся</w:t>
+      </w:r>
+      <w:r>
+        <w:rPr>
+          <w:rFonts w:ascii="Times New Roman" w:hAnsi="Times New Roman" w:cs="Times New Roman"/>
+          <w:sz w:val="28"/>
+          <w:szCs w:val="28"/>
+        </w:rPr>
+        <w:t xml:space="preserve"> следующими особенностями</w:t>
+      </w:r>
+      <w:r>
+        <w:rPr>
+          <w:rFonts w:ascii="Times New Roman" w:hAnsi="Times New Roman" w:cs="Times New Roman"/>
+          <w:sz w:val="28"/>
+          <w:szCs w:val="28"/>
+        </w:rPr>
+        <w:t>:</w:t>
+      </w:r>
+    </w:p>
+    <w:p>
+      <w:pPr>
+        <w:pStyle w:val="a7"/>
+        <w:numPr>
+          <w:ilvl w:val="0"/>
+          <w:numId w:val="3"/>
+        </w:numPr>
+        <w:spacing w:line="360" w:lineRule="auto"/>
+        <w:ind w:left="0" w:firstLine="709"/>
+        <w:jc w:val="both"/>
+        <w:rPr>
+          <w:rFonts w:ascii="Times New Roman" w:hAnsi="Times New Roman" w:cs="Times New Roman"/>
+          <w:sz w:val="28"/>
+          <w:szCs w:val="28"/>
+        </w:rPr>
+      </w:pPr>
+      <w:r>
+        <w:rPr>
+          <w:rFonts w:ascii="Times New Roman" w:hAnsi="Times New Roman" w:cs="Times New Roman"/>
+          <w:sz w:val="28"/>
+          <w:szCs w:val="28"/>
+        </w:rPr>
+        <w:t>импульсными токами высокой амплитуды;</w:t>
+      </w:r>
+    </w:p>
+    <w:p>
+      <w:pPr>
+        <w:pStyle w:val="a7"/>
+        <w:numPr>
+          <w:ilvl w:val="0"/>
+          <w:numId w:val="3"/>
+        </w:numPr>
+        <w:spacing w:line="360" w:lineRule="auto"/>
+        <w:ind w:left="0" w:firstLine="709"/>
+        <w:jc w:val="both"/>
+        <w:rPr>
+          <w:rFonts w:ascii="Times New Roman" w:hAnsi="Times New Roman" w:cs="Times New Roman"/>
+          <w:sz w:val="28"/>
+          <w:szCs w:val="28"/>
+        </w:rPr>
+      </w:pPr>
+      <w:r>
+        <w:rPr>
+          <w:rFonts w:ascii="Times New Roman" w:hAnsi="Times New Roman" w:cs="Times New Roman"/>
+          <w:sz w:val="28"/>
+          <w:szCs w:val="28"/>
+        </w:rPr>
+        <w:t>быстрыми переходными процессами;</w:t>
+      </w:r>
+    </w:p>
+    <w:p>
+      <w:pPr>
+        <w:pStyle w:val="a7"/>
+        <w:numPr>
+          <w:ilvl w:val="0"/>
+          <w:numId w:val="3"/>
+        </w:numPr>
+        <w:spacing w:line="360" w:lineRule="auto"/>
+        <w:ind w:left="0" w:firstLine="709"/>
+        <w:jc w:val="both"/>
+        <w:rPr>
+          <w:rFonts w:ascii="Times New Roman" w:hAnsi="Times New Roman" w:cs="Times New Roman"/>
+          <w:sz w:val="28"/>
+          <w:szCs w:val="28"/>
+        </w:rPr>
+      </w:pPr>
+      <w:r>
+        <w:rPr>
+          <w:rFonts w:ascii="Times New Roman" w:hAnsi="Times New Roman" w:cs="Times New Roman"/>
+          <w:sz w:val="28"/>
+          <w:szCs w:val="28"/>
+        </w:rPr>
+        <w:t>значительными температурными колебаниями;</w:t>
+      </w:r>
+    </w:p>
+    <w:p>
+      <w:pPr>
+        <w:pStyle w:val="a7"/>
+        <w:numPr>
+          <w:ilvl w:val="0"/>
+          <w:numId w:val="3"/>
+        </w:numPr>
+        <w:spacing w:line="360" w:lineRule="auto"/>
+        <w:ind w:left="0" w:firstLine="709"/>
+        <w:jc w:val="both"/>
+        <w:rPr>
+          <w:rFonts w:ascii="Times New Roman" w:hAnsi="Times New Roman" w:cs="Times New Roman"/>
+          <w:sz w:val="28"/>
+          <w:szCs w:val="28"/>
+        </w:rPr>
+      </w:pPr>
+      <w:r>
+        <w:rPr>
+          <w:rFonts w:ascii="Times New Roman" w:hAnsi="Times New Roman" w:cs="Times New Roman"/>
+          <w:sz w:val="28"/>
+          <w:szCs w:val="28"/>
+        </w:rPr>
+        <w:t>неполными циклами заряда и разряда.</w:t>
+      </w:r>
+    </w:p>
+    <w:p>
+      <w:pPr>
+        <w:spacing w:line="360" w:lineRule="auto"/>
+        <w:ind w:firstLine="709"/>
+        <w:jc w:val="both"/>
+        <w:rPr>
+          <w:rFonts w:ascii="Times New Roman" w:hAnsi="Times New Roman" w:cs="Times New Roman"/>
+          <w:sz w:val="28"/>
+          <w:szCs w:val="28"/>
+        </w:rPr>
+      </w:pPr>
+      <w:r>
+        <w:rPr>
+          <w:rFonts w:ascii="Times New Roman" w:hAnsi="Times New Roman" w:cs="Times New Roman"/>
+          <w:sz w:val="28"/>
+          <w:szCs w:val="28"/>
+        </w:rPr>
+        <w:t>В таких условиях параметры аккумуляторной системы изменяются во времени, что приводит</w:t>
+      </w:r>
+      <w:r>
+        <w:rPr>
+          <w:rFonts w:ascii="Times New Roman" w:hAnsi="Times New Roman" w:cs="Times New Roman"/>
+          <w:sz w:val="28"/>
+          <w:szCs w:val="28"/>
+        </w:rPr>
+        <w:t xml:space="preserve"> </w:t>
+      </w:r>
+      <w:r>
+        <w:rPr>
+          <w:rFonts w:ascii="Times New Roman" w:hAnsi="Times New Roman" w:cs="Times New Roman"/>
+          <w:sz w:val="28"/>
+          <w:szCs w:val="28"/>
+        </w:rPr>
+        <w:t>к нестационарному характеру процессов деградации.</w:t>
+      </w:r>
+    </w:p>
+    <w:p>
+      <w:pPr>
+        <w:spacing w:line="360" w:lineRule="auto"/>
+        <w:ind w:firstLine="709"/>
+        <w:jc w:val="both"/>
+        <w:rPr>
+          <w:rFonts w:ascii="Times New Roman" w:hAnsi="Times New Roman" w:cs="Times New Roman"/>
+          <w:sz w:val="28"/>
+          <w:szCs w:val="28"/>
+        </w:rPr>
+      </w:pPr>
+      <w:r>
+        <w:rPr>
+          <w:rFonts w:ascii="Times New Roman" w:hAnsi="Times New Roman" w:cs="Times New Roman"/>
+          <w:sz w:val="28"/>
+          <w:szCs w:val="28"/>
+        </w:rPr>
+        <w:t>С математической точки зрения батарею можно рассматривать как систему с параметрами, изменяющимися во времени:</w:t>
+      </w:r>
+    </w:p>
+    <w:p>
+      <w:pPr>
+        <w:spacing w:line="360" w:lineRule="auto"/>
+        <w:ind w:firstLine="709"/>
+        <w:jc w:val="both"/>
+        <w:rPr>
+          <w:rFonts w:ascii="Times New Roman" w:hAnsi="Times New Roman" w:cs="Times New Roman"/>
+          <w:sz w:val="28"/>
+          <w:szCs w:val="28"/>
+          <w:lang w:val="en-US"/>
+        </w:rPr>
+      </w:pPr>
+      <w:r>
+        <w:rPr>
+          <w:rFonts w:ascii="Times New Roman" w:hAnsi="Times New Roman" w:cs="Times New Roman"/>
+          <w:position w:val="-10"/>
+          <w:sz w:val="28"/>
+          <w:szCs w:val="28"/>
+        </w:rPr>
+        <w:object w:dxaOrig="2780" w:dyaOrig="320" w14:anchorId="473C3C0E">
+          <v:shape id="_x0000_i1066" type="#_x0000_t75" style="width:139pt;height:16.3pt" o:ole="">
+            <v:imagedata r:id="rId26" o:title=""/>
+          </v:shape>
+          <o:OLEObject Type="Embed" ProgID="Equation.DSMT4" ShapeID="_x0000_i1066" DrawAspect="Content" ObjectID="_1834569533" r:id="rId27"/>
+        </w:object>
+      </w:r>
+    </w:p>
+    <w:p>
+      <w:pPr>
+        <w:spacing w:line="360" w:lineRule="auto"/>
+        <w:ind w:firstLine="709"/>
+        <w:jc w:val="both"/>
+        <w:rPr>
+          <w:rFonts w:ascii="Times New Roman" w:hAnsi="Times New Roman" w:cs="Times New Roman"/>
+          <w:sz w:val="28"/>
+          <w:szCs w:val="28"/>
+        </w:rPr>
+      </w:pPr>
+      <w:r>
+        <w:rPr>
+          <w:rFonts w:ascii="Times New Roman" w:hAnsi="Times New Roman" w:cs="Times New Roman"/>
+          <w:sz w:val="28"/>
+          <w:szCs w:val="28"/>
+        </w:rPr>
+        <w:t>, где</w:t>
+      </w:r>
+    </w:p>
+    <w:p>
+      <w:pPr>
+        <w:spacing w:line="360" w:lineRule="auto"/>
+        <w:ind w:firstLine="709"/>
+        <w:jc w:val="both"/>
+        <w:rPr>
+          <w:rFonts w:ascii="Times New Roman" w:hAnsi="Times New Roman" w:cs="Times New Roman"/>
+          <w:sz w:val="28"/>
+          <w:szCs w:val="28"/>
+        </w:rPr>
+      </w:pPr>
+      <w:r>
+        <w:rPr>
+          <w:rFonts w:ascii="Times New Roman" w:hAnsi="Times New Roman" w:cs="Times New Roman"/>
+          <w:i/>
+          <w:iCs/>
+          <w:sz w:val="28"/>
+          <w:szCs w:val="28"/>
+          <w:lang w:val="en-US"/>
+        </w:rPr>
+        <w:t>Z</w:t>
+      </w:r>
+      <w:r>
+        <w:rPr>
+          <w:rFonts w:ascii="Times New Roman" w:hAnsi="Times New Roman" w:cs="Times New Roman"/>
+          <w:sz w:val="28"/>
+          <w:szCs w:val="28"/>
+          <w:lang w:val="en-US"/>
+        </w:rPr>
+        <w:t xml:space="preserve"> – </w:t>
+      </w:r>
+      <w:r>
+        <w:rPr>
+          <w:rFonts w:ascii="Times New Roman" w:hAnsi="Times New Roman" w:cs="Times New Roman"/>
+          <w:sz w:val="28"/>
+          <w:szCs w:val="28"/>
+        </w:rPr>
+        <w:t>комплексный импеданс;</w:t>
+      </w:r>
+    </w:p>
+    <w:p>
+      <w:pPr>
+        <w:spacing w:line="360" w:lineRule="auto"/>
+        <w:ind w:firstLine="709"/>
+        <w:jc w:val="both"/>
+        <w:rPr>
+          <w:rFonts w:ascii="Times New Roman" w:hAnsi="Times New Roman" w:cs="Times New Roman"/>
+          <w:sz w:val="28"/>
+          <w:szCs w:val="28"/>
+        </w:rPr>
+      </w:pPr>
+      <w:r>
+        <w:rPr>
+          <w:rFonts w:ascii="Times New Roman" w:hAnsi="Times New Roman" w:cs="Times New Roman"/>
+          <w:i/>
+          <w:iCs/>
+          <w:sz w:val="28"/>
+          <w:szCs w:val="28"/>
+          <w:lang w:val="en-US"/>
+        </w:rPr>
+        <w:t>T</w:t>
+      </w:r>
+      <w:r>
+        <w:rPr>
+          <w:rFonts w:ascii="Times New Roman" w:hAnsi="Times New Roman" w:cs="Times New Roman"/>
+          <w:sz w:val="28"/>
+          <w:szCs w:val="28"/>
+        </w:rPr>
+        <w:t xml:space="preserve"> – температура;</w:t>
+      </w:r>
+    </w:p>
+    <w:p>
+      <w:pPr>
+        <w:spacing w:line="360" w:lineRule="auto"/>
+        <w:ind w:firstLine="709"/>
+        <w:jc w:val="both"/>
+        <w:rPr>
+          <w:rFonts w:ascii="Times New Roman" w:hAnsi="Times New Roman" w:cs="Times New Roman"/>
+          <w:sz w:val="28"/>
+          <w:szCs w:val="28"/>
+        </w:rPr>
+      </w:pPr>
+      <w:r>
+        <w:rPr>
+          <w:rFonts w:ascii="Times New Roman" w:hAnsi="Times New Roman" w:cs="Times New Roman"/>
+          <w:i/>
+          <w:iCs/>
+          <w:sz w:val="28"/>
+          <w:szCs w:val="28"/>
+          <w:lang w:val="en-US"/>
+        </w:rPr>
+        <w:t>SOC</w:t>
+      </w:r>
+      <w:r>
+        <w:rPr>
+          <w:rFonts w:ascii="Times New Roman" w:hAnsi="Times New Roman" w:cs="Times New Roman"/>
+          <w:sz w:val="28"/>
+          <w:szCs w:val="28"/>
+          <w:lang w:val="en-US"/>
+        </w:rPr>
+        <w:t xml:space="preserve"> – </w:t>
+      </w:r>
+      <w:r>
+        <w:rPr>
+          <w:rFonts w:ascii="Times New Roman" w:hAnsi="Times New Roman" w:cs="Times New Roman"/>
+          <w:sz w:val="28"/>
+          <w:szCs w:val="28"/>
+        </w:rPr>
+        <w:t>состояние заряда;</w:t>
+      </w:r>
+    </w:p>
+    <w:p>
+      <w:pPr>
+        <w:spacing w:line="360" w:lineRule="auto"/>
+        <w:ind w:firstLine="709"/>
+        <w:jc w:val="both"/>
+        <w:rPr>
+          <w:rFonts w:ascii="Times New Roman" w:hAnsi="Times New Roman" w:cs="Times New Roman"/>
+          <w:sz w:val="28"/>
+          <w:szCs w:val="28"/>
+        </w:rPr>
+      </w:pPr>
+      <w:r>
+        <w:rPr>
+          <w:rFonts w:ascii="Times New Roman" w:hAnsi="Times New Roman" w:cs="Times New Roman"/>
+          <w:i/>
+          <w:iCs/>
+          <w:sz w:val="28"/>
+          <w:szCs w:val="28"/>
+          <w:lang w:val="en-US"/>
+        </w:rPr>
+        <w:t>D</w:t>
+      </w:r>
+      <w:r>
+        <w:rPr>
+          <w:rFonts w:ascii="Times New Roman" w:hAnsi="Times New Roman" w:cs="Times New Roman"/>
+          <w:sz w:val="28"/>
+          <w:szCs w:val="28"/>
+          <w:lang w:val="en-US"/>
+        </w:rPr>
+        <w:t xml:space="preserve"> – </w:t>
+      </w:r>
+      <w:r>
+        <w:rPr>
+          <w:rFonts w:ascii="Times New Roman" w:hAnsi="Times New Roman" w:cs="Times New Roman"/>
+          <w:sz w:val="28"/>
+          <w:szCs w:val="28"/>
+        </w:rPr>
+        <w:t>параметр деградации.</w:t>
+      </w:r>
+    </w:p>
+    <w:p>
+      <w:pPr>
+        <w:spacing w:line="360" w:lineRule="auto"/>
+        <w:ind w:firstLine="709"/>
+        <w:jc w:val="both"/>
+        <w:rPr>
+          <w:rFonts w:ascii="Times New Roman" w:hAnsi="Times New Roman" w:cs="Times New Roman"/>
+          <w:sz w:val="28"/>
+          <w:szCs w:val="28"/>
+        </w:rPr>
+      </w:pPr>
+      <w:r>
+        <w:rPr>
+          <w:rFonts w:ascii="Times New Roman" w:hAnsi="Times New Roman" w:cs="Times New Roman"/>
+          <w:sz w:val="28"/>
+          <w:szCs w:val="28"/>
+        </w:rPr>
+        <w:t xml:space="preserve">Параметр деградации </w:t>
+      </w:r>
+      <w:r>
+        <w:rPr>
+          <w:rFonts w:ascii="Times New Roman" w:hAnsi="Times New Roman" w:cs="Times New Roman"/>
+          <w:i/>
+          <w:iCs/>
+          <w:sz w:val="28"/>
+          <w:szCs w:val="28"/>
+        </w:rPr>
+        <w:t>D(t)</w:t>
+      </w:r>
+      <w:r>
+        <w:rPr>
+          <w:rFonts w:ascii="Times New Roman" w:hAnsi="Times New Roman" w:cs="Times New Roman"/>
+          <w:sz w:val="28"/>
+          <w:szCs w:val="28"/>
+        </w:rPr>
+        <w:t xml:space="preserve"> непосредственно не наблюдаем, однако его влияние проявляется через изменение импедансных характеристик аккумулятора.</w:t>
+      </w:r>
+    </w:p>
+    <w:p>
+      <w:pPr>
+        <w:spacing w:line="360" w:lineRule="auto"/>
+        <w:ind w:firstLine="709"/>
+        <w:jc w:val="both"/>
+        <w:rPr>
+          <w:rFonts w:ascii="Times New Roman" w:hAnsi="Times New Roman" w:cs="Times New Roman"/>
+          <w:sz w:val="28"/>
+          <w:szCs w:val="28"/>
+        </w:rPr>
+      </w:pPr>
+      <w:r>
+        <w:rPr>
+          <w:rFonts w:ascii="Times New Roman" w:hAnsi="Times New Roman" w:cs="Times New Roman"/>
+          <w:sz w:val="28"/>
+          <w:szCs w:val="28"/>
+        </w:rPr>
+        <w:lastRenderedPageBreak/>
+        <w:t>Следовательно, задача диагностики деградации может быть сформулирована как задача восстановления скрытого параметра системы по измеряемым электрическим характеристикам.</w:t>
+      </w:r>
+    </w:p>
+    <w:p>
+      <w:pPr>
+        <w:spacing w:line="360" w:lineRule="auto"/>
+        <w:ind w:firstLine="709"/>
+        <w:jc w:val="both"/>
+        <w:rPr>
+          <w:rFonts w:ascii="Times New Roman" w:hAnsi="Times New Roman" w:cs="Times New Roman"/>
+          <w:sz w:val="28"/>
+          <w:szCs w:val="28"/>
+        </w:rPr>
+      </w:pPr>
+      <w:r>
+        <w:rPr>
+          <w:rFonts w:ascii="Times New Roman" w:hAnsi="Times New Roman" w:cs="Times New Roman"/>
+          <w:sz w:val="28"/>
+          <w:szCs w:val="28"/>
+        </w:rPr>
+        <w:t>Однако в существующих исследованиях отсутствует строгая математическая модель, связывающая динамику импеданса аккумуляторной батареи с её остаточным ресурсом. В частности, отсутствует функциональная зависимость вида</w:t>
+      </w:r>
+      <w:r>
+        <w:rPr>
+          <w:rFonts w:ascii="Times New Roman" w:hAnsi="Times New Roman" w:cs="Times New Roman"/>
+          <w:sz w:val="28"/>
+          <w:szCs w:val="28"/>
+        </w:rPr>
+        <w:t>:</w:t>
+      </w:r>
+    </w:p>
+    <w:p>
+      <w:pPr>
+        <w:spacing w:line="360" w:lineRule="auto"/>
+        <w:ind w:firstLine="709"/>
+        <w:jc w:val="both"/>
+        <w:rPr>
+          <w:rFonts w:ascii="Times New Roman" w:hAnsi="Times New Roman" w:cs="Times New Roman"/>
+          <w:sz w:val="28"/>
+          <w:szCs w:val="28"/>
+          <w:lang w:val="en-US"/>
+        </w:rPr>
+      </w:pPr>
+      <w:r>
+        <w:rPr>
+          <w:rFonts w:ascii="Times New Roman" w:hAnsi="Times New Roman" w:cs="Times New Roman"/>
+          <w:position w:val="-10"/>
+          <w:sz w:val="28"/>
+          <w:szCs w:val="28"/>
+        </w:rPr>
+        <w:object w:dxaOrig="1540" w:dyaOrig="320" w14:anchorId="40E1DE95">
+          <v:shape id="_x0000_i1069" type="#_x0000_t75" style="width:77pt;height:16.3pt" o:ole="">
+            <v:imagedata r:id="rId28" o:title=""/>
+          </v:shape>
+          <o:OLEObject Type="Embed" ProgID="Equation.DSMT4" ShapeID="_x0000_i1069" DrawAspect="Content" ObjectID="_1834569534" r:id="rId29"/>
+        </w:object>
+      </w:r>
+    </w:p>
+    <w:p>
+      <w:pPr>
+        <w:spacing w:line="360" w:lineRule="auto"/>
+        <w:jc w:val="both"/>
+        <w:rPr>
+          <w:rFonts w:ascii="Times New Roman" w:hAnsi="Times New Roman" w:cs="Times New Roman"/>
+          <w:sz w:val="28"/>
+          <w:szCs w:val="28"/>
+          <w:lang w:val="en-US"/>
+        </w:rPr>
+      </w:pPr>
+      <w:r>
+        <w:rPr>
+          <w:rFonts w:ascii="Times New Roman" w:hAnsi="Times New Roman" w:cs="Times New Roman"/>
+          <w:sz w:val="28"/>
+          <w:szCs w:val="28"/>
+        </w:rPr>
+        <w:t>которая могла бы использоваться для прогнозирования остаточного ресурса аккумуляторной батареи.</w:t>
+      </w:r>
+    </w:p>
+    <w:p>
+      <w:pPr>
+        <w:spacing w:line="360" w:lineRule="auto"/>
+        <w:ind w:firstLine="709"/>
+        <w:jc w:val="both"/>
+        <w:rPr>
+          <w:rFonts w:ascii="Times New Roman" w:hAnsi="Times New Roman" w:cs="Times New Roman"/>
+          <w:sz w:val="28"/>
+          <w:szCs w:val="28"/>
+        </w:rPr>
+      </w:pPr>
+      <w:r>
+        <w:rPr>
+          <w:rFonts w:ascii="Times New Roman" w:hAnsi="Times New Roman" w:cs="Times New Roman"/>
+          <w:sz w:val="28"/>
+          <w:szCs w:val="28"/>
+        </w:rPr>
+        <w:t>Таким образом, разработка методов диагностики и прогнозирования остаточного ресурса аккумуляторных батарей на основе анализа комплексного импеданса является актуальной научной задачей</w:t>
+      </w:r>
+      <w:r>
+        <w:rPr>
+          <w:rFonts w:ascii="Times New Roman" w:hAnsi="Times New Roman" w:cs="Times New Roman"/>
+          <w:sz w:val="28"/>
+          <w:szCs w:val="28"/>
+        </w:rPr>
+        <w:t>.</w:t>
+      </w:r>
+    </w:p>
+    <w:p>
+      <w:pPr>
+        <w:spacing w:line="360" w:lineRule="auto"/>
+        <w:ind w:firstLine="709"/>
+        <w:jc w:val="both"/>
+        <w:rPr>
+          <w:rFonts w:ascii="Times New Roman" w:hAnsi="Times New Roman" w:cs="Times New Roman"/>
+          <w:b/>
+          <w:bCs/>
+          <w:sz w:val="28"/>
+          <w:szCs w:val="28"/>
+        </w:rPr>
+      </w:pPr>
+      <w:r>
+        <w:rPr>
+          <w:rFonts w:ascii="Times New Roman" w:hAnsi="Times New Roman" w:cs="Times New Roman"/>
+          <w:b/>
+          <w:bCs/>
+          <w:sz w:val="28"/>
+          <w:szCs w:val="28"/>
+        </w:rPr>
+        <w:t>Научная гипотеза исследования</w:t>
+      </w:r>
+    </w:p>
+    <w:p>
+      <w:pPr>
+        <w:spacing w:line="360" w:lineRule="auto"/>
+        <w:ind w:firstLine="709"/>
+        <w:jc w:val="both"/>
+        <w:rPr>
+          <w:rFonts w:ascii="Times New Roman" w:hAnsi="Times New Roman" w:cs="Times New Roman"/>
+          <w:sz w:val="28"/>
+          <w:szCs w:val="28"/>
+        </w:rPr>
+      </w:pPr>
+      <w:r>
+        <w:rPr>
+          <w:rFonts w:ascii="Times New Roman" w:hAnsi="Times New Roman" w:cs="Times New Roman"/>
+          <w:sz w:val="28"/>
+          <w:szCs w:val="28"/>
+        </w:rPr>
+        <w:t>Научная гипотеза диссертационной работы заключается в следующем</w:t>
+      </w:r>
+      <w:r>
+        <w:rPr>
+          <w:rFonts w:ascii="Times New Roman" w:hAnsi="Times New Roman" w:cs="Times New Roman"/>
+          <w:sz w:val="28"/>
+          <w:szCs w:val="28"/>
+        </w:rPr>
+        <w:t>.</w:t>
+      </w:r>
+    </w:p>
+    <w:p>
+      <w:pPr>
+        <w:spacing w:line="360" w:lineRule="auto"/>
+        <w:ind w:firstLine="709"/>
+        <w:jc w:val="both"/>
+        <w:rPr>
+          <w:rFonts w:ascii="Times New Roman" w:hAnsi="Times New Roman" w:cs="Times New Roman"/>
+          <w:sz w:val="28"/>
+          <w:szCs w:val="28"/>
+        </w:rPr>
+      </w:pPr>
+      <w:r>
+        <w:rPr>
+          <w:rFonts w:ascii="Times New Roman" w:hAnsi="Times New Roman" w:cs="Times New Roman"/>
+          <w:sz w:val="28"/>
+          <w:szCs w:val="28"/>
+        </w:rPr>
+        <w:t>Динамика комплексного импеданса тяговой аккумуляторной батареи содержит информацию о механизмах деградации электродных материалов и может быть использована для количественной оценки скорости деградации и прогнозирования остаточного ресурса батареи</w:t>
+      </w:r>
+      <w:r>
+        <w:rPr>
+          <w:rFonts w:ascii="Times New Roman" w:hAnsi="Times New Roman" w:cs="Times New Roman"/>
+          <w:sz w:val="28"/>
+          <w:szCs w:val="28"/>
+        </w:rPr>
+        <w:t>.</w:t>
+      </w:r>
+    </w:p>
+    <w:p>
+      <w:pPr>
+        <w:spacing w:line="360" w:lineRule="auto"/>
+        <w:ind w:firstLine="709"/>
+        <w:jc w:val="both"/>
+        <w:rPr>
+          <w:rFonts w:ascii="Times New Roman" w:hAnsi="Times New Roman" w:cs="Times New Roman"/>
+          <w:sz w:val="28"/>
+          <w:szCs w:val="28"/>
+        </w:rPr>
+      </w:pPr>
+      <w:r>
+        <w:rPr>
+          <w:rFonts w:ascii="Times New Roman" w:hAnsi="Times New Roman" w:cs="Times New Roman"/>
+          <w:sz w:val="28"/>
+          <w:szCs w:val="28"/>
+        </w:rPr>
+        <w:t>Иными словами, существует функциональная зависимость между параметрами импеданса аккумуляторной системы и скоростью деградации активных материалов.</w:t>
+      </w:r>
+    </w:p>
+    <w:p>
+      <w:pPr>
+        <w:spacing w:line="360" w:lineRule="auto"/>
+        <w:ind w:firstLine="709"/>
+        <w:jc w:val="both"/>
+        <w:rPr>
+          <w:rFonts w:ascii="Times New Roman" w:hAnsi="Times New Roman" w:cs="Times New Roman"/>
+          <w:sz w:val="28"/>
+          <w:szCs w:val="28"/>
+        </w:rPr>
+      </w:pPr>
+      <w:r>
+        <w:rPr>
+          <w:rFonts w:ascii="Times New Roman" w:hAnsi="Times New Roman" w:cs="Times New Roman"/>
+          <w:sz w:val="28"/>
+          <w:szCs w:val="28"/>
+        </w:rPr>
+        <w:t>Математически это можно представить следующим образом:</w:t>
+      </w:r>
+    </w:p>
+    <w:p>
+      <w:pPr>
+        <w:spacing w:line="360" w:lineRule="auto"/>
+        <w:ind w:firstLine="709"/>
+        <w:jc w:val="both"/>
+        <w:rPr>
+          <w:rFonts w:ascii="Times New Roman" w:hAnsi="Times New Roman" w:cs="Times New Roman"/>
+          <w:sz w:val="28"/>
+          <w:szCs w:val="28"/>
+          <w:lang w:val="en-US"/>
+        </w:rPr>
+      </w:pPr>
+      <w:r>
+        <w:rPr>
+          <w:rFonts w:ascii="Times New Roman" w:hAnsi="Times New Roman" w:cs="Times New Roman"/>
+          <w:position w:val="-24"/>
+          <w:sz w:val="28"/>
+          <w:szCs w:val="28"/>
+        </w:rPr>
+        <w:object w:dxaOrig="1960" w:dyaOrig="620" w14:anchorId="0AB833F0">
+          <v:shape id="_x0000_i1074" type="#_x0000_t75" style="width:98.3pt;height:31.3pt" o:ole="">
+            <v:imagedata r:id="rId30" o:title=""/>
+          </v:shape>
+          <o:OLEObject Type="Embed" ProgID="Equation.DSMT4" ShapeID="_x0000_i1074" DrawAspect="Content" ObjectID="_1834569535" r:id="rId31"/>
+        </w:object>
+      </w:r>
+    </w:p>
+    <w:p>
+      <w:pPr>
+        <w:spacing w:line="360" w:lineRule="auto"/>
+        <w:ind w:firstLine="709"/>
+        <w:jc w:val="both"/>
+        <w:rPr>
+          <w:rFonts w:ascii="Times New Roman" w:hAnsi="Times New Roman" w:cs="Times New Roman"/>
+          <w:sz w:val="28"/>
+          <w:szCs w:val="28"/>
+        </w:rPr>
+      </w:pPr>
+      <w:r>
+        <w:rPr>
+          <w:rFonts w:ascii="Times New Roman" w:hAnsi="Times New Roman" w:cs="Times New Roman"/>
+          <w:sz w:val="28"/>
+          <w:szCs w:val="28"/>
+        </w:rPr>
+        <w:t>, где</w:t>
+      </w:r>
+    </w:p>
+    <w:p>
+      <w:pPr>
+        <w:spacing w:line="360" w:lineRule="auto"/>
+        <w:ind w:firstLine="709"/>
+        <w:jc w:val="both"/>
+        <w:rPr>
+          <w:rFonts w:ascii="Times New Roman" w:hAnsi="Times New Roman" w:cs="Times New Roman"/>
+          <w:sz w:val="28"/>
+          <w:szCs w:val="28"/>
+        </w:rPr>
+      </w:pPr>
+      <w:r>
+        <w:rPr>
+          <w:rFonts w:ascii="Times New Roman" w:hAnsi="Times New Roman" w:cs="Times New Roman"/>
+          <w:i/>
+          <w:iCs/>
+          <w:sz w:val="28"/>
+          <w:szCs w:val="28"/>
+          <w:lang w:val="en-US"/>
+        </w:rPr>
+        <w:lastRenderedPageBreak/>
+        <w:t>N</w:t>
+      </w:r>
+      <w:r>
+        <w:rPr>
+          <w:rFonts w:ascii="Times New Roman" w:hAnsi="Times New Roman" w:cs="Times New Roman"/>
+          <w:sz w:val="28"/>
+          <w:szCs w:val="28"/>
+          <w:lang w:val="en-US"/>
+        </w:rPr>
+        <w:t xml:space="preserve"> – </w:t>
+      </w:r>
+      <w:r>
+        <w:rPr>
+          <w:rFonts w:ascii="Times New Roman" w:hAnsi="Times New Roman" w:cs="Times New Roman"/>
+          <w:sz w:val="28"/>
+          <w:szCs w:val="28"/>
+        </w:rPr>
+        <w:t>число циклов;</w:t>
+      </w:r>
+    </w:p>
+    <w:p>
+      <w:pPr>
+        <w:spacing w:line="360" w:lineRule="auto"/>
+        <w:ind w:firstLine="709"/>
+        <w:jc w:val="both"/>
+        <w:rPr>
+          <w:rFonts w:ascii="Times New Roman" w:hAnsi="Times New Roman" w:cs="Times New Roman"/>
+          <w:sz w:val="28"/>
+          <w:szCs w:val="28"/>
+        </w:rPr>
+      </w:pPr>
+      <w:proofErr w:type="spellStart"/>
+      <w:r>
+        <w:rPr>
+          <w:rFonts w:ascii="Times New Roman" w:hAnsi="Times New Roman" w:cs="Times New Roman"/>
+          <w:i/>
+          <w:iCs/>
+          <w:sz w:val="28"/>
+          <w:szCs w:val="28"/>
+          <w:lang w:val="en-US"/>
+        </w:rPr>
+        <w:t>R</w:t>
+      </w:r>
+      <w:r>
+        <w:rPr>
+          <w:rFonts w:ascii="Times New Roman" w:hAnsi="Times New Roman" w:cs="Times New Roman"/>
+          <w:i/>
+          <w:iCs/>
+          <w:sz w:val="28"/>
+          <w:szCs w:val="28"/>
+          <w:vertAlign w:val="subscript"/>
+          <w:lang w:val="en-US"/>
+        </w:rPr>
+        <w:t>ct</w:t>
+      </w:r>
+      <w:proofErr w:type="spellEnd"/>
+      <w:r>
+        <w:rPr>
+          <w:rFonts w:ascii="Times New Roman" w:hAnsi="Times New Roman" w:cs="Times New Roman"/>
+          <w:sz w:val="28"/>
+          <w:szCs w:val="28"/>
+        </w:rPr>
+        <w:t xml:space="preserve"> – сопротивление слоя переноса заряда;</w:t>
+      </w:r>
+    </w:p>
+    <w:p>
+      <w:pPr>
+        <w:spacing w:line="360" w:lineRule="auto"/>
+        <w:ind w:firstLine="709"/>
+        <w:jc w:val="both"/>
+        <w:rPr>
+          <w:rFonts w:ascii="Times New Roman" w:hAnsi="Times New Roman" w:cs="Times New Roman"/>
+          <w:sz w:val="28"/>
+          <w:szCs w:val="28"/>
+        </w:rPr>
+      </w:pPr>
+      <w:r>
+        <w:rPr>
+          <w:rFonts w:ascii="Times New Roman" w:hAnsi="Times New Roman" w:cs="Times New Roman"/>
+          <w:i/>
+          <w:iCs/>
+          <w:sz w:val="28"/>
+          <w:szCs w:val="28"/>
+          <w:lang w:val="en-US"/>
+        </w:rPr>
+        <w:t>w</w:t>
+      </w:r>
+      <w:r>
+        <w:rPr>
+          <w:rFonts w:ascii="Times New Roman" w:hAnsi="Times New Roman" w:cs="Times New Roman"/>
+          <w:sz w:val="28"/>
+          <w:szCs w:val="28"/>
+        </w:rPr>
+        <w:t xml:space="preserve"> – </w:t>
+      </w:r>
+      <w:r>
+        <w:rPr>
+          <w:rFonts w:ascii="Times New Roman" w:hAnsi="Times New Roman" w:cs="Times New Roman"/>
+          <w:sz w:val="28"/>
+          <w:szCs w:val="28"/>
+        </w:rPr>
+        <w:t xml:space="preserve">коэффициент </w:t>
+      </w:r>
+      <w:proofErr w:type="spellStart"/>
+      <w:r>
+        <w:rPr>
+          <w:rFonts w:ascii="Times New Roman" w:hAnsi="Times New Roman" w:cs="Times New Roman"/>
+          <w:sz w:val="28"/>
+          <w:szCs w:val="28"/>
+        </w:rPr>
+        <w:t>варбурга</w:t>
+      </w:r>
+      <w:proofErr w:type="spellEnd"/>
+      <w:r>
+        <w:rPr>
+          <w:rFonts w:ascii="Times New Roman" w:hAnsi="Times New Roman" w:cs="Times New Roman"/>
+          <w:sz w:val="28"/>
+          <w:szCs w:val="28"/>
+        </w:rPr>
+        <w:t>;</w:t>
+      </w:r>
+    </w:p>
+    <w:p>
+      <w:pPr>
+        <w:spacing w:line="360" w:lineRule="auto"/>
+        <w:ind w:firstLine="709"/>
+        <w:jc w:val="both"/>
+        <w:rPr>
+          <w:rFonts w:ascii="Times New Roman" w:hAnsi="Times New Roman" w:cs="Times New Roman"/>
+          <w:sz w:val="28"/>
+          <w:szCs w:val="28"/>
+        </w:rPr>
+      </w:pPr>
+      <w:r>
+        <w:rPr>
+          <w:rFonts w:ascii="Times New Roman" w:hAnsi="Times New Roman" w:cs="Times New Roman"/>
+          <w:i/>
+          <w:iCs/>
+          <w:sz w:val="28"/>
+          <w:szCs w:val="28"/>
+          <w:lang w:val="en-US"/>
+        </w:rPr>
+        <w:t>T</w:t>
+      </w:r>
+      <w:r>
+        <w:rPr>
+          <w:rFonts w:ascii="Times New Roman" w:hAnsi="Times New Roman" w:cs="Times New Roman"/>
+          <w:sz w:val="28"/>
+          <w:szCs w:val="28"/>
+        </w:rPr>
+        <w:t xml:space="preserve"> – </w:t>
+      </w:r>
+      <w:r>
+        <w:rPr>
+          <w:rFonts w:ascii="Times New Roman" w:hAnsi="Times New Roman" w:cs="Times New Roman"/>
+          <w:sz w:val="28"/>
+          <w:szCs w:val="28"/>
+        </w:rPr>
+        <w:t>температура;</w:t>
+      </w:r>
+    </w:p>
+    <w:p>
+      <w:pPr>
+        <w:spacing w:line="360" w:lineRule="auto"/>
+        <w:ind w:firstLine="709"/>
+        <w:jc w:val="both"/>
+        <w:rPr>
+          <w:rFonts w:ascii="Times New Roman" w:hAnsi="Times New Roman" w:cs="Times New Roman"/>
+          <w:sz w:val="28"/>
+          <w:szCs w:val="28"/>
+        </w:rPr>
+      </w:pPr>
+      <w:r>
+        <w:rPr>
+          <w:rFonts w:ascii="Times New Roman" w:hAnsi="Times New Roman" w:cs="Times New Roman"/>
+          <w:i/>
+          <w:iCs/>
+          <w:sz w:val="28"/>
+          <w:szCs w:val="28"/>
+          <w:lang w:val="en-US"/>
+        </w:rPr>
+        <w:t>I</w:t>
+      </w:r>
+      <w:r>
+        <w:rPr>
+          <w:rFonts w:ascii="Times New Roman" w:hAnsi="Times New Roman" w:cs="Times New Roman"/>
+          <w:sz w:val="28"/>
+          <w:szCs w:val="28"/>
+        </w:rPr>
+        <w:t xml:space="preserve"> – ток нагрузки.</w:t>
+      </w:r>
+    </w:p>
+    <w:p>
+      <w:pPr>
+        <w:spacing w:line="360" w:lineRule="auto"/>
+        <w:ind w:firstLine="709"/>
+        <w:jc w:val="both"/>
+        <w:rPr>
+          <w:rFonts w:ascii="Times New Roman" w:hAnsi="Times New Roman" w:cs="Times New Roman"/>
+          <w:sz w:val="28"/>
+          <w:szCs w:val="28"/>
+        </w:rPr>
+      </w:pPr>
+      <w:r>
+        <w:rPr>
+          <w:rFonts w:ascii="Times New Roman" w:hAnsi="Times New Roman" w:cs="Times New Roman"/>
+          <w:sz w:val="28"/>
+          <w:szCs w:val="28"/>
+        </w:rPr>
+        <w:t>Используя данную зависимость, можно определить остаточный ресурс батареи:</w:t>
+      </w:r>
+    </w:p>
+    <w:p>
+      <w:pPr>
+        <w:spacing w:line="360" w:lineRule="auto"/>
+        <w:ind w:firstLine="709"/>
+        <w:jc w:val="both"/>
+        <w:rPr>
+          <w:rFonts w:ascii="Times New Roman" w:hAnsi="Times New Roman" w:cs="Times New Roman"/>
+          <w:sz w:val="28"/>
+          <w:szCs w:val="28"/>
+          <w:lang w:val="en-US"/>
+        </w:rPr>
+      </w:pPr>
+      <w:r>
+        <w:rPr>
+          <w:rFonts w:ascii="Times New Roman" w:hAnsi="Times New Roman" w:cs="Times New Roman"/>
+          <w:position w:val="-24"/>
+          <w:sz w:val="28"/>
+          <w:szCs w:val="28"/>
+        </w:rPr>
+        <w:object w:dxaOrig="2120" w:dyaOrig="620" w14:anchorId="5A0F9477">
+          <v:shape id="_x0000_i1077" type="#_x0000_t75" style="width:105.8pt;height:31.3pt" o:ole="">
+            <v:imagedata r:id="rId32" o:title=""/>
+          </v:shape>
+          <o:OLEObject Type="Embed" ProgID="Equation.DSMT4" ShapeID="_x0000_i1077" DrawAspect="Content" ObjectID="_1834569536" r:id="rId33"/>
+        </w:object>
+      </w:r>
+    </w:p>
+    <w:p>
+      <w:pPr>
+        <w:spacing w:line="360" w:lineRule="auto"/>
+        <w:ind w:firstLine="709"/>
+        <w:jc w:val="both"/>
+        <w:rPr>
+          <w:rFonts w:ascii="Times New Roman" w:hAnsi="Times New Roman" w:cs="Times New Roman"/>
+          <w:sz w:val="28"/>
+          <w:szCs w:val="28"/>
+        </w:rPr>
+      </w:pPr>
+      <w:r>
+        <w:rPr>
+          <w:rFonts w:ascii="Times New Roman" w:hAnsi="Times New Roman" w:cs="Times New Roman"/>
+          <w:sz w:val="28"/>
+          <w:szCs w:val="28"/>
+        </w:rPr>
+        <w:t xml:space="preserve">, где </w:t>
+      </w:r>
+      <w:proofErr w:type="spellStart"/>
+      <w:r>
+        <w:rPr>
+          <w:rFonts w:ascii="Times New Roman" w:hAnsi="Times New Roman" w:cs="Times New Roman"/>
+          <w:i/>
+          <w:iCs/>
+          <w:sz w:val="28"/>
+          <w:szCs w:val="28"/>
+          <w:lang w:val="en-US"/>
+        </w:rPr>
+        <w:t>D</w:t>
+      </w:r>
+      <w:r>
+        <w:rPr>
+          <w:rFonts w:ascii="Times New Roman" w:hAnsi="Times New Roman" w:cs="Times New Roman"/>
+          <w:i/>
+          <w:iCs/>
+          <w:sz w:val="28"/>
+          <w:szCs w:val="28"/>
+          <w:vertAlign w:val="subscript"/>
+          <w:lang w:val="en-US"/>
+        </w:rPr>
+        <w:t>crit</w:t>
+      </w:r>
+      <w:proofErr w:type="spellEnd"/>
+      <w:r>
+        <w:rPr>
+          <w:rFonts w:ascii="Times New Roman" w:hAnsi="Times New Roman" w:cs="Times New Roman"/>
+          <w:sz w:val="28"/>
+          <w:szCs w:val="28"/>
+        </w:rPr>
+        <w:t xml:space="preserve"> соответствует предельному состоянию ресурса аккумулятора.</w:t>
+      </w:r>
+    </w:p>
+    <w:p>
+      <w:pPr>
+        <w:spacing w:line="360" w:lineRule="auto"/>
+        <w:ind w:firstLine="709"/>
+        <w:jc w:val="both"/>
+        <w:rPr>
+          <w:rFonts w:ascii="Times New Roman" w:hAnsi="Times New Roman" w:cs="Times New Roman"/>
+          <w:b/>
+          <w:bCs/>
+          <w:sz w:val="28"/>
+          <w:szCs w:val="28"/>
+        </w:rPr>
+      </w:pPr>
+      <w:r>
+        <w:rPr>
+          <w:rFonts w:ascii="Times New Roman" w:hAnsi="Times New Roman" w:cs="Times New Roman"/>
+          <w:b/>
+          <w:bCs/>
+          <w:sz w:val="28"/>
+          <w:szCs w:val="28"/>
+        </w:rPr>
+        <w:t>Цель и задачи исследования</w:t>
+      </w:r>
+    </w:p>
+    <w:p>
+      <w:pPr>
+        <w:spacing w:line="360" w:lineRule="auto"/>
+        <w:ind w:firstLine="709"/>
+        <w:jc w:val="both"/>
+        <w:rPr>
+          <w:rFonts w:ascii="Times New Roman" w:hAnsi="Times New Roman" w:cs="Times New Roman"/>
+          <w:sz w:val="28"/>
+          <w:szCs w:val="28"/>
+        </w:rPr>
+      </w:pPr>
+      <w:r>
+        <w:rPr>
+          <w:rFonts w:ascii="Times New Roman" w:hAnsi="Times New Roman" w:cs="Times New Roman"/>
+          <w:sz w:val="28"/>
+          <w:szCs w:val="28"/>
+        </w:rPr>
+        <w:t>Целью диссертационной работы является разработка методов диагностики и прогнозирования остаточного ресурса тяговых аккумуляторных батарей электротранспорта на основе анализа комплексного импеданса.</w:t>
+      </w:r>
+    </w:p>
+    <w:p>
+      <w:pPr>
+        <w:spacing w:line="360" w:lineRule="auto"/>
+        <w:ind w:firstLine="709"/>
+        <w:jc w:val="both"/>
+        <w:rPr>
+          <w:rFonts w:ascii="Times New Roman" w:hAnsi="Times New Roman" w:cs="Times New Roman"/>
+          <w:sz w:val="28"/>
+          <w:szCs w:val="28"/>
+        </w:rPr>
+      </w:pPr>
+      <w:r>
+        <w:rPr>
+          <w:rFonts w:ascii="Times New Roman" w:hAnsi="Times New Roman" w:cs="Times New Roman"/>
+          <w:sz w:val="28"/>
+          <w:szCs w:val="28"/>
+        </w:rPr>
+        <w:t>Для достижения поставленной цели необходимо решить следующие задачи:</w:t>
+      </w:r>
+    </w:p>
+    <w:p>
+      <w:pPr>
+        <w:pStyle w:val="a7"/>
+        <w:numPr>
+          <w:ilvl w:val="0"/>
+          <w:numId w:val="4"/>
+        </w:numPr>
+        <w:spacing w:line="360" w:lineRule="auto"/>
+        <w:ind w:left="0" w:firstLine="709"/>
+        <w:jc w:val="both"/>
+        <w:rPr>
+          <w:rFonts w:ascii="Times New Roman" w:hAnsi="Times New Roman" w:cs="Times New Roman"/>
+          <w:sz w:val="28"/>
+          <w:szCs w:val="28"/>
+        </w:rPr>
+      </w:pPr>
+      <w:r>
+        <w:rPr>
+          <w:rFonts w:ascii="Times New Roman" w:hAnsi="Times New Roman" w:cs="Times New Roman"/>
+          <w:sz w:val="28"/>
+          <w:szCs w:val="28"/>
+        </w:rPr>
+        <w:t>Провести анализ современных методов диагностики и прогнозирования состояния аккумуляторных батарей.</w:t>
+      </w:r>
+    </w:p>
+    <w:p>
+      <w:pPr>
+        <w:pStyle w:val="a7"/>
+        <w:numPr>
+          <w:ilvl w:val="0"/>
+          <w:numId w:val="4"/>
+        </w:numPr>
+        <w:spacing w:line="360" w:lineRule="auto"/>
+        <w:ind w:left="0" w:firstLine="709"/>
+        <w:jc w:val="both"/>
+        <w:rPr>
+          <w:rFonts w:ascii="Times New Roman" w:hAnsi="Times New Roman" w:cs="Times New Roman"/>
+          <w:sz w:val="28"/>
+          <w:szCs w:val="28"/>
+        </w:rPr>
+      </w:pPr>
+      <w:r>
+        <w:rPr>
+          <w:rFonts w:ascii="Times New Roman" w:hAnsi="Times New Roman" w:cs="Times New Roman"/>
+          <w:sz w:val="28"/>
+          <w:szCs w:val="28"/>
+        </w:rPr>
+        <w:t>Исследовать физико-химические механизмы деградации аккумуляторных систем.</w:t>
+      </w:r>
+    </w:p>
+    <w:p>
+      <w:pPr>
+        <w:pStyle w:val="a7"/>
+        <w:numPr>
+          <w:ilvl w:val="0"/>
+          <w:numId w:val="4"/>
+        </w:numPr>
+        <w:spacing w:line="360" w:lineRule="auto"/>
+        <w:ind w:left="0" w:firstLine="709"/>
+        <w:jc w:val="both"/>
+        <w:rPr>
+          <w:rFonts w:ascii="Times New Roman" w:hAnsi="Times New Roman" w:cs="Times New Roman"/>
+          <w:sz w:val="28"/>
+          <w:szCs w:val="28"/>
+        </w:rPr>
+      </w:pPr>
+      <w:r>
+        <w:rPr>
+          <w:rFonts w:ascii="Times New Roman" w:hAnsi="Times New Roman" w:cs="Times New Roman"/>
+          <w:sz w:val="28"/>
+          <w:szCs w:val="28"/>
+        </w:rPr>
+        <w:t>Разработать математическую модель комплексного импеданса тяговой аккумуляторной батареи.</w:t>
+      </w:r>
+    </w:p>
+    <w:p>
+      <w:pPr>
+        <w:pStyle w:val="a7"/>
+        <w:numPr>
+          <w:ilvl w:val="0"/>
+          <w:numId w:val="4"/>
+        </w:numPr>
+        <w:spacing w:line="360" w:lineRule="auto"/>
+        <w:ind w:left="0" w:firstLine="709"/>
+        <w:jc w:val="both"/>
+        <w:rPr>
+          <w:rFonts w:ascii="Times New Roman" w:hAnsi="Times New Roman" w:cs="Times New Roman"/>
+          <w:sz w:val="28"/>
+          <w:szCs w:val="28"/>
+        </w:rPr>
+      </w:pPr>
+      <w:r>
+        <w:rPr>
+          <w:rFonts w:ascii="Times New Roman" w:hAnsi="Times New Roman" w:cs="Times New Roman"/>
+          <w:sz w:val="28"/>
+          <w:szCs w:val="28"/>
+        </w:rPr>
+        <w:t>Установить зависимость между параметрами импеданса и скоростью деградации аккумулятора.</w:t>
+      </w:r>
+    </w:p>
+    <w:p>
+      <w:pPr>
+        <w:pStyle w:val="a7"/>
+        <w:numPr>
+          <w:ilvl w:val="0"/>
+          <w:numId w:val="4"/>
+        </w:numPr>
+        <w:spacing w:line="360" w:lineRule="auto"/>
+        <w:ind w:left="0" w:firstLine="709"/>
+        <w:jc w:val="both"/>
+        <w:rPr>
+          <w:rFonts w:ascii="Times New Roman" w:hAnsi="Times New Roman" w:cs="Times New Roman"/>
+          <w:sz w:val="28"/>
+          <w:szCs w:val="28"/>
+        </w:rPr>
+      </w:pPr>
+      <w:r>
+        <w:rPr>
+          <w:rFonts w:ascii="Times New Roman" w:hAnsi="Times New Roman" w:cs="Times New Roman"/>
+          <w:sz w:val="28"/>
+          <w:szCs w:val="28"/>
+        </w:rPr>
+        <w:t>Разработать модель прогнозирования остаточного ресурса аккумуляторной батареи.</w:t>
+      </w:r>
+    </w:p>
+    <w:p>
+      <w:pPr>
+        <w:pStyle w:val="a7"/>
+        <w:numPr>
+          <w:ilvl w:val="0"/>
+          <w:numId w:val="4"/>
+        </w:numPr>
+        <w:spacing w:line="360" w:lineRule="auto"/>
+        <w:ind w:left="0" w:firstLine="709"/>
+        <w:jc w:val="both"/>
+        <w:rPr>
+          <w:rFonts w:ascii="Times New Roman" w:hAnsi="Times New Roman" w:cs="Times New Roman"/>
+          <w:sz w:val="28"/>
+          <w:szCs w:val="28"/>
+        </w:rPr>
+      </w:pPr>
+      <w:r>
+        <w:rPr>
+          <w:rFonts w:ascii="Times New Roman" w:hAnsi="Times New Roman" w:cs="Times New Roman"/>
+          <w:sz w:val="28"/>
+          <w:szCs w:val="28"/>
+        </w:rPr>
+        <w:t>Провести экспериментальную проверку предложенных моделей.</w:t>
+      </w:r>
+    </w:p>
+    <w:p>
+      <w:pPr>
+        <w:spacing w:line="360" w:lineRule="auto"/>
+        <w:ind w:firstLine="709"/>
+        <w:jc w:val="both"/>
+        <w:rPr>
+          <w:rFonts w:ascii="Times New Roman" w:hAnsi="Times New Roman" w:cs="Times New Roman"/>
+          <w:b/>
+          <w:bCs/>
+          <w:sz w:val="28"/>
+          <w:szCs w:val="28"/>
+        </w:rPr>
+      </w:pPr>
+      <w:r>
+        <w:rPr>
+          <w:rFonts w:ascii="Times New Roman" w:hAnsi="Times New Roman" w:cs="Times New Roman"/>
+          <w:b/>
+          <w:bCs/>
+          <w:sz w:val="28"/>
+          <w:szCs w:val="28"/>
+        </w:rPr>
+        <w:lastRenderedPageBreak/>
+        <w:t>Объект и предмет исследования</w:t>
+      </w:r>
+    </w:p>
+    <w:p>
+      <w:pPr>
+        <w:spacing w:line="360" w:lineRule="auto"/>
+        <w:ind w:firstLine="709"/>
+        <w:jc w:val="both"/>
+        <w:rPr>
+          <w:rFonts w:ascii="Times New Roman" w:hAnsi="Times New Roman" w:cs="Times New Roman"/>
+          <w:sz w:val="28"/>
+          <w:szCs w:val="28"/>
+        </w:rPr>
+      </w:pPr>
+      <w:r>
+        <w:rPr>
+          <w:rFonts w:ascii="Times New Roman" w:hAnsi="Times New Roman" w:cs="Times New Roman"/>
+          <w:sz w:val="28"/>
+          <w:szCs w:val="28"/>
+        </w:rPr>
+        <w:t>Объектом исследования являются тяговые аккумуляторные батареи электротранспорта.</w:t>
+      </w:r>
+    </w:p>
+    <w:p>
+      <w:pPr>
+        <w:spacing w:line="360" w:lineRule="auto"/>
+        <w:ind w:firstLine="709"/>
+        <w:jc w:val="both"/>
+        <w:rPr>
+          <w:rFonts w:ascii="Times New Roman" w:hAnsi="Times New Roman" w:cs="Times New Roman"/>
+          <w:sz w:val="28"/>
+          <w:szCs w:val="28"/>
+        </w:rPr>
+      </w:pPr>
+      <w:r>
+        <w:rPr>
+          <w:rFonts w:ascii="Times New Roman" w:hAnsi="Times New Roman" w:cs="Times New Roman"/>
+          <w:sz w:val="28"/>
+          <w:szCs w:val="28"/>
+        </w:rPr>
+        <w:t>Предметом исследования являются процессы деградации аккумуляторных батарей и методы их диагностики на основе анализа комплексного импеданса.</w:t>
+      </w:r>
+    </w:p>
+    <w:p>
+      <w:pPr>
+        <w:spacing w:line="360" w:lineRule="auto"/>
+        <w:ind w:firstLine="709"/>
+        <w:jc w:val="both"/>
+        <w:rPr>
+          <w:rFonts w:ascii="Times New Roman" w:hAnsi="Times New Roman" w:cs="Times New Roman"/>
+          <w:b/>
+          <w:bCs/>
+          <w:sz w:val="28"/>
+          <w:szCs w:val="28"/>
+        </w:rPr>
+      </w:pPr>
+      <w:r>
+        <w:rPr>
+          <w:rFonts w:ascii="Times New Roman" w:hAnsi="Times New Roman" w:cs="Times New Roman"/>
+          <w:b/>
+          <w:bCs/>
+          <w:sz w:val="28"/>
+          <w:szCs w:val="28"/>
+        </w:rPr>
+        <w:t>Методы исследования</w:t>
+      </w:r>
+    </w:p>
+    <w:p>
+      <w:pPr>
+        <w:spacing w:line="360" w:lineRule="auto"/>
+        <w:ind w:firstLine="709"/>
+        <w:jc w:val="both"/>
+        <w:rPr>
+          <w:rFonts w:ascii="Times New Roman" w:hAnsi="Times New Roman" w:cs="Times New Roman"/>
+          <w:sz w:val="28"/>
+          <w:szCs w:val="28"/>
+        </w:rPr>
+      </w:pPr>
+      <w:r>
+        <w:rPr>
+          <w:rFonts w:ascii="Times New Roman" w:hAnsi="Times New Roman" w:cs="Times New Roman"/>
+          <w:sz w:val="28"/>
+          <w:szCs w:val="28"/>
+        </w:rPr>
+        <w:t>В работе используются следующие методы исследования:</w:t>
+      </w:r>
+    </w:p>
+    <w:p>
+      <w:pPr>
+        <w:pStyle w:val="a7"/>
+        <w:numPr>
+          <w:ilvl w:val="0"/>
+          <w:numId w:val="5"/>
+        </w:numPr>
+        <w:spacing w:line="360" w:lineRule="auto"/>
+        <w:ind w:left="0" w:firstLine="709"/>
+        <w:jc w:val="both"/>
+        <w:rPr>
+          <w:rFonts w:ascii="Times New Roman" w:hAnsi="Times New Roman" w:cs="Times New Roman"/>
+          <w:sz w:val="28"/>
+          <w:szCs w:val="28"/>
+        </w:rPr>
+      </w:pPr>
+      <w:r>
+        <w:rPr>
+          <w:rFonts w:ascii="Times New Roman" w:hAnsi="Times New Roman" w:cs="Times New Roman"/>
+          <w:sz w:val="28"/>
+          <w:szCs w:val="28"/>
+        </w:rPr>
+        <w:t>методы теории электрических цепей;</w:t>
+      </w:r>
+    </w:p>
+    <w:p>
+      <w:pPr>
+        <w:pStyle w:val="a7"/>
+        <w:numPr>
+          <w:ilvl w:val="0"/>
+          <w:numId w:val="5"/>
+        </w:numPr>
+        <w:spacing w:line="360" w:lineRule="auto"/>
+        <w:ind w:left="0" w:firstLine="709"/>
+        <w:jc w:val="both"/>
+        <w:rPr>
+          <w:rFonts w:ascii="Times New Roman" w:hAnsi="Times New Roman" w:cs="Times New Roman"/>
+          <w:sz w:val="28"/>
+          <w:szCs w:val="28"/>
+        </w:rPr>
+      </w:pPr>
+      <w:r>
+        <w:rPr>
+          <w:rFonts w:ascii="Times New Roman" w:hAnsi="Times New Roman" w:cs="Times New Roman"/>
+          <w:sz w:val="28"/>
+          <w:szCs w:val="28"/>
+        </w:rPr>
+        <w:t>методы электрохимической кинетики;</w:t>
+      </w:r>
+    </w:p>
+    <w:p>
+      <w:pPr>
+        <w:pStyle w:val="a7"/>
+        <w:numPr>
+          <w:ilvl w:val="0"/>
+          <w:numId w:val="5"/>
+        </w:numPr>
+        <w:spacing w:line="360" w:lineRule="auto"/>
+        <w:ind w:left="0" w:firstLine="709"/>
+        <w:jc w:val="both"/>
+        <w:rPr>
+          <w:rFonts w:ascii="Times New Roman" w:hAnsi="Times New Roman" w:cs="Times New Roman"/>
+          <w:sz w:val="28"/>
+          <w:szCs w:val="28"/>
+        </w:rPr>
+      </w:pPr>
+      <w:r>
+        <w:rPr>
+          <w:rFonts w:ascii="Times New Roman" w:hAnsi="Times New Roman" w:cs="Times New Roman"/>
+          <w:sz w:val="28"/>
+          <w:szCs w:val="28"/>
+        </w:rPr>
+        <w:t>методы математического моделирования;</w:t>
+      </w:r>
+    </w:p>
+    <w:p>
+      <w:pPr>
+        <w:pStyle w:val="a7"/>
+        <w:numPr>
+          <w:ilvl w:val="0"/>
+          <w:numId w:val="5"/>
+        </w:numPr>
+        <w:spacing w:line="360" w:lineRule="auto"/>
+        <w:ind w:left="0" w:firstLine="709"/>
+        <w:jc w:val="both"/>
+        <w:rPr>
+          <w:rFonts w:ascii="Times New Roman" w:hAnsi="Times New Roman" w:cs="Times New Roman"/>
+          <w:sz w:val="28"/>
+          <w:szCs w:val="28"/>
+        </w:rPr>
+      </w:pPr>
+      <w:r>
+        <w:rPr>
+          <w:rFonts w:ascii="Times New Roman" w:hAnsi="Times New Roman" w:cs="Times New Roman"/>
+          <w:sz w:val="28"/>
+          <w:szCs w:val="28"/>
+        </w:rPr>
+        <w:t>методы статистической обработки данных;</w:t>
+      </w:r>
+    </w:p>
+    <w:p>
+      <w:pPr>
+        <w:pStyle w:val="a7"/>
+        <w:numPr>
+          <w:ilvl w:val="0"/>
+          <w:numId w:val="5"/>
+        </w:numPr>
+        <w:spacing w:line="360" w:lineRule="auto"/>
+        <w:ind w:left="0" w:firstLine="709"/>
+        <w:jc w:val="both"/>
+        <w:rPr>
+          <w:rFonts w:ascii="Times New Roman" w:hAnsi="Times New Roman" w:cs="Times New Roman"/>
+          <w:sz w:val="28"/>
+          <w:szCs w:val="28"/>
+        </w:rPr>
+      </w:pPr>
+      <w:r>
+        <w:rPr>
+          <w:rFonts w:ascii="Times New Roman" w:hAnsi="Times New Roman" w:cs="Times New Roman"/>
+          <w:sz w:val="28"/>
+          <w:szCs w:val="28"/>
+        </w:rPr>
+        <w:t>методы электрохимической импедансной спектроскопии.</w:t>
+      </w:r>
+    </w:p>
+    <w:p>
+      <w:pPr>
+        <w:spacing w:line="360" w:lineRule="auto"/>
+        <w:ind w:firstLine="709"/>
+        <w:jc w:val="both"/>
+        <w:rPr>
+          <w:rFonts w:ascii="Times New Roman" w:hAnsi="Times New Roman" w:cs="Times New Roman"/>
+          <w:sz w:val="28"/>
+          <w:szCs w:val="28"/>
+        </w:rPr>
+      </w:pPr>
+      <w:r>
+        <w:rPr>
+          <w:rFonts w:ascii="Times New Roman" w:hAnsi="Times New Roman" w:cs="Times New Roman"/>
+          <w:sz w:val="28"/>
+          <w:szCs w:val="28"/>
+        </w:rPr>
+        <w:t>Математическое моделирование основано на использовании фундаментальных уравнений электрохимии, включая уравнение Батлера–</w:t>
+      </w:r>
+      <w:proofErr w:type="spellStart"/>
+      <w:r>
+        <w:rPr>
+          <w:rFonts w:ascii="Times New Roman" w:hAnsi="Times New Roman" w:cs="Times New Roman"/>
+          <w:sz w:val="28"/>
+          <w:szCs w:val="28"/>
+        </w:rPr>
+        <w:t>Фольмера</w:t>
+      </w:r>
+      <w:proofErr w:type="spellEnd"/>
+      <w:r>
+        <w:rPr>
+          <w:rFonts w:ascii="Times New Roman" w:hAnsi="Times New Roman" w:cs="Times New Roman"/>
+          <w:sz w:val="28"/>
+          <w:szCs w:val="28"/>
+        </w:rPr>
+        <w:t xml:space="preserve">, законы диффузии </w:t>
+      </w:r>
+      <w:proofErr w:type="spellStart"/>
+      <w:r>
+        <w:rPr>
+          <w:rFonts w:ascii="Times New Roman" w:hAnsi="Times New Roman" w:cs="Times New Roman"/>
+          <w:sz w:val="28"/>
+          <w:szCs w:val="28"/>
+        </w:rPr>
+        <w:t>Фика</w:t>
+      </w:r>
+      <w:proofErr w:type="spellEnd"/>
+      <w:r>
+        <w:rPr>
+          <w:rFonts w:ascii="Times New Roman" w:hAnsi="Times New Roman" w:cs="Times New Roman"/>
+          <w:sz w:val="28"/>
+          <w:szCs w:val="28"/>
+        </w:rPr>
+        <w:t xml:space="preserve"> и уравнение Нернста.</w:t>
+      </w:r>
+    </w:p>
+    <w:p>
+      <w:pPr>
+        <w:spacing w:line="360" w:lineRule="auto"/>
+        <w:ind w:firstLine="709"/>
+        <w:jc w:val="both"/>
+        <w:rPr>
+          <w:rFonts w:ascii="Times New Roman" w:hAnsi="Times New Roman" w:cs="Times New Roman"/>
+          <w:b/>
+          <w:bCs/>
+          <w:sz w:val="28"/>
+          <w:szCs w:val="28"/>
+        </w:rPr>
+      </w:pPr>
+      <w:r>
+        <w:rPr>
+          <w:rFonts w:ascii="Times New Roman" w:hAnsi="Times New Roman" w:cs="Times New Roman"/>
+          <w:b/>
+          <w:bCs/>
+          <w:sz w:val="28"/>
+          <w:szCs w:val="28"/>
+        </w:rPr>
+        <w:t>Научная новизна</w:t>
+      </w:r>
+    </w:p>
+    <w:p>
+      <w:pPr>
+        <w:spacing w:line="360" w:lineRule="auto"/>
+        <w:ind w:firstLine="709"/>
+        <w:jc w:val="both"/>
+        <w:rPr>
+          <w:rFonts w:ascii="Times New Roman" w:hAnsi="Times New Roman" w:cs="Times New Roman"/>
+          <w:sz w:val="28"/>
+          <w:szCs w:val="28"/>
+        </w:rPr>
+      </w:pPr>
+      <w:r>
+        <w:rPr>
+          <w:rFonts w:ascii="Times New Roman" w:hAnsi="Times New Roman" w:cs="Times New Roman"/>
+          <w:sz w:val="28"/>
+          <w:szCs w:val="28"/>
+        </w:rPr>
+        <w:t>Научная новизна диссертационной работы заключается в разработке методов диагностики и прогнозирования остаточного ресурса тяговых аккумуляторных батарей на основе анализа комплексного импеданса.</w:t>
+      </w:r>
+    </w:p>
+    <w:p>
+      <w:pPr>
+        <w:spacing w:line="360" w:lineRule="auto"/>
+        <w:ind w:firstLine="709"/>
+        <w:jc w:val="both"/>
+        <w:rPr>
+          <w:rFonts w:ascii="Times New Roman" w:hAnsi="Times New Roman" w:cs="Times New Roman"/>
+          <w:sz w:val="28"/>
+          <w:szCs w:val="28"/>
+        </w:rPr>
+      </w:pPr>
+      <w:r>
+        <w:rPr>
+          <w:rFonts w:ascii="Times New Roman" w:hAnsi="Times New Roman" w:cs="Times New Roman"/>
+          <w:sz w:val="28"/>
+          <w:szCs w:val="28"/>
+        </w:rPr>
+        <w:t>К основным научным результатам относятся:</w:t>
+      </w:r>
+    </w:p>
+    <w:p>
+      <w:pPr>
+        <w:pStyle w:val="a7"/>
+        <w:numPr>
+          <w:ilvl w:val="0"/>
+          <w:numId w:val="6"/>
+        </w:numPr>
+        <w:spacing w:line="360" w:lineRule="auto"/>
+        <w:ind w:left="709" w:firstLine="0"/>
+        <w:jc w:val="both"/>
+        <w:rPr>
+          <w:rFonts w:ascii="Times New Roman" w:hAnsi="Times New Roman" w:cs="Times New Roman"/>
+          <w:sz w:val="28"/>
+          <w:szCs w:val="28"/>
+        </w:rPr>
+      </w:pPr>
+      <w:r>
+        <w:rPr>
+          <w:rFonts w:ascii="Times New Roman" w:hAnsi="Times New Roman" w:cs="Times New Roman"/>
+          <w:sz w:val="28"/>
+          <w:szCs w:val="28"/>
+        </w:rPr>
+        <w:t>Разработана математическая модель комплексного импеданса аккумуляторной батареи, учитывающая влияние температуры, состояния заряда и деградации материалов.</w:t>
+      </w:r>
+    </w:p>
+    <w:p>
+      <w:pPr>
+        <w:pStyle w:val="a7"/>
+        <w:numPr>
+          <w:ilvl w:val="0"/>
+          <w:numId w:val="6"/>
+        </w:numPr>
+        <w:spacing w:line="360" w:lineRule="auto"/>
+        <w:ind w:left="709" w:firstLine="0"/>
+        <w:jc w:val="both"/>
+        <w:rPr>
+          <w:rFonts w:ascii="Times New Roman" w:hAnsi="Times New Roman" w:cs="Times New Roman"/>
+          <w:sz w:val="28"/>
+          <w:szCs w:val="28"/>
+        </w:rPr>
+      </w:pPr>
+      <w:r>
+        <w:rPr>
+          <w:rFonts w:ascii="Times New Roman" w:hAnsi="Times New Roman" w:cs="Times New Roman"/>
+          <w:sz w:val="28"/>
+          <w:szCs w:val="28"/>
+        </w:rPr>
+        <w:t>Установлены зависимости между параметрами импедансной спектроскопии и механизмами деградации аккумуляторных систем.</w:t>
+      </w:r>
+    </w:p>
+    <w:p>
+      <w:pPr>
+        <w:pStyle w:val="a7"/>
+        <w:numPr>
+          <w:ilvl w:val="0"/>
+          <w:numId w:val="6"/>
+        </w:numPr>
+        <w:spacing w:line="360" w:lineRule="auto"/>
+        <w:ind w:left="709" w:firstLine="0"/>
+        <w:jc w:val="both"/>
+        <w:rPr>
+          <w:rFonts w:ascii="Times New Roman" w:hAnsi="Times New Roman" w:cs="Times New Roman"/>
+          <w:sz w:val="28"/>
+          <w:szCs w:val="28"/>
+        </w:rPr>
+      </w:pPr>
+      <w:r>
+        <w:rPr>
+          <w:rFonts w:ascii="Times New Roman" w:hAnsi="Times New Roman" w:cs="Times New Roman"/>
+          <w:sz w:val="28"/>
+          <w:szCs w:val="28"/>
+        </w:rPr>
+        <w:lastRenderedPageBreak/>
+        <w:t>Предложен метод оценки скорости деградации батареи на основе анализа параметров импеданса.</w:t>
+      </w:r>
+    </w:p>
+    <w:p>
+      <w:pPr>
+        <w:pStyle w:val="a7"/>
+        <w:numPr>
+          <w:ilvl w:val="0"/>
+          <w:numId w:val="6"/>
+        </w:numPr>
+        <w:spacing w:line="360" w:lineRule="auto"/>
+        <w:ind w:left="709" w:firstLine="0"/>
+        <w:jc w:val="both"/>
+        <w:rPr>
+          <w:rFonts w:ascii="Times New Roman" w:hAnsi="Times New Roman" w:cs="Times New Roman"/>
+          <w:sz w:val="28"/>
+          <w:szCs w:val="28"/>
+        </w:rPr>
+      </w:pPr>
+      <w:r>
+        <w:rPr>
+          <w:rFonts w:ascii="Times New Roman" w:hAnsi="Times New Roman" w:cs="Times New Roman"/>
+          <w:sz w:val="28"/>
+          <w:szCs w:val="28"/>
+        </w:rPr>
+        <w:t>Разработана модель прогнозирования остаточного ресурса аккумуляторной батареи.</w:t>
+      </w:r>
+    </w:p>
+    <w:p>
+      <w:pPr>
+        <w:pStyle w:val="a7"/>
+        <w:spacing w:line="360" w:lineRule="auto"/>
+        <w:ind w:left="0" w:firstLine="709"/>
+        <w:jc w:val="both"/>
+        <w:rPr>
+          <w:rFonts w:ascii="Times New Roman" w:hAnsi="Times New Roman" w:cs="Times New Roman"/>
+          <w:sz w:val="28"/>
+          <w:szCs w:val="28"/>
+        </w:rPr>
+      </w:pPr>
+    </w:p>
+    <w:p>
+      <w:pPr>
+        <w:pStyle w:val="a7"/>
+        <w:spacing w:line="360" w:lineRule="auto"/>
+        <w:ind w:left="0" w:firstLine="709"/>
+        <w:jc w:val="both"/>
+        <w:rPr>
+          <w:rFonts w:ascii="Times New Roman" w:hAnsi="Times New Roman" w:cs="Times New Roman"/>
+          <w:b/>
+          <w:bCs/>
+          <w:sz w:val="28"/>
+          <w:szCs w:val="28"/>
+        </w:rPr>
+      </w:pPr>
+      <w:r>
+        <w:rPr>
+          <w:rFonts w:ascii="Times New Roman" w:hAnsi="Times New Roman" w:cs="Times New Roman"/>
+          <w:b/>
+          <w:bCs/>
+          <w:sz w:val="28"/>
+          <w:szCs w:val="28"/>
+        </w:rPr>
+        <w:t>Практическая значимость работы</w:t>
+      </w:r>
+    </w:p>
+    <w:p>
+      <w:pPr>
+        <w:pStyle w:val="a7"/>
+        <w:spacing w:line="360" w:lineRule="auto"/>
+        <w:ind w:left="0" w:firstLine="709"/>
+        <w:jc w:val="both"/>
+        <w:rPr>
+          <w:rFonts w:ascii="Times New Roman" w:hAnsi="Times New Roman" w:cs="Times New Roman"/>
+          <w:sz w:val="28"/>
+          <w:szCs w:val="28"/>
+        </w:rPr>
+      </w:pPr>
+      <w:r>
+        <w:rPr>
+          <w:rFonts w:ascii="Times New Roman" w:hAnsi="Times New Roman" w:cs="Times New Roman"/>
+          <w:sz w:val="28"/>
+          <w:szCs w:val="28"/>
+        </w:rPr>
+        <w:t>Практическая значимость диссертационной работы заключается в возможности применения разработанных методов диагностики для оценки состояния аккумуляторных батарей электротранспорта.</w:t>
+      </w:r>
+    </w:p>
+    <w:p>
+      <w:pPr>
+        <w:pStyle w:val="a7"/>
+        <w:spacing w:line="360" w:lineRule="auto"/>
+        <w:ind w:left="0" w:firstLine="709"/>
+        <w:jc w:val="both"/>
+        <w:rPr>
+          <w:rFonts w:ascii="Times New Roman" w:hAnsi="Times New Roman" w:cs="Times New Roman"/>
+          <w:sz w:val="28"/>
+          <w:szCs w:val="28"/>
+        </w:rPr>
+      </w:pPr>
+      <w:r>
+        <w:rPr>
+          <w:rFonts w:ascii="Times New Roman" w:hAnsi="Times New Roman" w:cs="Times New Roman"/>
+          <w:sz w:val="28"/>
+          <w:szCs w:val="28"/>
+        </w:rPr>
+        <w:t>Результаты исследования могут быть использованы при разработке алгоритмов систем управления батареями, обеспечивающих повышение надёжности и эффективности эксплуатации электротранспортных систем.</w:t>
+      </w:r>
+    </w:p>
+    <w:p>
+      <w:pPr>
+        <w:pStyle w:val="a7"/>
+        <w:spacing w:line="360" w:lineRule="auto"/>
+        <w:ind w:left="0" w:firstLine="709"/>
+        <w:jc w:val="both"/>
+        <w:rPr>
+          <w:rFonts w:ascii="Times New Roman" w:hAnsi="Times New Roman" w:cs="Times New Roman"/>
+          <w:b/>
+          <w:bCs/>
+          <w:sz w:val="28"/>
+          <w:szCs w:val="28"/>
+        </w:rPr>
+      </w:pPr>
+      <w:r>
+        <w:rPr>
+          <w:rFonts w:ascii="Times New Roman" w:hAnsi="Times New Roman" w:cs="Times New Roman"/>
+          <w:b/>
+          <w:bCs/>
+          <w:sz w:val="28"/>
+          <w:szCs w:val="28"/>
+        </w:rPr>
+        <w:t>Положения, выносимые на защиту</w:t>
+      </w:r>
+    </w:p>
+    <w:p>
+      <w:pPr>
+        <w:pStyle w:val="a7"/>
+        <w:spacing w:line="360" w:lineRule="auto"/>
+        <w:ind w:left="0" w:firstLine="709"/>
+        <w:jc w:val="both"/>
+        <w:rPr>
+          <w:rFonts w:ascii="Times New Roman" w:hAnsi="Times New Roman" w:cs="Times New Roman"/>
+          <w:sz w:val="28"/>
+          <w:szCs w:val="28"/>
+        </w:rPr>
+      </w:pPr>
+      <w:r>
+        <w:rPr>
+          <w:rFonts w:ascii="Times New Roman" w:hAnsi="Times New Roman" w:cs="Times New Roman"/>
+          <w:sz w:val="28"/>
+          <w:szCs w:val="28"/>
+        </w:rPr>
+        <w:t>На защиту выносятся следующие положения:</w:t>
+      </w:r>
+    </w:p>
+    <w:p>
+      <w:pPr>
+        <w:pStyle w:val="a7"/>
+        <w:numPr>
+          <w:ilvl w:val="0"/>
+          <w:numId w:val="7"/>
+        </w:numPr>
+        <w:spacing w:line="360" w:lineRule="auto"/>
+        <w:ind w:left="709" w:firstLine="0"/>
+        <w:jc w:val="both"/>
+        <w:rPr>
+          <w:rFonts w:ascii="Times New Roman" w:hAnsi="Times New Roman" w:cs="Times New Roman"/>
+          <w:sz w:val="28"/>
+          <w:szCs w:val="28"/>
+        </w:rPr>
+      </w:pPr>
+      <w:r>
+        <w:rPr>
+          <w:rFonts w:ascii="Times New Roman" w:hAnsi="Times New Roman" w:cs="Times New Roman"/>
+          <w:sz w:val="28"/>
+          <w:szCs w:val="28"/>
+        </w:rPr>
+        <w:t>Математическая модель комплексного импеданса тяговой аккумуляторной батареи.</w:t>
+      </w:r>
+    </w:p>
+    <w:p>
+      <w:pPr>
+        <w:pStyle w:val="a7"/>
+        <w:numPr>
+          <w:ilvl w:val="0"/>
+          <w:numId w:val="7"/>
+        </w:numPr>
+        <w:spacing w:line="360" w:lineRule="auto"/>
+        <w:ind w:left="709" w:firstLine="0"/>
+        <w:jc w:val="both"/>
+        <w:rPr>
+          <w:rFonts w:ascii="Times New Roman" w:hAnsi="Times New Roman" w:cs="Times New Roman"/>
+          <w:sz w:val="28"/>
+          <w:szCs w:val="28"/>
+        </w:rPr>
+      </w:pPr>
+      <w:r>
+        <w:rPr>
+          <w:rFonts w:ascii="Times New Roman" w:hAnsi="Times New Roman" w:cs="Times New Roman"/>
+          <w:sz w:val="28"/>
+          <w:szCs w:val="28"/>
+        </w:rPr>
+        <w:t>Метод диагностики деградации аккумуляторных батарей на основе анализа параметров импедансной спектроскопии.</w:t>
+      </w:r>
+    </w:p>
+    <w:p>
+      <w:pPr>
+        <w:pStyle w:val="a7"/>
+        <w:numPr>
+          <w:ilvl w:val="0"/>
+          <w:numId w:val="7"/>
+        </w:numPr>
+        <w:spacing w:line="360" w:lineRule="auto"/>
+        <w:ind w:left="709" w:firstLine="0"/>
+        <w:jc w:val="both"/>
+        <w:rPr>
+          <w:rFonts w:ascii="Times New Roman" w:hAnsi="Times New Roman" w:cs="Times New Roman"/>
+          <w:sz w:val="28"/>
+          <w:szCs w:val="28"/>
+        </w:rPr>
+      </w:pPr>
+      <w:r>
+        <w:rPr>
+          <w:rFonts w:ascii="Times New Roman" w:hAnsi="Times New Roman" w:cs="Times New Roman"/>
+          <w:sz w:val="28"/>
+          <w:szCs w:val="28"/>
+        </w:rPr>
+        <w:t>Модель прогнозирования остаточного ресурса аккумуляторной батареи.</w:t>
+      </w:r>
+    </w:p>
+    <w:p>
+      <w:pPr>
+        <w:pStyle w:val="a7"/>
+        <w:numPr>
+          <w:ilvl w:val="0"/>
+          <w:numId w:val="7"/>
+        </w:numPr>
+        <w:spacing w:line="360" w:lineRule="auto"/>
+        <w:ind w:left="709" w:firstLine="0"/>
+        <w:jc w:val="both"/>
+        <w:rPr>
+          <w:rFonts w:ascii="Times New Roman" w:hAnsi="Times New Roman" w:cs="Times New Roman"/>
+          <w:sz w:val="28"/>
+          <w:szCs w:val="28"/>
+        </w:rPr>
+      </w:pPr>
+      <w:r>
+        <w:rPr>
+          <w:rFonts w:ascii="Times New Roman" w:hAnsi="Times New Roman" w:cs="Times New Roman"/>
+          <w:sz w:val="28"/>
+          <w:szCs w:val="28"/>
+        </w:rPr>
+        <w:t>Алгоритм экспресс-оценки состояния аккумуляторной батареи.</w:t>
+      </w:r>
+    </w:p>
+    <w:p>
+      <w:pPr>
+        <w:pStyle w:val="a7"/>
+        <w:spacing w:line="360" w:lineRule="auto"/>
+        <w:ind w:left="0" w:firstLine="709"/>
+        <w:jc w:val="both"/>
+        <w:rPr>
+          <w:rFonts w:ascii="Times New Roman" w:hAnsi="Times New Roman" w:cs="Times New Roman"/>
+          <w:sz w:val="28"/>
+          <w:szCs w:val="28"/>
+        </w:rPr>
+      </w:pPr>
+    </w:p>
+    <w:p>
+      <w:pPr>
+        <w:pStyle w:val="a7"/>
+        <w:spacing w:line="360" w:lineRule="auto"/>
+        <w:ind w:left="0" w:firstLine="709"/>
+        <w:jc w:val="both"/>
+        <w:rPr>
+          <w:rFonts w:ascii="Times New Roman" w:hAnsi="Times New Roman" w:cs="Times New Roman"/>
+          <w:b/>
+          <w:bCs/>
+          <w:sz w:val="28"/>
+          <w:szCs w:val="28"/>
+        </w:rPr>
+      </w:pPr>
+      <w:r>
+        <w:rPr>
+          <w:rFonts w:ascii="Times New Roman" w:hAnsi="Times New Roman" w:cs="Times New Roman"/>
+          <w:b/>
+          <w:bCs/>
+          <w:sz w:val="28"/>
+          <w:szCs w:val="28"/>
+        </w:rPr>
+        <w:t>Структура диссертации</w:t>
+      </w:r>
+    </w:p>
+    <w:p>
+      <w:pPr>
+        <w:pStyle w:val="a7"/>
+        <w:spacing w:line="360" w:lineRule="auto"/>
+        <w:ind w:left="0" w:firstLine="709"/>
+        <w:jc w:val="both"/>
+        <w:rPr>
+          <w:rFonts w:ascii="Times New Roman" w:hAnsi="Times New Roman" w:cs="Times New Roman"/>
+          <w:sz w:val="28"/>
+          <w:szCs w:val="28"/>
+        </w:rPr>
+      </w:pPr>
+      <w:r>
+        <w:rPr>
+          <w:rFonts w:ascii="Times New Roman" w:hAnsi="Times New Roman" w:cs="Times New Roman"/>
+          <w:sz w:val="28"/>
+          <w:szCs w:val="28"/>
+        </w:rPr>
+        <w:t>Диссертационная работа состоит из введения, пяти глав, заключения и списка литературы.</w:t>
+      </w:r>
+    </w:p>
+    <w:p>
+      <w:pPr>
+        <w:pStyle w:val="a7"/>
+        <w:spacing w:line="360" w:lineRule="auto"/>
+        <w:ind w:left="0" w:firstLine="709"/>
+        <w:jc w:val="both"/>
+        <w:rPr>
+          <w:rFonts w:ascii="Times New Roman" w:hAnsi="Times New Roman" w:cs="Times New Roman"/>
+          <w:sz w:val="28"/>
+          <w:szCs w:val="28"/>
+        </w:rPr>
+      </w:pPr>
+      <w:r>
+        <w:rPr>
+          <w:rFonts w:ascii="Times New Roman" w:hAnsi="Times New Roman" w:cs="Times New Roman"/>
+          <w:sz w:val="28"/>
+          <w:szCs w:val="28"/>
+        </w:rPr>
+        <w:t>В первой главе рассматриваются современные методы диагностики и прогнозирования состояния аккумуляторных батарей.</w:t>
+      </w:r>
+    </w:p>
+    <w:p>
+      <w:pPr>
+        <w:pStyle w:val="a7"/>
+        <w:spacing w:line="360" w:lineRule="auto"/>
+        <w:ind w:left="0" w:firstLine="709"/>
+        <w:jc w:val="both"/>
+        <w:rPr>
+          <w:rFonts w:ascii="Times New Roman" w:hAnsi="Times New Roman" w:cs="Times New Roman"/>
+          <w:sz w:val="28"/>
+          <w:szCs w:val="28"/>
+        </w:rPr>
+      </w:pPr>
+      <w:r>
+        <w:rPr>
+          <w:rFonts w:ascii="Times New Roman" w:hAnsi="Times New Roman" w:cs="Times New Roman"/>
+          <w:sz w:val="28"/>
+          <w:szCs w:val="28"/>
+        </w:rPr>
+        <w:t>Во второй главе разрабатывается теоретическая модель комплексного импеданса аккумуляторной батареи.</w:t>
+      </w:r>
+    </w:p>
+    <w:p>
+      <w:pPr>
+        <w:pStyle w:val="a7"/>
+        <w:spacing w:line="360" w:lineRule="auto"/>
+        <w:ind w:left="0" w:firstLine="709"/>
+        <w:jc w:val="both"/>
+        <w:rPr>
+          <w:rFonts w:ascii="Times New Roman" w:hAnsi="Times New Roman" w:cs="Times New Roman"/>
+          <w:sz w:val="28"/>
+          <w:szCs w:val="28"/>
+        </w:rPr>
+      </w:pPr>
+      <w:r>
+        <w:rPr>
+          <w:rFonts w:ascii="Times New Roman" w:hAnsi="Times New Roman" w:cs="Times New Roman"/>
+          <w:sz w:val="28"/>
+          <w:szCs w:val="28"/>
+        </w:rPr>
+        <w:lastRenderedPageBreak/>
+        <w:t>В третьей главе исследуются диагностические параметры деградации аккумуляторных систем.</w:t>
+      </w:r>
+    </w:p>
+    <w:p>
+      <w:pPr>
+        <w:pStyle w:val="a7"/>
+        <w:spacing w:line="360" w:lineRule="auto"/>
+        <w:ind w:left="0" w:firstLine="709"/>
+        <w:jc w:val="both"/>
+        <w:rPr>
+          <w:rFonts w:ascii="Times New Roman" w:hAnsi="Times New Roman" w:cs="Times New Roman"/>
+          <w:sz w:val="28"/>
+          <w:szCs w:val="28"/>
+        </w:rPr>
+      </w:pPr>
+      <w:r>
+        <w:rPr>
+          <w:rFonts w:ascii="Times New Roman" w:hAnsi="Times New Roman" w:cs="Times New Roman"/>
+          <w:sz w:val="28"/>
+          <w:szCs w:val="28"/>
+        </w:rPr>
+        <w:t>В четвёртой главе предлагается модель прогнозирования остаточного ресурса аккумуляторных батарей.</w:t>
+      </w:r>
+    </w:p>
+    <w:p>
+      <w:pPr>
+        <w:pStyle w:val="a7"/>
+        <w:spacing w:line="360" w:lineRule="auto"/>
+        <w:ind w:left="0" w:firstLine="709"/>
+        <w:jc w:val="both"/>
+        <w:rPr>
+          <w:rFonts w:ascii="Times New Roman" w:hAnsi="Times New Roman" w:cs="Times New Roman"/>
+          <w:sz w:val="28"/>
+          <w:szCs w:val="28"/>
+        </w:rPr>
+      </w:pPr>
+      <w:r>
+        <w:rPr>
+          <w:rFonts w:ascii="Times New Roman" w:hAnsi="Times New Roman" w:cs="Times New Roman"/>
+          <w:sz w:val="28"/>
+          <w:szCs w:val="28"/>
+        </w:rPr>
+        <w:t>В пятой главе представлены результаты экспериментальной проверки разработанных методов</w:t>
+      </w:r>
+      <w:r>
+        <w:rPr>
+          <w:rFonts w:ascii="Times New Roman" w:hAnsi="Times New Roman" w:cs="Times New Roman"/>
+          <w:sz w:val="28"/>
+          <w:szCs w:val="28"/>
+        </w:rPr>
+        <w:t>.</w:t>
+      </w:r>
+    </w:p>
+    <w:p>
+      <w:pPr>
+        <w:pStyle w:val="a7"/>
+        <w:spacing w:line="360" w:lineRule="auto"/>
+        <w:ind w:left="0" w:firstLine="709"/>
+        <w:jc w:val="both"/>
+        <w:rPr>
+          <w:rFonts w:ascii="Times New Roman" w:hAnsi="Times New Roman" w:cs="Times New Roman"/>
+          <w:sz w:val="28"/>
+          <w:szCs w:val="28"/>
+        </w:rPr>
+      </w:pPr>
     </w:p>
     <w:sectPr>
       <w:pgSz w:w="11906" w:h="16838" w:code="9"/>
@@ -1209,6 +4963,750 @@
     </w:sectPr>
   </w:body>
 </w:document>
+</file>
+
+<file path=word/numbering.xml><?xml version="1.0" encoding="utf-8"?>
+<w:numbering xmlns:wpc="http://schemas.microsoft.com/office/word/2010/wordprocessingCanvas" xmlns:cx="http://schemas.microsoft.com/office/drawing/2014/chartex" xmlns:cx1="http://schemas.microsoft.com/office/drawing/2015/9/8/chartex" xmlns:cx2="http://schemas.microsoft.com/office/drawing/2015/10/21/chartex" xmlns:cx3="http://schemas.microsoft.com/office/drawing/2016/5/9/chartex" xmlns:cx4="http://schemas.microsoft.com/office/drawing/2016/5/10/chartex" xmlns:cx5="http://schemas.microsoft.com/office/drawing/2016/5/11/chartex" xmlns:cx6="http://schemas.microsoft.com/office/drawing/2016/5/12/chartex" xmlns:cx7="http://schemas.microsoft.com/office/drawing/2016/5/13/chartex" xmlns:cx8="http://schemas.microsoft.com/office/drawing/2016/5/14/chartex" xmlns:mc="http://schemas.openxmlformats.org/markup-compatibility/2006" xmlns:aink="http://schemas.microsoft.com/office/drawing/2016/ink" xmlns:am3d="http://schemas.microsoft.com/office/drawing/2017/model3d" xmlns:o="urn:schemas-microsoft-com:office:office" xmlns:oel="http://schemas.microsoft.com/office/2019/extlst" xmlns:r="http://schemas.openxmlformats.org/officeDocument/2006/relationships" xmlns:m="http://schemas.openxmlformats.org/officeDocument/2006/math" xmlns:v="urn:schemas-microsoft-com:vml" xmlns:wp14="http://schemas.microsoft.com/office/word/2010/wordprocessingDrawing" xmlns:wp="http://schemas.openxmlformats.org/drawingml/2006/wordprocessingDrawing" xmlns:w10="urn:schemas-microsoft-com:office:word" xmlns:w="http://schemas.openxmlformats.org/wordprocessingml/2006/main" xmlns:w14="http://schemas.microsoft.com/office/word/2010/wordml" xmlns:w15="http://schemas.microsoft.com/office/word/2012/wordml" xmlns:w16cex="http://schemas.microsoft.com/office/word/2018/wordml/cex" xmlns:w16cid="http://schemas.microsoft.com/office/word/2016/wordml/cid" xmlns:w16="http://schemas.microsoft.com/office/word/2018/wordml" xmlns:w16du="http://schemas.microsoft.com/office/word/2023/wordml/word16du" xmlns:w16sdtdh="http://schemas.microsoft.com/office/word/2020/wordml/sdtdatahash" xmlns:w16sdtfl="http://schemas.microsoft.com/office/word/2024/wordml/sdtformatlock" xmlns:w16se="http://schemas.microsoft.com/office/word/2015/wordml/symex" xmlns:wpg="http://schemas.microsoft.com/office/word/2010/wordprocessingGroup" xmlns:wpi="http://schemas.microsoft.com/office/word/2010/wordprocessingInk" xmlns:wne="http://schemas.microsoft.com/office/word/2006/wordml" xmlns:wps="http://schemas.microsoft.com/office/word/2010/wordprocessingShape" mc:Ignorable="w14 w15 w16se w16cid w16 w16cex w16sdtdh w16sdtfl w16du wp14">
+  <w:abstractNum w:abstractNumId="0" w15:restartNumberingAfterBreak="0">
+    <w:nsid w:val="136C4798"/>
+    <w:multiLevelType w:val="hybridMultilevel"/>
+    <w:tmpl w:val="7DDCC152"/>
+    <w:lvl w:ilvl="0" w:tplc="04190001">
+      <w:start w:val="1"/>
+      <w:numFmt w:val="bullet"/>
+      <w:lvlText w:val=""/>
+      <w:lvlJc w:val="left"/>
+      <w:pPr>
+        <w:ind w:left="1068" w:hanging="360"/>
+      </w:pPr>
+      <w:rPr>
+        <w:rFonts w:ascii="Symbol" w:hAnsi="Symbol" w:hint="default"/>
+      </w:rPr>
+    </w:lvl>
+    <w:lvl w:ilvl="1" w:tplc="F2A68F14">
+      <w:numFmt w:val="bullet"/>
+      <w:lvlText w:val="-"/>
+      <w:lvlJc w:val="left"/>
+      <w:pPr>
+        <w:ind w:left="1788" w:hanging="360"/>
+      </w:pPr>
+      <w:rPr>
+        <w:rFonts w:ascii="Times New Roman" w:eastAsiaTheme="minorHAnsi" w:hAnsi="Times New Roman" w:cs="Times New Roman" w:hint="default"/>
+      </w:rPr>
+    </w:lvl>
+    <w:lvl w:ilvl="2" w:tplc="04190005" w:tentative="1">
+      <w:start w:val="1"/>
+      <w:numFmt w:val="bullet"/>
+      <w:lvlText w:val=""/>
+      <w:lvlJc w:val="left"/>
+      <w:pPr>
+        <w:ind w:left="2508" w:hanging="360"/>
+      </w:pPr>
+      <w:rPr>
+        <w:rFonts w:ascii="Wingdings" w:hAnsi="Wingdings" w:hint="default"/>
+      </w:rPr>
+    </w:lvl>
+    <w:lvl w:ilvl="3" w:tplc="04190001" w:tentative="1">
+      <w:start w:val="1"/>
+      <w:numFmt w:val="bullet"/>
+      <w:lvlText w:val=""/>
+      <w:lvlJc w:val="left"/>
+      <w:pPr>
+        <w:ind w:left="3228" w:hanging="360"/>
+      </w:pPr>
+      <w:rPr>
+        <w:rFonts w:ascii="Symbol" w:hAnsi="Symbol" w:hint="default"/>
+      </w:rPr>
+    </w:lvl>
+    <w:lvl w:ilvl="4" w:tplc="04190003" w:tentative="1">
+      <w:start w:val="1"/>
+      <w:numFmt w:val="bullet"/>
+      <w:lvlText w:val="o"/>
+      <w:lvlJc w:val="left"/>
+      <w:pPr>
+        <w:ind w:left="3948" w:hanging="360"/>
+      </w:pPr>
+      <w:rPr>
+        <w:rFonts w:ascii="Courier New" w:hAnsi="Courier New" w:cs="Courier New" w:hint="default"/>
+      </w:rPr>
+    </w:lvl>
+    <w:lvl w:ilvl="5" w:tplc="04190005" w:tentative="1">
+      <w:start w:val="1"/>
+      <w:numFmt w:val="bullet"/>
+      <w:lvlText w:val=""/>
+      <w:lvlJc w:val="left"/>
+      <w:pPr>
+        <w:ind w:left="4668" w:hanging="360"/>
+      </w:pPr>
+      <w:rPr>
+        <w:rFonts w:ascii="Wingdings" w:hAnsi="Wingdings" w:hint="default"/>
+      </w:rPr>
+    </w:lvl>
+    <w:lvl w:ilvl="6" w:tplc="04190001" w:tentative="1">
+      <w:start w:val="1"/>
+      <w:numFmt w:val="bullet"/>
+      <w:lvlText w:val=""/>
+      <w:lvlJc w:val="left"/>
+      <w:pPr>
+        <w:ind w:left="5388" w:hanging="360"/>
+      </w:pPr>
+      <w:rPr>
+        <w:rFonts w:ascii="Symbol" w:hAnsi="Symbol" w:hint="default"/>
+      </w:rPr>
+    </w:lvl>
+    <w:lvl w:ilvl="7" w:tplc="04190003" w:tentative="1">
+      <w:start w:val="1"/>
+      <w:numFmt w:val="bullet"/>
+      <w:lvlText w:val="o"/>
+      <w:lvlJc w:val="left"/>
+      <w:pPr>
+        <w:ind w:left="6108" w:hanging="360"/>
+      </w:pPr>
+      <w:rPr>
+        <w:rFonts w:ascii="Courier New" w:hAnsi="Courier New" w:cs="Courier New" w:hint="default"/>
+      </w:rPr>
+    </w:lvl>
+    <w:lvl w:ilvl="8" w:tplc="04190005" w:tentative="1">
+      <w:start w:val="1"/>
+      <w:numFmt w:val="bullet"/>
+      <w:lvlText w:val=""/>
+      <w:lvlJc w:val="left"/>
+      <w:pPr>
+        <w:ind w:left="6828" w:hanging="360"/>
+      </w:pPr>
+      <w:rPr>
+        <w:rFonts w:ascii="Wingdings" w:hAnsi="Wingdings" w:hint="default"/>
+      </w:rPr>
+    </w:lvl>
+  </w:abstractNum>
+  <w:abstractNum w:abstractNumId="1" w15:restartNumberingAfterBreak="0">
+    <w:nsid w:val="174C6C3F"/>
+    <w:multiLevelType w:val="hybridMultilevel"/>
+    <w:tmpl w:val="E2E65012"/>
+    <w:lvl w:ilvl="0" w:tplc="E07EF05E">
+      <w:start w:val="1"/>
+      <w:numFmt w:val="decimal"/>
+      <w:lvlText w:val="%1."/>
+      <w:lvlJc w:val="left"/>
+      <w:pPr>
+        <w:ind w:left="1069" w:hanging="360"/>
+      </w:pPr>
+      <w:rPr>
+        <w:rFonts w:hint="default"/>
+      </w:rPr>
+    </w:lvl>
+    <w:lvl w:ilvl="1" w:tplc="04190019" w:tentative="1">
+      <w:start w:val="1"/>
+      <w:numFmt w:val="lowerLetter"/>
+      <w:lvlText w:val="%2."/>
+      <w:lvlJc w:val="left"/>
+      <w:pPr>
+        <w:ind w:left="1789" w:hanging="360"/>
+      </w:pPr>
+    </w:lvl>
+    <w:lvl w:ilvl="2" w:tplc="0419001B" w:tentative="1">
+      <w:start w:val="1"/>
+      <w:numFmt w:val="lowerRoman"/>
+      <w:lvlText w:val="%3."/>
+      <w:lvlJc w:val="right"/>
+      <w:pPr>
+        <w:ind w:left="2509" w:hanging="180"/>
+      </w:pPr>
+    </w:lvl>
+    <w:lvl w:ilvl="3" w:tplc="0419000F" w:tentative="1">
+      <w:start w:val="1"/>
+      <w:numFmt w:val="decimal"/>
+      <w:lvlText w:val="%4."/>
+      <w:lvlJc w:val="left"/>
+      <w:pPr>
+        <w:ind w:left="3229" w:hanging="360"/>
+      </w:pPr>
+    </w:lvl>
+    <w:lvl w:ilvl="4" w:tplc="04190019" w:tentative="1">
+      <w:start w:val="1"/>
+      <w:numFmt w:val="lowerLetter"/>
+      <w:lvlText w:val="%5."/>
+      <w:lvlJc w:val="left"/>
+      <w:pPr>
+        <w:ind w:left="3949" w:hanging="360"/>
+      </w:pPr>
+    </w:lvl>
+    <w:lvl w:ilvl="5" w:tplc="0419001B" w:tentative="1">
+      <w:start w:val="1"/>
+      <w:numFmt w:val="lowerRoman"/>
+      <w:lvlText w:val="%6."/>
+      <w:lvlJc w:val="right"/>
+      <w:pPr>
+        <w:ind w:left="4669" w:hanging="180"/>
+      </w:pPr>
+    </w:lvl>
+    <w:lvl w:ilvl="6" w:tplc="0419000F" w:tentative="1">
+      <w:start w:val="1"/>
+      <w:numFmt w:val="decimal"/>
+      <w:lvlText w:val="%7."/>
+      <w:lvlJc w:val="left"/>
+      <w:pPr>
+        <w:ind w:left="5389" w:hanging="360"/>
+      </w:pPr>
+    </w:lvl>
+    <w:lvl w:ilvl="7" w:tplc="04190019" w:tentative="1">
+      <w:start w:val="1"/>
+      <w:numFmt w:val="lowerLetter"/>
+      <w:lvlText w:val="%8."/>
+      <w:lvlJc w:val="left"/>
+      <w:pPr>
+        <w:ind w:left="6109" w:hanging="360"/>
+      </w:pPr>
+    </w:lvl>
+    <w:lvl w:ilvl="8" w:tplc="0419001B" w:tentative="1">
+      <w:start w:val="1"/>
+      <w:numFmt w:val="lowerRoman"/>
+      <w:lvlText w:val="%9."/>
+      <w:lvlJc w:val="right"/>
+      <w:pPr>
+        <w:ind w:left="6829" w:hanging="180"/>
+      </w:pPr>
+    </w:lvl>
+  </w:abstractNum>
+  <w:abstractNum w:abstractNumId="2" w15:restartNumberingAfterBreak="0">
+    <w:nsid w:val="207C68CD"/>
+    <w:multiLevelType w:val="hybridMultilevel"/>
+    <w:tmpl w:val="AE269026"/>
+    <w:lvl w:ilvl="0" w:tplc="04190001">
+      <w:start w:val="1"/>
+      <w:numFmt w:val="bullet"/>
+      <w:lvlText w:val=""/>
+      <w:lvlJc w:val="left"/>
+      <w:pPr>
+        <w:ind w:left="1429" w:hanging="360"/>
+      </w:pPr>
+      <w:rPr>
+        <w:rFonts w:ascii="Symbol" w:hAnsi="Symbol" w:hint="default"/>
+      </w:rPr>
+    </w:lvl>
+    <w:lvl w:ilvl="1" w:tplc="04190003" w:tentative="1">
+      <w:start w:val="1"/>
+      <w:numFmt w:val="bullet"/>
+      <w:lvlText w:val="o"/>
+      <w:lvlJc w:val="left"/>
+      <w:pPr>
+        <w:ind w:left="2149" w:hanging="360"/>
+      </w:pPr>
+      <w:rPr>
+        <w:rFonts w:ascii="Courier New" w:hAnsi="Courier New" w:cs="Courier New" w:hint="default"/>
+      </w:rPr>
+    </w:lvl>
+    <w:lvl w:ilvl="2" w:tplc="04190005" w:tentative="1">
+      <w:start w:val="1"/>
+      <w:numFmt w:val="bullet"/>
+      <w:lvlText w:val=""/>
+      <w:lvlJc w:val="left"/>
+      <w:pPr>
+        <w:ind w:left="2869" w:hanging="360"/>
+      </w:pPr>
+      <w:rPr>
+        <w:rFonts w:ascii="Wingdings" w:hAnsi="Wingdings" w:hint="default"/>
+      </w:rPr>
+    </w:lvl>
+    <w:lvl w:ilvl="3" w:tplc="04190001" w:tentative="1">
+      <w:start w:val="1"/>
+      <w:numFmt w:val="bullet"/>
+      <w:lvlText w:val=""/>
+      <w:lvlJc w:val="left"/>
+      <w:pPr>
+        <w:ind w:left="3589" w:hanging="360"/>
+      </w:pPr>
+      <w:rPr>
+        <w:rFonts w:ascii="Symbol" w:hAnsi="Symbol" w:hint="default"/>
+      </w:rPr>
+    </w:lvl>
+    <w:lvl w:ilvl="4" w:tplc="04190003" w:tentative="1">
+      <w:start w:val="1"/>
+      <w:numFmt w:val="bullet"/>
+      <w:lvlText w:val="o"/>
+      <w:lvlJc w:val="left"/>
+      <w:pPr>
+        <w:ind w:left="4309" w:hanging="360"/>
+      </w:pPr>
+      <w:rPr>
+        <w:rFonts w:ascii="Courier New" w:hAnsi="Courier New" w:cs="Courier New" w:hint="default"/>
+      </w:rPr>
+    </w:lvl>
+    <w:lvl w:ilvl="5" w:tplc="04190005" w:tentative="1">
+      <w:start w:val="1"/>
+      <w:numFmt w:val="bullet"/>
+      <w:lvlText w:val=""/>
+      <w:lvlJc w:val="left"/>
+      <w:pPr>
+        <w:ind w:left="5029" w:hanging="360"/>
+      </w:pPr>
+      <w:rPr>
+        <w:rFonts w:ascii="Wingdings" w:hAnsi="Wingdings" w:hint="default"/>
+      </w:rPr>
+    </w:lvl>
+    <w:lvl w:ilvl="6" w:tplc="04190001" w:tentative="1">
+      <w:start w:val="1"/>
+      <w:numFmt w:val="bullet"/>
+      <w:lvlText w:val=""/>
+      <w:lvlJc w:val="left"/>
+      <w:pPr>
+        <w:ind w:left="5749" w:hanging="360"/>
+      </w:pPr>
+      <w:rPr>
+        <w:rFonts w:ascii="Symbol" w:hAnsi="Symbol" w:hint="default"/>
+      </w:rPr>
+    </w:lvl>
+    <w:lvl w:ilvl="7" w:tplc="04190003" w:tentative="1">
+      <w:start w:val="1"/>
+      <w:numFmt w:val="bullet"/>
+      <w:lvlText w:val="o"/>
+      <w:lvlJc w:val="left"/>
+      <w:pPr>
+        <w:ind w:left="6469" w:hanging="360"/>
+      </w:pPr>
+      <w:rPr>
+        <w:rFonts w:ascii="Courier New" w:hAnsi="Courier New" w:cs="Courier New" w:hint="default"/>
+      </w:rPr>
+    </w:lvl>
+    <w:lvl w:ilvl="8" w:tplc="04190005" w:tentative="1">
+      <w:start w:val="1"/>
+      <w:numFmt w:val="bullet"/>
+      <w:lvlText w:val=""/>
+      <w:lvlJc w:val="left"/>
+      <w:pPr>
+        <w:ind w:left="7189" w:hanging="360"/>
+      </w:pPr>
+      <w:rPr>
+        <w:rFonts w:ascii="Wingdings" w:hAnsi="Wingdings" w:hint="default"/>
+      </w:rPr>
+    </w:lvl>
+  </w:abstractNum>
+  <w:abstractNum w:abstractNumId="3" w15:restartNumberingAfterBreak="0">
+    <w:nsid w:val="21DB0646"/>
+    <w:multiLevelType w:val="hybridMultilevel"/>
+    <w:tmpl w:val="9F761896"/>
+    <w:lvl w:ilvl="0" w:tplc="04190001">
+      <w:start w:val="1"/>
+      <w:numFmt w:val="bullet"/>
+      <w:lvlText w:val=""/>
+      <w:lvlJc w:val="left"/>
+      <w:pPr>
+        <w:ind w:left="1429" w:hanging="360"/>
+      </w:pPr>
+      <w:rPr>
+        <w:rFonts w:ascii="Symbol" w:hAnsi="Symbol" w:hint="default"/>
+      </w:rPr>
+    </w:lvl>
+    <w:lvl w:ilvl="1" w:tplc="04190003" w:tentative="1">
+      <w:start w:val="1"/>
+      <w:numFmt w:val="bullet"/>
+      <w:lvlText w:val="o"/>
+      <w:lvlJc w:val="left"/>
+      <w:pPr>
+        <w:ind w:left="2149" w:hanging="360"/>
+      </w:pPr>
+      <w:rPr>
+        <w:rFonts w:ascii="Courier New" w:hAnsi="Courier New" w:cs="Courier New" w:hint="default"/>
+      </w:rPr>
+    </w:lvl>
+    <w:lvl w:ilvl="2" w:tplc="04190005" w:tentative="1">
+      <w:start w:val="1"/>
+      <w:numFmt w:val="bullet"/>
+      <w:lvlText w:val=""/>
+      <w:lvlJc w:val="left"/>
+      <w:pPr>
+        <w:ind w:left="2869" w:hanging="360"/>
+      </w:pPr>
+      <w:rPr>
+        <w:rFonts w:ascii="Wingdings" w:hAnsi="Wingdings" w:hint="default"/>
+      </w:rPr>
+    </w:lvl>
+    <w:lvl w:ilvl="3" w:tplc="04190001" w:tentative="1">
+      <w:start w:val="1"/>
+      <w:numFmt w:val="bullet"/>
+      <w:lvlText w:val=""/>
+      <w:lvlJc w:val="left"/>
+      <w:pPr>
+        <w:ind w:left="3589" w:hanging="360"/>
+      </w:pPr>
+      <w:rPr>
+        <w:rFonts w:ascii="Symbol" w:hAnsi="Symbol" w:hint="default"/>
+      </w:rPr>
+    </w:lvl>
+    <w:lvl w:ilvl="4" w:tplc="04190003" w:tentative="1">
+      <w:start w:val="1"/>
+      <w:numFmt w:val="bullet"/>
+      <w:lvlText w:val="o"/>
+      <w:lvlJc w:val="left"/>
+      <w:pPr>
+        <w:ind w:left="4309" w:hanging="360"/>
+      </w:pPr>
+      <w:rPr>
+        <w:rFonts w:ascii="Courier New" w:hAnsi="Courier New" w:cs="Courier New" w:hint="default"/>
+      </w:rPr>
+    </w:lvl>
+    <w:lvl w:ilvl="5" w:tplc="04190005" w:tentative="1">
+      <w:start w:val="1"/>
+      <w:numFmt w:val="bullet"/>
+      <w:lvlText w:val=""/>
+      <w:lvlJc w:val="left"/>
+      <w:pPr>
+        <w:ind w:left="5029" w:hanging="360"/>
+      </w:pPr>
+      <w:rPr>
+        <w:rFonts w:ascii="Wingdings" w:hAnsi="Wingdings" w:hint="default"/>
+      </w:rPr>
+    </w:lvl>
+    <w:lvl w:ilvl="6" w:tplc="04190001" w:tentative="1">
+      <w:start w:val="1"/>
+      <w:numFmt w:val="bullet"/>
+      <w:lvlText w:val=""/>
+      <w:lvlJc w:val="left"/>
+      <w:pPr>
+        <w:ind w:left="5749" w:hanging="360"/>
+      </w:pPr>
+      <w:rPr>
+        <w:rFonts w:ascii="Symbol" w:hAnsi="Symbol" w:hint="default"/>
+      </w:rPr>
+    </w:lvl>
+    <w:lvl w:ilvl="7" w:tplc="04190003" w:tentative="1">
+      <w:start w:val="1"/>
+      <w:numFmt w:val="bullet"/>
+      <w:lvlText w:val="o"/>
+      <w:lvlJc w:val="left"/>
+      <w:pPr>
+        <w:ind w:left="6469" w:hanging="360"/>
+      </w:pPr>
+      <w:rPr>
+        <w:rFonts w:ascii="Courier New" w:hAnsi="Courier New" w:cs="Courier New" w:hint="default"/>
+      </w:rPr>
+    </w:lvl>
+    <w:lvl w:ilvl="8" w:tplc="04190005" w:tentative="1">
+      <w:start w:val="1"/>
+      <w:numFmt w:val="bullet"/>
+      <w:lvlText w:val=""/>
+      <w:lvlJc w:val="left"/>
+      <w:pPr>
+        <w:ind w:left="7189" w:hanging="360"/>
+      </w:pPr>
+      <w:rPr>
+        <w:rFonts w:ascii="Wingdings" w:hAnsi="Wingdings" w:hint="default"/>
+      </w:rPr>
+    </w:lvl>
+  </w:abstractNum>
+  <w:abstractNum w:abstractNumId="4" w15:restartNumberingAfterBreak="0">
+    <w:nsid w:val="2C7959EE"/>
+    <w:multiLevelType w:val="hybridMultilevel"/>
+    <w:tmpl w:val="1D6E7FE0"/>
+    <w:lvl w:ilvl="0" w:tplc="46D821F6">
+      <w:start w:val="1"/>
+      <w:numFmt w:val="decimal"/>
+      <w:lvlText w:val="%1."/>
+      <w:lvlJc w:val="left"/>
+      <w:pPr>
+        <w:ind w:left="1069" w:hanging="360"/>
+      </w:pPr>
+      <w:rPr>
+        <w:rFonts w:hint="default"/>
+      </w:rPr>
+    </w:lvl>
+    <w:lvl w:ilvl="1" w:tplc="04190019" w:tentative="1">
+      <w:start w:val="1"/>
+      <w:numFmt w:val="lowerLetter"/>
+      <w:lvlText w:val="%2."/>
+      <w:lvlJc w:val="left"/>
+      <w:pPr>
+        <w:ind w:left="1789" w:hanging="360"/>
+      </w:pPr>
+    </w:lvl>
+    <w:lvl w:ilvl="2" w:tplc="0419001B" w:tentative="1">
+      <w:start w:val="1"/>
+      <w:numFmt w:val="lowerRoman"/>
+      <w:lvlText w:val="%3."/>
+      <w:lvlJc w:val="right"/>
+      <w:pPr>
+        <w:ind w:left="2509" w:hanging="180"/>
+      </w:pPr>
+    </w:lvl>
+    <w:lvl w:ilvl="3" w:tplc="0419000F" w:tentative="1">
+      <w:start w:val="1"/>
+      <w:numFmt w:val="decimal"/>
+      <w:lvlText w:val="%4."/>
+      <w:lvlJc w:val="left"/>
+      <w:pPr>
+        <w:ind w:left="3229" w:hanging="360"/>
+      </w:pPr>
+    </w:lvl>
+    <w:lvl w:ilvl="4" w:tplc="04190019" w:tentative="1">
+      <w:start w:val="1"/>
+      <w:numFmt w:val="lowerLetter"/>
+      <w:lvlText w:val="%5."/>
+      <w:lvlJc w:val="left"/>
+      <w:pPr>
+        <w:ind w:left="3949" w:hanging="360"/>
+      </w:pPr>
+    </w:lvl>
+    <w:lvl w:ilvl="5" w:tplc="0419001B" w:tentative="1">
+      <w:start w:val="1"/>
+      <w:numFmt w:val="lowerRoman"/>
+      <w:lvlText w:val="%6."/>
+      <w:lvlJc w:val="right"/>
+      <w:pPr>
+        <w:ind w:left="4669" w:hanging="180"/>
+      </w:pPr>
+    </w:lvl>
+    <w:lvl w:ilvl="6" w:tplc="0419000F" w:tentative="1">
+      <w:start w:val="1"/>
+      <w:numFmt w:val="decimal"/>
+      <w:lvlText w:val="%7."/>
+      <w:lvlJc w:val="left"/>
+      <w:pPr>
+        <w:ind w:left="5389" w:hanging="360"/>
+      </w:pPr>
+    </w:lvl>
+    <w:lvl w:ilvl="7" w:tplc="04190019" w:tentative="1">
+      <w:start w:val="1"/>
+      <w:numFmt w:val="lowerLetter"/>
+      <w:lvlText w:val="%8."/>
+      <w:lvlJc w:val="left"/>
+      <w:pPr>
+        <w:ind w:left="6109" w:hanging="360"/>
+      </w:pPr>
+    </w:lvl>
+    <w:lvl w:ilvl="8" w:tplc="0419001B" w:tentative="1">
+      <w:start w:val="1"/>
+      <w:numFmt w:val="lowerRoman"/>
+      <w:lvlText w:val="%9."/>
+      <w:lvlJc w:val="right"/>
+      <w:pPr>
+        <w:ind w:left="6829" w:hanging="180"/>
+      </w:pPr>
+    </w:lvl>
+  </w:abstractNum>
+  <w:abstractNum w:abstractNumId="5" w15:restartNumberingAfterBreak="0">
+    <w:nsid w:val="467821B2"/>
+    <w:multiLevelType w:val="hybridMultilevel"/>
+    <w:tmpl w:val="CC183860"/>
+    <w:lvl w:ilvl="0" w:tplc="04190001">
+      <w:start w:val="1"/>
+      <w:numFmt w:val="bullet"/>
+      <w:lvlText w:val=""/>
+      <w:lvlJc w:val="left"/>
+      <w:pPr>
+        <w:ind w:left="1429" w:hanging="360"/>
+      </w:pPr>
+      <w:rPr>
+        <w:rFonts w:ascii="Symbol" w:hAnsi="Symbol" w:hint="default"/>
+      </w:rPr>
+    </w:lvl>
+    <w:lvl w:ilvl="1" w:tplc="04190003" w:tentative="1">
+      <w:start w:val="1"/>
+      <w:numFmt w:val="bullet"/>
+      <w:lvlText w:val="o"/>
+      <w:lvlJc w:val="left"/>
+      <w:pPr>
+        <w:ind w:left="2149" w:hanging="360"/>
+      </w:pPr>
+      <w:rPr>
+        <w:rFonts w:ascii="Courier New" w:hAnsi="Courier New" w:cs="Courier New" w:hint="default"/>
+      </w:rPr>
+    </w:lvl>
+    <w:lvl w:ilvl="2" w:tplc="04190005" w:tentative="1">
+      <w:start w:val="1"/>
+      <w:numFmt w:val="bullet"/>
+      <w:lvlText w:val=""/>
+      <w:lvlJc w:val="left"/>
+      <w:pPr>
+        <w:ind w:left="2869" w:hanging="360"/>
+      </w:pPr>
+      <w:rPr>
+        <w:rFonts w:ascii="Wingdings" w:hAnsi="Wingdings" w:hint="default"/>
+      </w:rPr>
+    </w:lvl>
+    <w:lvl w:ilvl="3" w:tplc="04190001" w:tentative="1">
+      <w:start w:val="1"/>
+      <w:numFmt w:val="bullet"/>
+      <w:lvlText w:val=""/>
+      <w:lvlJc w:val="left"/>
+      <w:pPr>
+        <w:ind w:left="3589" w:hanging="360"/>
+      </w:pPr>
+      <w:rPr>
+        <w:rFonts w:ascii="Symbol" w:hAnsi="Symbol" w:hint="default"/>
+      </w:rPr>
+    </w:lvl>
+    <w:lvl w:ilvl="4" w:tplc="04190003" w:tentative="1">
+      <w:start w:val="1"/>
+      <w:numFmt w:val="bullet"/>
+      <w:lvlText w:val="o"/>
+      <w:lvlJc w:val="left"/>
+      <w:pPr>
+        <w:ind w:left="4309" w:hanging="360"/>
+      </w:pPr>
+      <w:rPr>
+        <w:rFonts w:ascii="Courier New" w:hAnsi="Courier New" w:cs="Courier New" w:hint="default"/>
+      </w:rPr>
+    </w:lvl>
+    <w:lvl w:ilvl="5" w:tplc="04190005" w:tentative="1">
+      <w:start w:val="1"/>
+      <w:numFmt w:val="bullet"/>
+      <w:lvlText w:val=""/>
+      <w:lvlJc w:val="left"/>
+      <w:pPr>
+        <w:ind w:left="5029" w:hanging="360"/>
+      </w:pPr>
+      <w:rPr>
+        <w:rFonts w:ascii="Wingdings" w:hAnsi="Wingdings" w:hint="default"/>
+      </w:rPr>
+    </w:lvl>
+    <w:lvl w:ilvl="6" w:tplc="04190001" w:tentative="1">
+      <w:start w:val="1"/>
+      <w:numFmt w:val="bullet"/>
+      <w:lvlText w:val=""/>
+      <w:lvlJc w:val="left"/>
+      <w:pPr>
+        <w:ind w:left="5749" w:hanging="360"/>
+      </w:pPr>
+      <w:rPr>
+        <w:rFonts w:ascii="Symbol" w:hAnsi="Symbol" w:hint="default"/>
+      </w:rPr>
+    </w:lvl>
+    <w:lvl w:ilvl="7" w:tplc="04190003" w:tentative="1">
+      <w:start w:val="1"/>
+      <w:numFmt w:val="bullet"/>
+      <w:lvlText w:val="o"/>
+      <w:lvlJc w:val="left"/>
+      <w:pPr>
+        <w:ind w:left="6469" w:hanging="360"/>
+      </w:pPr>
+      <w:rPr>
+        <w:rFonts w:ascii="Courier New" w:hAnsi="Courier New" w:cs="Courier New" w:hint="default"/>
+      </w:rPr>
+    </w:lvl>
+    <w:lvl w:ilvl="8" w:tplc="04190005" w:tentative="1">
+      <w:start w:val="1"/>
+      <w:numFmt w:val="bullet"/>
+      <w:lvlText w:val=""/>
+      <w:lvlJc w:val="left"/>
+      <w:pPr>
+        <w:ind w:left="7189" w:hanging="360"/>
+      </w:pPr>
+      <w:rPr>
+        <w:rFonts w:ascii="Wingdings" w:hAnsi="Wingdings" w:hint="default"/>
+      </w:rPr>
+    </w:lvl>
+  </w:abstractNum>
+  <w:abstractNum w:abstractNumId="6" w15:restartNumberingAfterBreak="0">
+    <w:nsid w:val="5EE95F11"/>
+    <w:multiLevelType w:val="hybridMultilevel"/>
+    <w:tmpl w:val="8EF25E2C"/>
+    <w:lvl w:ilvl="0" w:tplc="18524E42">
+      <w:start w:val="1"/>
+      <w:numFmt w:val="decimal"/>
+      <w:lvlText w:val="%1."/>
+      <w:lvlJc w:val="left"/>
+      <w:pPr>
+        <w:ind w:left="1069" w:hanging="360"/>
+      </w:pPr>
+      <w:rPr>
+        <w:rFonts w:hint="default"/>
+      </w:rPr>
+    </w:lvl>
+    <w:lvl w:ilvl="1" w:tplc="04190019" w:tentative="1">
+      <w:start w:val="1"/>
+      <w:numFmt w:val="lowerLetter"/>
+      <w:lvlText w:val="%2."/>
+      <w:lvlJc w:val="left"/>
+      <w:pPr>
+        <w:ind w:left="1789" w:hanging="360"/>
+      </w:pPr>
+    </w:lvl>
+    <w:lvl w:ilvl="2" w:tplc="0419001B" w:tentative="1">
+      <w:start w:val="1"/>
+      <w:numFmt w:val="lowerRoman"/>
+      <w:lvlText w:val="%3."/>
+      <w:lvlJc w:val="right"/>
+      <w:pPr>
+        <w:ind w:left="2509" w:hanging="180"/>
+      </w:pPr>
+    </w:lvl>
+    <w:lvl w:ilvl="3" w:tplc="0419000F" w:tentative="1">
+      <w:start w:val="1"/>
+      <w:numFmt w:val="decimal"/>
+      <w:lvlText w:val="%4."/>
+      <w:lvlJc w:val="left"/>
+      <w:pPr>
+        <w:ind w:left="3229" w:hanging="360"/>
+      </w:pPr>
+    </w:lvl>
+    <w:lvl w:ilvl="4" w:tplc="04190019" w:tentative="1">
+      <w:start w:val="1"/>
+      <w:numFmt w:val="lowerLetter"/>
+      <w:lvlText w:val="%5."/>
+      <w:lvlJc w:val="left"/>
+      <w:pPr>
+        <w:ind w:left="3949" w:hanging="360"/>
+      </w:pPr>
+    </w:lvl>
+    <w:lvl w:ilvl="5" w:tplc="0419001B" w:tentative="1">
+      <w:start w:val="1"/>
+      <w:numFmt w:val="lowerRoman"/>
+      <w:lvlText w:val="%6."/>
+      <w:lvlJc w:val="right"/>
+      <w:pPr>
+        <w:ind w:left="4669" w:hanging="180"/>
+      </w:pPr>
+    </w:lvl>
+    <w:lvl w:ilvl="6" w:tplc="0419000F" w:tentative="1">
+      <w:start w:val="1"/>
+      <w:numFmt w:val="decimal"/>
+      <w:lvlText w:val="%7."/>
+      <w:lvlJc w:val="left"/>
+      <w:pPr>
+        <w:ind w:left="5389" w:hanging="360"/>
+      </w:pPr>
+    </w:lvl>
+    <w:lvl w:ilvl="7" w:tplc="04190019" w:tentative="1">
+      <w:start w:val="1"/>
+      <w:numFmt w:val="lowerLetter"/>
+      <w:lvlText w:val="%8."/>
+      <w:lvlJc w:val="left"/>
+      <w:pPr>
+        <w:ind w:left="6109" w:hanging="360"/>
+      </w:pPr>
+    </w:lvl>
+    <w:lvl w:ilvl="8" w:tplc="0419001B" w:tentative="1">
+      <w:start w:val="1"/>
+      <w:numFmt w:val="lowerRoman"/>
+      <w:lvlText w:val="%9."/>
+      <w:lvlJc w:val="right"/>
+      <w:pPr>
+        <w:ind w:left="6829" w:hanging="180"/>
+      </w:pPr>
+    </w:lvl>
+  </w:abstractNum>
+  <w:num w:numId="1" w16cid:durableId="344527566">
+    <w:abstractNumId w:val="0"/>
+  </w:num>
+  <w:num w:numId="2" w16cid:durableId="1817649899">
+    <w:abstractNumId w:val="5"/>
+  </w:num>
+  <w:num w:numId="3" w16cid:durableId="1173373436">
+    <w:abstractNumId w:val="2"/>
+  </w:num>
+  <w:num w:numId="4" w16cid:durableId="266350250">
+    <w:abstractNumId w:val="1"/>
+  </w:num>
+  <w:num w:numId="5" w16cid:durableId="1895386371">
+    <w:abstractNumId w:val="3"/>
+  </w:num>
+  <w:num w:numId="6" w16cid:durableId="1867982396">
+    <w:abstractNumId w:val="6"/>
+  </w:num>
+  <w:num w:numId="7" w16cid:durableId="863178132">
+    <w:abstractNumId w:val="4"/>
+  </w:num>
+</w:numbering>
 </file>
 
 <file path=word/styles.xml><?xml version="1.0" encoding="utf-8"?>
